--- a/reports/r0008.docx
+++ b/reports/r0008.docx
@@ -45,7 +45,7 @@
           <w:color w:val="000000"/>
           <w:sz w:val="21"/>
         </w:rPr>
-        <w:t>■ 昆明经济总量在云南省稳居第一，人均GDP约9.89万元、人均经济实力居全省前列，经济增速由3.40%回升至4.20%、动能边际改善；固定资产投资连续负增长（最新-9.90%），经济动能仍有待修复。【待补充：昆明市的行政与战略定位、支柱产业及龙头企业（数据库未覆盖，需人工补充）】</w:t>
+        <w:t>■ 昆明作为云南省省会，经济总量在云南省稳居第一，人均GDP约9.89万元、人均经济实力居全省前列，经济增速由3.40%回升至4.20%、动能边际改善；固定资产投资连续负增长（最新-9.90%），经济动能仍有待修复。</w:t>
       </w:r>
     </w:p>
     <w:p>
@@ -75,7 +75,7 @@
           <w:color w:val="000000"/>
           <w:sz w:val="21"/>
         </w:rPr>
-        <w:t>产业结构方面，2025年昆明市三次产业结构为4.1:28.7:67.2。【待补充：支柱产业、主要龙头企业、对外贸易等定性描述（数据库未覆盖）】</w:t>
+        <w:t>产业结构方面，2025年昆明市三次产业结构为4.1:28.7:67.2，以烟草、有色冶金、生物医药、旅游为支柱，聚集云南中烟等企业，是面向南亚东南亚的门户城市。</w:t>
       </w:r>
     </w:p>
     <w:p>

--- a/reports/r0008.docx
+++ b/reports/r0008.docx
@@ -15,7 +15,7 @@
           <w:color w:val="000000"/>
           <w:sz w:val="28"/>
         </w:rPr>
-        <w:t>昆明市信用评级报告(区域部分)</w:t>
+        <w:t>太原市信用评级报告(区域部分)</w:t>
       </w:r>
     </w:p>
     <w:p>
@@ -45,7 +45,7 @@
           <w:color w:val="000000"/>
           <w:sz w:val="21"/>
         </w:rPr>
-        <w:t>■ 昆明作为云南省省会，经济总量在云南省稳居第一，人均GDP约9.89万元、人均经济实力居全省前列，经济增速由3.40%回升至4.20%、动能边际改善；固定资产投资连续负增长（最新-9.90%），经济动能仍有待修复。</w:t>
+        <w:t>■ 太原作为山西省省会，经济总量在山西省稳居第一，人均GDP约9.75万元、人均经济实力居全省前列，重工业与能源特征明显、转型升级持续推进。</w:t>
       </w:r>
     </w:p>
     <w:p>
@@ -60,7 +60,7 @@
           <w:color w:val="000000"/>
           <w:sz w:val="21"/>
         </w:rPr>
-        <w:t>昆明市2023、2024、2025年地区生产总值分别为7,984.79亿元、8,257.64亿元、8,637.45亿元，同比增长3.40%、3.90%、4.20%。截至2025年末，全市常住人口874.40万人，人均GDP约9.89万元。</w:t>
+        <w:t>太原市为山西省省会，是中部地区重要的能源、重工业基地和综合交通枢纽。2023、2024、2025年，太原市地区生产总值分别为5,494.84亿元、5,418.87亿元、5,382.45亿元，同比增长3.70%、1.20%、1.30%，由3.70%回落至1.30%、有所放缓。截至2025年末，全市常住人口552.61万人，人均GDP约9.75万元。</w:t>
       </w:r>
     </w:p>
     <w:p>
@@ -75,7 +75,7 @@
           <w:color w:val="000000"/>
           <w:sz w:val="21"/>
         </w:rPr>
-        <w:t>产业结构方面，2025年昆明市三次产业结构为4.1:28.7:67.2，以烟草、有色冶金、生物医药、旅游为支柱，聚集云南中烟等企业，是面向南亚东南亚的门户城市。</w:t>
+        <w:t>产业结构方面，2025年太原市三次产业结构为0.9:28:71.1，以钢铁、煤化工、装备制造、新材料为支柱，聚集太钢（不锈钢）、太重等企业，正推进资源型经济转型。</w:t>
       </w:r>
     </w:p>
     <w:p>
@@ -90,7 +90,7 @@
           <w:color w:val="000000"/>
           <w:sz w:val="21"/>
         </w:rPr>
-        <w:t>2023、2024、2025年固定资产投资增速分别为-24.90%、-12.02%、-9.90%，2025年社会消费品零售总额3,817.69亿元，进出口总额230.23亿美元。</w:t>
+        <w:t>经济动能方面，2023、2024、2025年太原市固定资产投资增速分别为-18.30%、0.50%、-18.00%，在房地产投资承压、部分大型项目接续不足的背景下有所走弱；2025年社会消费品零售总额2,365.53亿元，进出口总额124.85亿美元。</w:t>
       </w:r>
     </w:p>
     <w:p>
@@ -106,7 +106,7 @@
           <w:color w:val="000000"/>
           <w:sz w:val="21"/>
         </w:rPr>
-        <w:t>图表：2025年云南省各地级市主要经济指标对比</w:t>
+        <w:t>图表：2025年山西省各地级市主要经济指标对比</w:t>
       </w:r>
     </w:p>
     <w:tbl>
@@ -362,7 +362,7 @@
                 <w:color w:val="000000"/>
                 <w:sz w:val="18"/>
               </w:rPr>
-              <w:t>昆明市</w:t>
+              <w:t>太原市</w:t>
             </w:r>
           </w:p>
         </w:tc>
@@ -391,7 +391,7 @@
                 <w:color w:val="000000"/>
                 <w:sz w:val="18"/>
               </w:rPr>
-              <w:t>8,637.45</w:t>
+              <w:t>5,382.45</w:t>
             </w:r>
           </w:p>
         </w:tc>
@@ -420,7 +420,7 @@
                 <w:color w:val="000000"/>
                 <w:sz w:val="18"/>
               </w:rPr>
-              <w:t>9.89</w:t>
+              <w:t>9.75</w:t>
             </w:r>
           </w:p>
         </w:tc>
@@ -449,7 +449,7 @@
                 <w:color w:val="000000"/>
                 <w:sz w:val="18"/>
               </w:rPr>
-              <w:t>4.20%</w:t>
+              <w:t>1.30%</w:t>
             </w:r>
           </w:p>
         </w:tc>
@@ -478,7 +478,7 @@
                 <w:color w:val="000000"/>
                 <w:sz w:val="18"/>
               </w:rPr>
-              <w:t>4.1:28.7:67.2</w:t>
+              <w:t>0.9:28:71.1</w:t>
             </w:r>
           </w:p>
         </w:tc>
@@ -507,7 +507,7 @@
                 <w:color w:val="000000"/>
                 <w:sz w:val="18"/>
               </w:rPr>
-              <w:t>575.00</w:t>
+              <w:t>443.07</w:t>
             </w:r>
           </w:p>
         </w:tc>
@@ -536,7 +536,7 @@
                 <w:color w:val="000000"/>
                 <w:sz w:val="18"/>
               </w:rPr>
-              <w:t>874.40</w:t>
+              <w:t>552.61</w:t>
             </w:r>
           </w:p>
         </w:tc>
@@ -567,7 +567,7 @@
                 <w:color w:val="000000"/>
                 <w:sz w:val="18"/>
               </w:rPr>
-              <w:t>曲靖市</w:t>
+              <w:t>吕梁市</w:t>
             </w:r>
           </w:p>
         </w:tc>
@@ -596,7 +596,7 @@
                 <w:color w:val="000000"/>
                 <w:sz w:val="18"/>
               </w:rPr>
-              <w:t>3,777.60</w:t>
+              <w:t>2,575.02</w:t>
             </w:r>
           </w:p>
         </w:tc>
@@ -625,7 +625,7 @@
                 <w:color w:val="000000"/>
                 <w:sz w:val="18"/>
               </w:rPr>
-              <w:t>6.74</w:t>
+              <w:t>7.81</w:t>
             </w:r>
           </w:p>
         </w:tc>
@@ -654,7 +654,7 @@
                 <w:color w:val="000000"/>
                 <w:sz w:val="18"/>
               </w:rPr>
-              <w:t>3.50%</w:t>
+              <w:t>3.40%</w:t>
             </w:r>
           </w:p>
         </w:tc>
@@ -683,7 +683,7 @@
                 <w:color w:val="000000"/>
                 <w:sz w:val="18"/>
               </w:rPr>
-              <w:t>14.3:34:51.7</w:t>
+              <w:t>4.24:54.52:41.24</w:t>
             </w:r>
           </w:p>
         </w:tc>
@@ -712,7 +712,7 @@
                 <w:color w:val="000000"/>
                 <w:sz w:val="18"/>
               </w:rPr>
-              <w:t>164.21</w:t>
+              <w:t>278.26</w:t>
             </w:r>
           </w:p>
         </w:tc>
@@ -741,7 +741,7 @@
                 <w:color w:val="000000"/>
                 <w:sz w:val="18"/>
               </w:rPr>
-              <w:t>558.30</w:t>
+              <w:t>328.08</w:t>
             </w:r>
           </w:p>
         </w:tc>
@@ -772,7 +772,7 @@
                 <w:color w:val="000000"/>
                 <w:sz w:val="18"/>
               </w:rPr>
-              <w:t>红河哈尼族彝族自治州</w:t>
+              <w:t>长治市</w:t>
             </w:r>
           </w:p>
         </w:tc>
@@ -801,7 +801,7 @@
                 <w:color w:val="000000"/>
                 <w:sz w:val="18"/>
               </w:rPr>
-              <w:t>3,154.52</w:t>
+              <w:t>2,558.30</w:t>
             </w:r>
           </w:p>
         </w:tc>
@@ -830,7 +830,7 @@
                 <w:color w:val="000000"/>
                 <w:sz w:val="18"/>
               </w:rPr>
-              <w:t>—</w:t>
+              <w:t>8.32</w:t>
             </w:r>
           </w:p>
         </w:tc>
@@ -859,7 +859,7 @@
                 <w:color w:val="000000"/>
                 <w:sz w:val="18"/>
               </w:rPr>
-              <w:t>5.50%</w:t>
+              <w:t>4.30%</w:t>
             </w:r>
           </w:p>
         </w:tc>
@@ -888,7 +888,7 @@
                 <w:color w:val="000000"/>
                 <w:sz w:val="18"/>
               </w:rPr>
-              <w:t>13:35:52</w:t>
+              <w:t xml:space="preserve"> </w:t>
             </w:r>
           </w:p>
         </w:tc>
@@ -917,7 +917,7 @@
                 <w:color w:val="000000"/>
                 <w:sz w:val="18"/>
               </w:rPr>
-              <w:t>153.95</w:t>
+              <w:t>215.70</w:t>
             </w:r>
           </w:p>
         </w:tc>
@@ -946,7 +946,7 @@
                 <w:color w:val="000000"/>
                 <w:sz w:val="18"/>
               </w:rPr>
-              <w:t>—</w:t>
+              <w:t>307.50</w:t>
             </w:r>
           </w:p>
         </w:tc>
@@ -977,7 +977,7 @@
                 <w:color w:val="000000"/>
                 <w:sz w:val="18"/>
               </w:rPr>
-              <w:t>玉溪市</w:t>
+              <w:t>临汾市</w:t>
             </w:r>
           </w:p>
         </w:tc>
@@ -1006,7 +1006,7 @@
                 <w:color w:val="000000"/>
                 <w:sz w:val="18"/>
               </w:rPr>
-              <w:t>2,688.30</w:t>
+              <w:t>2,513.80</w:t>
             </w:r>
           </w:p>
         </w:tc>
@@ -1035,7 +1035,1442 @@
                 <w:color w:val="000000"/>
                 <w:sz w:val="18"/>
               </w:rPr>
-              <w:t>11.89</w:t>
+              <w:t>6.54</w:t>
+            </w:r>
+          </w:p>
+        </w:tc>
+        <w:tc>
+          <w:tcPr>
+            <w:tcW w:type="dxa" w:w="1344"/>
+            <w:vAlign w:val="center"/>
+            <w:tcBorders>
+              <w:top w:val="single" w:sz="4" w:color="A6A6A6"/>
+              <w:left w:val="single" w:sz="4" w:color="A6A6A6"/>
+              <w:bottom w:val="single" w:sz="4" w:color="A6A6A6"/>
+              <w:right w:val="single" w:sz="4" w:color="A6A6A6"/>
+            </w:tcBorders>
+          </w:tcPr>
+          <w:p>
+            <w:pPr>
+              <w:spacing w:before="0" w:after="0" w:line="276" w:lineRule="auto"/>
+              <w:ind w:firstLine="0"/>
+              <w:jc w:val="center"/>
+            </w:pPr>
+            <w:r/>
+            <w:r>
+              <w:rPr>
+                <w:rFonts w:ascii="Times New Roman" w:hAnsi="Times New Roman" w:eastAsia="楷体"/>
+                <w:b w:val="0"/>
+                <w:color w:val="000000"/>
+                <w:sz w:val="18"/>
+              </w:rPr>
+              <w:t>7.00%</w:t>
+            </w:r>
+          </w:p>
+        </w:tc>
+        <w:tc>
+          <w:tcPr>
+            <w:tcW w:type="dxa" w:w="1344"/>
+            <w:vAlign w:val="center"/>
+            <w:tcBorders>
+              <w:top w:val="single" w:sz="4" w:color="A6A6A6"/>
+              <w:left w:val="single" w:sz="4" w:color="A6A6A6"/>
+              <w:bottom w:val="single" w:sz="4" w:color="A6A6A6"/>
+              <w:right w:val="single" w:sz="4" w:color="A6A6A6"/>
+            </w:tcBorders>
+          </w:tcPr>
+          <w:p>
+            <w:pPr>
+              <w:spacing w:before="0" w:after="0" w:line="276" w:lineRule="auto"/>
+              <w:ind w:firstLine="0"/>
+              <w:jc w:val="center"/>
+            </w:pPr>
+            <w:r/>
+            <w:r>
+              <w:rPr>
+                <w:rFonts w:ascii="Times New Roman" w:hAnsi="Times New Roman" w:eastAsia="楷体"/>
+                <w:b w:val="0"/>
+                <w:color w:val="000000"/>
+                <w:sz w:val="18"/>
+              </w:rPr>
+              <w:t>7.9:40.9:51.2</w:t>
+            </w:r>
+          </w:p>
+        </w:tc>
+        <w:tc>
+          <w:tcPr>
+            <w:tcW w:type="dxa" w:w="1344"/>
+            <w:vAlign w:val="center"/>
+            <w:tcBorders>
+              <w:top w:val="single" w:sz="4" w:color="A6A6A6"/>
+              <w:left w:val="single" w:sz="4" w:color="A6A6A6"/>
+              <w:bottom w:val="single" w:sz="4" w:color="A6A6A6"/>
+              <w:right w:val="single" w:sz="4" w:color="A6A6A6"/>
+            </w:tcBorders>
+          </w:tcPr>
+          <w:p>
+            <w:pPr>
+              <w:spacing w:before="0" w:after="0" w:line="276" w:lineRule="auto"/>
+              <w:ind w:firstLine="0"/>
+              <w:jc w:val="center"/>
+            </w:pPr>
+            <w:r/>
+            <w:r>
+              <w:rPr>
+                <w:rFonts w:ascii="Times New Roman" w:hAnsi="Times New Roman" w:eastAsia="楷体"/>
+                <w:b w:val="0"/>
+                <w:color w:val="000000"/>
+                <w:sz w:val="18"/>
+              </w:rPr>
+              <w:t>162.79</w:t>
+            </w:r>
+          </w:p>
+        </w:tc>
+        <w:tc>
+          <w:tcPr>
+            <w:tcW w:type="dxa" w:w="1344"/>
+            <w:vAlign w:val="center"/>
+            <w:tcBorders>
+              <w:top w:val="single" w:sz="4" w:color="A6A6A6"/>
+              <w:left w:val="single" w:sz="4" w:color="A6A6A6"/>
+              <w:bottom w:val="single" w:sz="4" w:color="A6A6A6"/>
+              <w:right w:val="single" w:sz="4" w:color="A6A6A6"/>
+            </w:tcBorders>
+          </w:tcPr>
+          <w:p>
+            <w:pPr>
+              <w:spacing w:before="0" w:after="0" w:line="276" w:lineRule="auto"/>
+              <w:ind w:firstLine="0"/>
+              <w:jc w:val="center"/>
+            </w:pPr>
+            <w:r/>
+            <w:r>
+              <w:rPr>
+                <w:rFonts w:ascii="Times New Roman" w:hAnsi="Times New Roman" w:eastAsia="楷体"/>
+                <w:b w:val="0"/>
+                <w:color w:val="000000"/>
+                <w:sz w:val="18"/>
+              </w:rPr>
+              <w:t>383.14</w:t>
+            </w:r>
+          </w:p>
+        </w:tc>
+      </w:tr>
+      <w:tr>
+        <w:tc>
+          <w:tcPr>
+            <w:tcW w:type="dxa" w:w="1344"/>
+            <w:vAlign w:val="center"/>
+            <w:tcBorders>
+              <w:top w:val="single" w:sz="4" w:color="A6A6A6"/>
+              <w:left w:val="single" w:sz="4" w:color="A6A6A6"/>
+              <w:bottom w:val="single" w:sz="4" w:color="A6A6A6"/>
+              <w:right w:val="single" w:sz="4" w:color="A6A6A6"/>
+            </w:tcBorders>
+          </w:tcPr>
+          <w:p>
+            <w:pPr>
+              <w:spacing w:before="0" w:after="0" w:line="276" w:lineRule="auto"/>
+              <w:ind w:firstLine="0"/>
+              <w:jc w:val="left"/>
+            </w:pPr>
+            <w:r/>
+            <w:r>
+              <w:rPr>
+                <w:rFonts w:ascii="Times New Roman" w:hAnsi="Times New Roman" w:eastAsia="楷体"/>
+                <w:b w:val="0"/>
+                <w:color w:val="000000"/>
+                <w:sz w:val="18"/>
+              </w:rPr>
+              <w:t>晋中市</w:t>
+            </w:r>
+          </w:p>
+        </w:tc>
+        <w:tc>
+          <w:tcPr>
+            <w:tcW w:type="dxa" w:w="1344"/>
+            <w:vAlign w:val="center"/>
+            <w:tcBorders>
+              <w:top w:val="single" w:sz="4" w:color="A6A6A6"/>
+              <w:left w:val="single" w:sz="4" w:color="A6A6A6"/>
+              <w:bottom w:val="single" w:sz="4" w:color="A6A6A6"/>
+              <w:right w:val="single" w:sz="4" w:color="A6A6A6"/>
+            </w:tcBorders>
+          </w:tcPr>
+          <w:p>
+            <w:pPr>
+              <w:spacing w:before="0" w:after="0" w:line="276" w:lineRule="auto"/>
+              <w:ind w:firstLine="0"/>
+              <w:jc w:val="center"/>
+            </w:pPr>
+            <w:r/>
+            <w:r>
+              <w:rPr>
+                <w:rFonts w:ascii="Times New Roman" w:hAnsi="Times New Roman" w:eastAsia="楷体"/>
+                <w:b w:val="0"/>
+                <w:color w:val="000000"/>
+                <w:sz w:val="18"/>
+              </w:rPr>
+              <w:t>2,462.60</w:t>
+            </w:r>
+          </w:p>
+        </w:tc>
+        <w:tc>
+          <w:tcPr>
+            <w:tcW w:type="dxa" w:w="1344"/>
+            <w:vAlign w:val="center"/>
+            <w:tcBorders>
+              <w:top w:val="single" w:sz="4" w:color="A6A6A6"/>
+              <w:left w:val="single" w:sz="4" w:color="A6A6A6"/>
+              <w:bottom w:val="single" w:sz="4" w:color="A6A6A6"/>
+              <w:right w:val="single" w:sz="4" w:color="A6A6A6"/>
+            </w:tcBorders>
+          </w:tcPr>
+          <w:p>
+            <w:pPr>
+              <w:spacing w:before="0" w:after="0" w:line="276" w:lineRule="auto"/>
+              <w:ind w:firstLine="0"/>
+              <w:jc w:val="center"/>
+            </w:pPr>
+            <w:r/>
+            <w:r>
+              <w:rPr>
+                <w:rFonts w:ascii="Times New Roman" w:hAnsi="Times New Roman" w:eastAsia="楷体"/>
+                <w:b w:val="0"/>
+                <w:color w:val="000000"/>
+                <w:sz w:val="18"/>
+              </w:rPr>
+              <w:t>7.43</w:t>
+            </w:r>
+          </w:p>
+        </w:tc>
+        <w:tc>
+          <w:tcPr>
+            <w:tcW w:type="dxa" w:w="1344"/>
+            <w:vAlign w:val="center"/>
+            <w:tcBorders>
+              <w:top w:val="single" w:sz="4" w:color="A6A6A6"/>
+              <w:left w:val="single" w:sz="4" w:color="A6A6A6"/>
+              <w:bottom w:val="single" w:sz="4" w:color="A6A6A6"/>
+              <w:right w:val="single" w:sz="4" w:color="A6A6A6"/>
+            </w:tcBorders>
+          </w:tcPr>
+          <w:p>
+            <w:pPr>
+              <w:spacing w:before="0" w:after="0" w:line="276" w:lineRule="auto"/>
+              <w:ind w:firstLine="0"/>
+              <w:jc w:val="center"/>
+            </w:pPr>
+            <w:r/>
+            <w:r>
+              <w:rPr>
+                <w:rFonts w:ascii="Times New Roman" w:hAnsi="Times New Roman" w:eastAsia="楷体"/>
+                <w:b w:val="0"/>
+                <w:color w:val="000000"/>
+                <w:sz w:val="18"/>
+              </w:rPr>
+              <w:t>4.50%</w:t>
+            </w:r>
+          </w:p>
+        </w:tc>
+        <w:tc>
+          <w:tcPr>
+            <w:tcW w:type="dxa" w:w="1344"/>
+            <w:vAlign w:val="center"/>
+            <w:tcBorders>
+              <w:top w:val="single" w:sz="4" w:color="A6A6A6"/>
+              <w:left w:val="single" w:sz="4" w:color="A6A6A6"/>
+              <w:bottom w:val="single" w:sz="4" w:color="A6A6A6"/>
+              <w:right w:val="single" w:sz="4" w:color="A6A6A6"/>
+            </w:tcBorders>
+          </w:tcPr>
+          <w:p>
+            <w:pPr>
+              <w:spacing w:before="0" w:after="0" w:line="276" w:lineRule="auto"/>
+              <w:ind w:firstLine="0"/>
+              <w:jc w:val="center"/>
+            </w:pPr>
+            <w:r/>
+            <w:r>
+              <w:rPr>
+                <w:rFonts w:ascii="Times New Roman" w:hAnsi="Times New Roman" w:eastAsia="楷体"/>
+                <w:b w:val="0"/>
+                <w:color w:val="000000"/>
+                <w:sz w:val="18"/>
+              </w:rPr>
+              <w:t>6.1:39.7:54.2</w:t>
+            </w:r>
+          </w:p>
+        </w:tc>
+        <w:tc>
+          <w:tcPr>
+            <w:tcW w:type="dxa" w:w="1344"/>
+            <w:vAlign w:val="center"/>
+            <w:tcBorders>
+              <w:top w:val="single" w:sz="4" w:color="A6A6A6"/>
+              <w:left w:val="single" w:sz="4" w:color="A6A6A6"/>
+              <w:bottom w:val="single" w:sz="4" w:color="A6A6A6"/>
+              <w:right w:val="single" w:sz="4" w:color="A6A6A6"/>
+            </w:tcBorders>
+          </w:tcPr>
+          <w:p>
+            <w:pPr>
+              <w:spacing w:before="0" w:after="0" w:line="276" w:lineRule="auto"/>
+              <w:ind w:firstLine="0"/>
+              <w:jc w:val="center"/>
+            </w:pPr>
+            <w:r/>
+            <w:r>
+              <w:rPr>
+                <w:rFonts w:ascii="Times New Roman" w:hAnsi="Times New Roman" w:eastAsia="楷体"/>
+                <w:b w:val="0"/>
+                <w:color w:val="000000"/>
+                <w:sz w:val="18"/>
+              </w:rPr>
+              <w:t>185.14</w:t>
+            </w:r>
+          </w:p>
+        </w:tc>
+        <w:tc>
+          <w:tcPr>
+            <w:tcW w:type="dxa" w:w="1344"/>
+            <w:vAlign w:val="center"/>
+            <w:tcBorders>
+              <w:top w:val="single" w:sz="4" w:color="A6A6A6"/>
+              <w:left w:val="single" w:sz="4" w:color="A6A6A6"/>
+              <w:bottom w:val="single" w:sz="4" w:color="A6A6A6"/>
+              <w:right w:val="single" w:sz="4" w:color="A6A6A6"/>
+            </w:tcBorders>
+          </w:tcPr>
+          <w:p>
+            <w:pPr>
+              <w:spacing w:before="0" w:after="0" w:line="276" w:lineRule="auto"/>
+              <w:ind w:firstLine="0"/>
+              <w:jc w:val="center"/>
+            </w:pPr>
+            <w:r/>
+            <w:r>
+              <w:rPr>
+                <w:rFonts w:ascii="Times New Roman" w:hAnsi="Times New Roman" w:eastAsia="楷体"/>
+                <w:b w:val="0"/>
+                <w:color w:val="000000"/>
+                <w:sz w:val="18"/>
+              </w:rPr>
+              <w:t>329.45</w:t>
+            </w:r>
+          </w:p>
+        </w:tc>
+      </w:tr>
+      <w:tr>
+        <w:tc>
+          <w:tcPr>
+            <w:tcW w:type="dxa" w:w="1344"/>
+            <w:vAlign w:val="center"/>
+            <w:tcBorders>
+              <w:top w:val="single" w:sz="4" w:color="A6A6A6"/>
+              <w:left w:val="single" w:sz="4" w:color="A6A6A6"/>
+              <w:bottom w:val="single" w:sz="4" w:color="A6A6A6"/>
+              <w:right w:val="single" w:sz="4" w:color="A6A6A6"/>
+            </w:tcBorders>
+          </w:tcPr>
+          <w:p>
+            <w:pPr>
+              <w:spacing w:before="0" w:after="0" w:line="276" w:lineRule="auto"/>
+              <w:ind w:firstLine="0"/>
+              <w:jc w:val="left"/>
+            </w:pPr>
+            <w:r/>
+            <w:r>
+              <w:rPr>
+                <w:rFonts w:ascii="Times New Roman" w:hAnsi="Times New Roman" w:eastAsia="楷体"/>
+                <w:b w:val="0"/>
+                <w:color w:val="000000"/>
+                <w:sz w:val="18"/>
+              </w:rPr>
+              <w:t>晋城市</w:t>
+            </w:r>
+          </w:p>
+        </w:tc>
+        <w:tc>
+          <w:tcPr>
+            <w:tcW w:type="dxa" w:w="1344"/>
+            <w:vAlign w:val="center"/>
+            <w:tcBorders>
+              <w:top w:val="single" w:sz="4" w:color="A6A6A6"/>
+              <w:left w:val="single" w:sz="4" w:color="A6A6A6"/>
+              <w:bottom w:val="single" w:sz="4" w:color="A6A6A6"/>
+              <w:right w:val="single" w:sz="4" w:color="A6A6A6"/>
+            </w:tcBorders>
+          </w:tcPr>
+          <w:p>
+            <w:pPr>
+              <w:spacing w:before="0" w:after="0" w:line="276" w:lineRule="auto"/>
+              <w:ind w:firstLine="0"/>
+              <w:jc w:val="center"/>
+            </w:pPr>
+            <w:r/>
+            <w:r>
+              <w:rPr>
+                <w:rFonts w:ascii="Times New Roman" w:hAnsi="Times New Roman" w:eastAsia="楷体"/>
+                <w:b w:val="0"/>
+                <w:color w:val="000000"/>
+                <w:sz w:val="18"/>
+              </w:rPr>
+              <w:t>2,429.90</w:t>
+            </w:r>
+          </w:p>
+        </w:tc>
+        <w:tc>
+          <w:tcPr>
+            <w:tcW w:type="dxa" w:w="1344"/>
+            <w:vAlign w:val="center"/>
+            <w:tcBorders>
+              <w:top w:val="single" w:sz="4" w:color="A6A6A6"/>
+              <w:left w:val="single" w:sz="4" w:color="A6A6A6"/>
+              <w:bottom w:val="single" w:sz="4" w:color="A6A6A6"/>
+              <w:right w:val="single" w:sz="4" w:color="A6A6A6"/>
+            </w:tcBorders>
+          </w:tcPr>
+          <w:p>
+            <w:pPr>
+              <w:spacing w:before="0" w:after="0" w:line="276" w:lineRule="auto"/>
+              <w:ind w:firstLine="0"/>
+              <w:jc w:val="center"/>
+            </w:pPr>
+            <w:r/>
+            <w:r>
+              <w:rPr>
+                <w:rFonts w:ascii="Times New Roman" w:hAnsi="Times New Roman" w:eastAsia="楷体"/>
+                <w:b w:val="0"/>
+                <w:color w:val="000000"/>
+                <w:sz w:val="18"/>
+              </w:rPr>
+              <w:t>11.28</w:t>
+            </w:r>
+          </w:p>
+        </w:tc>
+        <w:tc>
+          <w:tcPr>
+            <w:tcW w:type="dxa" w:w="1344"/>
+            <w:vAlign w:val="center"/>
+            <w:tcBorders>
+              <w:top w:val="single" w:sz="4" w:color="A6A6A6"/>
+              <w:left w:val="single" w:sz="4" w:color="A6A6A6"/>
+              <w:bottom w:val="single" w:sz="4" w:color="A6A6A6"/>
+              <w:right w:val="single" w:sz="4" w:color="A6A6A6"/>
+            </w:tcBorders>
+          </w:tcPr>
+          <w:p>
+            <w:pPr>
+              <w:spacing w:before="0" w:after="0" w:line="276" w:lineRule="auto"/>
+              <w:ind w:firstLine="0"/>
+              <w:jc w:val="center"/>
+            </w:pPr>
+            <w:r/>
+            <w:r>
+              <w:rPr>
+                <w:rFonts w:ascii="Times New Roman" w:hAnsi="Times New Roman" w:eastAsia="楷体"/>
+                <w:b w:val="0"/>
+                <w:color w:val="000000"/>
+                <w:sz w:val="18"/>
+              </w:rPr>
+              <w:t>6.30%</w:t>
+            </w:r>
+          </w:p>
+        </w:tc>
+        <w:tc>
+          <w:tcPr>
+            <w:tcW w:type="dxa" w:w="1344"/>
+            <w:vAlign w:val="center"/>
+            <w:tcBorders>
+              <w:top w:val="single" w:sz="4" w:color="A6A6A6"/>
+              <w:left w:val="single" w:sz="4" w:color="A6A6A6"/>
+              <w:bottom w:val="single" w:sz="4" w:color="A6A6A6"/>
+              <w:right w:val="single" w:sz="4" w:color="A6A6A6"/>
+            </w:tcBorders>
+          </w:tcPr>
+          <w:p>
+            <w:pPr>
+              <w:spacing w:before="0" w:after="0" w:line="276" w:lineRule="auto"/>
+              <w:ind w:firstLine="0"/>
+              <w:jc w:val="center"/>
+            </w:pPr>
+            <w:r/>
+            <w:r>
+              <w:rPr>
+                <w:rFonts w:ascii="Times New Roman" w:hAnsi="Times New Roman" w:eastAsia="楷体"/>
+                <w:b w:val="0"/>
+                <w:color w:val="000000"/>
+                <w:sz w:val="18"/>
+              </w:rPr>
+              <w:t>3.2:55.4:41.4</w:t>
+            </w:r>
+          </w:p>
+        </w:tc>
+        <w:tc>
+          <w:tcPr>
+            <w:tcW w:type="dxa" w:w="1344"/>
+            <w:vAlign w:val="center"/>
+            <w:tcBorders>
+              <w:top w:val="single" w:sz="4" w:color="A6A6A6"/>
+              <w:left w:val="single" w:sz="4" w:color="A6A6A6"/>
+              <w:bottom w:val="single" w:sz="4" w:color="A6A6A6"/>
+              <w:right w:val="single" w:sz="4" w:color="A6A6A6"/>
+            </w:tcBorders>
+          </w:tcPr>
+          <w:p>
+            <w:pPr>
+              <w:spacing w:before="0" w:after="0" w:line="276" w:lineRule="auto"/>
+              <w:ind w:firstLine="0"/>
+              <w:jc w:val="center"/>
+            </w:pPr>
+            <w:r/>
+            <w:r>
+              <w:rPr>
+                <w:rFonts w:ascii="Times New Roman" w:hAnsi="Times New Roman" w:eastAsia="楷体"/>
+                <w:b w:val="0"/>
+                <w:color w:val="000000"/>
+                <w:sz w:val="18"/>
+              </w:rPr>
+              <w:t>230.58</w:t>
+            </w:r>
+          </w:p>
+        </w:tc>
+        <w:tc>
+          <w:tcPr>
+            <w:tcW w:type="dxa" w:w="1344"/>
+            <w:vAlign w:val="center"/>
+            <w:tcBorders>
+              <w:top w:val="single" w:sz="4" w:color="A6A6A6"/>
+              <w:left w:val="single" w:sz="4" w:color="A6A6A6"/>
+              <w:bottom w:val="single" w:sz="4" w:color="A6A6A6"/>
+              <w:right w:val="single" w:sz="4" w:color="A6A6A6"/>
+            </w:tcBorders>
+          </w:tcPr>
+          <w:p>
+            <w:pPr>
+              <w:spacing w:before="0" w:after="0" w:line="276" w:lineRule="auto"/>
+              <w:ind w:firstLine="0"/>
+              <w:jc w:val="center"/>
+            </w:pPr>
+            <w:r/>
+            <w:r>
+              <w:rPr>
+                <w:rFonts w:ascii="Times New Roman" w:hAnsi="Times New Roman" w:eastAsia="楷体"/>
+                <w:b w:val="0"/>
+                <w:color w:val="000000"/>
+                <w:sz w:val="18"/>
+              </w:rPr>
+              <w:t>215.00</w:t>
+            </w:r>
+          </w:p>
+        </w:tc>
+      </w:tr>
+      <w:tr>
+        <w:tc>
+          <w:tcPr>
+            <w:tcW w:type="dxa" w:w="1344"/>
+            <w:vAlign w:val="center"/>
+            <w:tcBorders>
+              <w:top w:val="single" w:sz="4" w:color="A6A6A6"/>
+              <w:left w:val="single" w:sz="4" w:color="A6A6A6"/>
+              <w:bottom w:val="single" w:sz="4" w:color="A6A6A6"/>
+              <w:right w:val="single" w:sz="4" w:color="A6A6A6"/>
+            </w:tcBorders>
+          </w:tcPr>
+          <w:p>
+            <w:pPr>
+              <w:spacing w:before="0" w:after="0" w:line="276" w:lineRule="auto"/>
+              <w:ind w:firstLine="0"/>
+              <w:jc w:val="left"/>
+            </w:pPr>
+            <w:r/>
+            <w:r>
+              <w:rPr>
+                <w:rFonts w:ascii="Times New Roman" w:hAnsi="Times New Roman" w:eastAsia="楷体"/>
+                <w:b w:val="0"/>
+                <w:color w:val="000000"/>
+                <w:sz w:val="18"/>
+              </w:rPr>
+              <w:t>运城市</w:t>
+            </w:r>
+          </w:p>
+        </w:tc>
+        <w:tc>
+          <w:tcPr>
+            <w:tcW w:type="dxa" w:w="1344"/>
+            <w:vAlign w:val="center"/>
+            <w:tcBorders>
+              <w:top w:val="single" w:sz="4" w:color="A6A6A6"/>
+              <w:left w:val="single" w:sz="4" w:color="A6A6A6"/>
+              <w:bottom w:val="single" w:sz="4" w:color="A6A6A6"/>
+              <w:right w:val="single" w:sz="4" w:color="A6A6A6"/>
+            </w:tcBorders>
+          </w:tcPr>
+          <w:p>
+            <w:pPr>
+              <w:spacing w:before="0" w:after="0" w:line="276" w:lineRule="auto"/>
+              <w:ind w:firstLine="0"/>
+              <w:jc w:val="center"/>
+            </w:pPr>
+            <w:r/>
+            <w:r>
+              <w:rPr>
+                <w:rFonts w:ascii="Times New Roman" w:hAnsi="Times New Roman" w:eastAsia="楷体"/>
+                <w:b w:val="0"/>
+                <w:color w:val="000000"/>
+                <w:sz w:val="18"/>
+              </w:rPr>
+              <w:t>2,248.00</w:t>
+            </w:r>
+          </w:p>
+        </w:tc>
+        <w:tc>
+          <w:tcPr>
+            <w:tcW w:type="dxa" w:w="1344"/>
+            <w:vAlign w:val="center"/>
+            <w:tcBorders>
+              <w:top w:val="single" w:sz="4" w:color="A6A6A6"/>
+              <w:left w:val="single" w:sz="4" w:color="A6A6A6"/>
+              <w:bottom w:val="single" w:sz="4" w:color="A6A6A6"/>
+              <w:right w:val="single" w:sz="4" w:color="A6A6A6"/>
+            </w:tcBorders>
+          </w:tcPr>
+          <w:p>
+            <w:pPr>
+              <w:spacing w:before="0" w:after="0" w:line="276" w:lineRule="auto"/>
+              <w:ind w:firstLine="0"/>
+              <w:jc w:val="center"/>
+            </w:pPr>
+            <w:r/>
+            <w:r>
+              <w:rPr>
+                <w:rFonts w:ascii="Times New Roman" w:hAnsi="Times New Roman" w:eastAsia="楷体"/>
+                <w:b w:val="0"/>
+                <w:color w:val="000000"/>
+                <w:sz w:val="18"/>
+              </w:rPr>
+              <w:t>4.85</w:t>
+            </w:r>
+          </w:p>
+        </w:tc>
+        <w:tc>
+          <w:tcPr>
+            <w:tcW w:type="dxa" w:w="1344"/>
+            <w:vAlign w:val="center"/>
+            <w:tcBorders>
+              <w:top w:val="single" w:sz="4" w:color="A6A6A6"/>
+              <w:left w:val="single" w:sz="4" w:color="A6A6A6"/>
+              <w:bottom w:val="single" w:sz="4" w:color="A6A6A6"/>
+              <w:right w:val="single" w:sz="4" w:color="A6A6A6"/>
+            </w:tcBorders>
+          </w:tcPr>
+          <w:p>
+            <w:pPr>
+              <w:spacing w:before="0" w:after="0" w:line="276" w:lineRule="auto"/>
+              <w:ind w:firstLine="0"/>
+              <w:jc w:val="center"/>
+            </w:pPr>
+            <w:r/>
+            <w:r>
+              <w:rPr>
+                <w:rFonts w:ascii="Times New Roman" w:hAnsi="Times New Roman" w:eastAsia="楷体"/>
+                <w:b w:val="0"/>
+                <w:color w:val="000000"/>
+                <w:sz w:val="18"/>
+              </w:rPr>
+              <w:t>6.00%</w:t>
+            </w:r>
+          </w:p>
+        </w:tc>
+        <w:tc>
+          <w:tcPr>
+            <w:tcW w:type="dxa" w:w="1344"/>
+            <w:vAlign w:val="center"/>
+            <w:tcBorders>
+              <w:top w:val="single" w:sz="4" w:color="A6A6A6"/>
+              <w:left w:val="single" w:sz="4" w:color="A6A6A6"/>
+              <w:bottom w:val="single" w:sz="4" w:color="A6A6A6"/>
+              <w:right w:val="single" w:sz="4" w:color="A6A6A6"/>
+            </w:tcBorders>
+          </w:tcPr>
+          <w:p>
+            <w:pPr>
+              <w:spacing w:before="0" w:after="0" w:line="276" w:lineRule="auto"/>
+              <w:ind w:firstLine="0"/>
+              <w:jc w:val="center"/>
+            </w:pPr>
+            <w:r/>
+            <w:r>
+              <w:rPr>
+                <w:rFonts w:ascii="Times New Roman" w:hAnsi="Times New Roman" w:eastAsia="楷体"/>
+                <w:b w:val="0"/>
+                <w:color w:val="000000"/>
+                <w:sz w:val="18"/>
+              </w:rPr>
+              <w:t>16.4:32.3:51.3</w:t>
+            </w:r>
+          </w:p>
+        </w:tc>
+        <w:tc>
+          <w:tcPr>
+            <w:tcW w:type="dxa" w:w="1344"/>
+            <w:vAlign w:val="center"/>
+            <w:tcBorders>
+              <w:top w:val="single" w:sz="4" w:color="A6A6A6"/>
+              <w:left w:val="single" w:sz="4" w:color="A6A6A6"/>
+              <w:bottom w:val="single" w:sz="4" w:color="A6A6A6"/>
+              <w:right w:val="single" w:sz="4" w:color="A6A6A6"/>
+            </w:tcBorders>
+          </w:tcPr>
+          <w:p>
+            <w:pPr>
+              <w:spacing w:before="0" w:after="0" w:line="276" w:lineRule="auto"/>
+              <w:ind w:firstLine="0"/>
+              <w:jc w:val="center"/>
+            </w:pPr>
+            <w:r/>
+            <w:r>
+              <w:rPr>
+                <w:rFonts w:ascii="Times New Roman" w:hAnsi="Times New Roman" w:eastAsia="楷体"/>
+                <w:b w:val="0"/>
+                <w:color w:val="000000"/>
+                <w:sz w:val="18"/>
+              </w:rPr>
+              <w:t>115.07</w:t>
+            </w:r>
+          </w:p>
+        </w:tc>
+        <w:tc>
+          <w:tcPr>
+            <w:tcW w:type="dxa" w:w="1344"/>
+            <w:vAlign w:val="center"/>
+            <w:tcBorders>
+              <w:top w:val="single" w:sz="4" w:color="A6A6A6"/>
+              <w:left w:val="single" w:sz="4" w:color="A6A6A6"/>
+              <w:bottom w:val="single" w:sz="4" w:color="A6A6A6"/>
+              <w:right w:val="single" w:sz="4" w:color="A6A6A6"/>
+            </w:tcBorders>
+          </w:tcPr>
+          <w:p>
+            <w:pPr>
+              <w:spacing w:before="0" w:after="0" w:line="276" w:lineRule="auto"/>
+              <w:ind w:firstLine="0"/>
+              <w:jc w:val="center"/>
+            </w:pPr>
+            <w:r/>
+            <w:r>
+              <w:rPr>
+                <w:rFonts w:ascii="Times New Roman" w:hAnsi="Times New Roman" w:eastAsia="楷体"/>
+                <w:b w:val="0"/>
+                <w:color w:val="000000"/>
+                <w:sz w:val="18"/>
+              </w:rPr>
+              <w:t>463.23</w:t>
+            </w:r>
+          </w:p>
+        </w:tc>
+      </w:tr>
+      <w:tr>
+        <w:tc>
+          <w:tcPr>
+            <w:tcW w:type="dxa" w:w="1344"/>
+            <w:vAlign w:val="center"/>
+            <w:tcBorders>
+              <w:top w:val="single" w:sz="4" w:color="A6A6A6"/>
+              <w:left w:val="single" w:sz="4" w:color="A6A6A6"/>
+              <w:bottom w:val="single" w:sz="4" w:color="A6A6A6"/>
+              <w:right w:val="single" w:sz="4" w:color="A6A6A6"/>
+            </w:tcBorders>
+          </w:tcPr>
+          <w:p>
+            <w:pPr>
+              <w:spacing w:before="0" w:after="0" w:line="276" w:lineRule="auto"/>
+              <w:ind w:firstLine="0"/>
+              <w:jc w:val="left"/>
+            </w:pPr>
+            <w:r/>
+            <w:r>
+              <w:rPr>
+                <w:rFonts w:ascii="Times New Roman" w:hAnsi="Times New Roman" w:eastAsia="楷体"/>
+                <w:b w:val="0"/>
+                <w:color w:val="000000"/>
+                <w:sz w:val="18"/>
+              </w:rPr>
+              <w:t>大同市</w:t>
+            </w:r>
+          </w:p>
+        </w:tc>
+        <w:tc>
+          <w:tcPr>
+            <w:tcW w:type="dxa" w:w="1344"/>
+            <w:vAlign w:val="center"/>
+            <w:tcBorders>
+              <w:top w:val="single" w:sz="4" w:color="A6A6A6"/>
+              <w:left w:val="single" w:sz="4" w:color="A6A6A6"/>
+              <w:bottom w:val="single" w:sz="4" w:color="A6A6A6"/>
+              <w:right w:val="single" w:sz="4" w:color="A6A6A6"/>
+            </w:tcBorders>
+          </w:tcPr>
+          <w:p>
+            <w:pPr>
+              <w:spacing w:before="0" w:after="0" w:line="276" w:lineRule="auto"/>
+              <w:ind w:firstLine="0"/>
+              <w:jc w:val="center"/>
+            </w:pPr>
+            <w:r/>
+            <w:r>
+              <w:rPr>
+                <w:rFonts w:ascii="Times New Roman" w:hAnsi="Times New Roman" w:eastAsia="楷体"/>
+                <w:b w:val="0"/>
+                <w:color w:val="000000"/>
+                <w:sz w:val="18"/>
+              </w:rPr>
+              <w:t>1,815.00</w:t>
+            </w:r>
+          </w:p>
+        </w:tc>
+        <w:tc>
+          <w:tcPr>
+            <w:tcW w:type="dxa" w:w="1344"/>
+            <w:vAlign w:val="center"/>
+            <w:tcBorders>
+              <w:top w:val="single" w:sz="4" w:color="A6A6A6"/>
+              <w:left w:val="single" w:sz="4" w:color="A6A6A6"/>
+              <w:bottom w:val="single" w:sz="4" w:color="A6A6A6"/>
+              <w:right w:val="single" w:sz="4" w:color="A6A6A6"/>
+            </w:tcBorders>
+          </w:tcPr>
+          <w:p>
+            <w:pPr>
+              <w:spacing w:before="0" w:after="0" w:line="276" w:lineRule="auto"/>
+              <w:ind w:firstLine="0"/>
+              <w:jc w:val="center"/>
+            </w:pPr>
+            <w:r/>
+            <w:r>
+              <w:rPr>
+                <w:rFonts w:ascii="Times New Roman" w:hAnsi="Times New Roman" w:eastAsia="楷体"/>
+                <w:b w:val="0"/>
+                <w:color w:val="000000"/>
+                <w:sz w:val="18"/>
+              </w:rPr>
+              <w:t>5.96</w:t>
+            </w:r>
+          </w:p>
+        </w:tc>
+        <w:tc>
+          <w:tcPr>
+            <w:tcW w:type="dxa" w:w="1344"/>
+            <w:vAlign w:val="center"/>
+            <w:tcBorders>
+              <w:top w:val="single" w:sz="4" w:color="A6A6A6"/>
+              <w:left w:val="single" w:sz="4" w:color="A6A6A6"/>
+              <w:bottom w:val="single" w:sz="4" w:color="A6A6A6"/>
+              <w:right w:val="single" w:sz="4" w:color="A6A6A6"/>
+            </w:tcBorders>
+          </w:tcPr>
+          <w:p>
+            <w:pPr>
+              <w:spacing w:before="0" w:after="0" w:line="276" w:lineRule="auto"/>
+              <w:ind w:firstLine="0"/>
+              <w:jc w:val="center"/>
+            </w:pPr>
+            <w:r/>
+            <w:r>
+              <w:rPr>
+                <w:rFonts w:ascii="Times New Roman" w:hAnsi="Times New Roman" w:eastAsia="楷体"/>
+                <w:b w:val="0"/>
+                <w:color w:val="000000"/>
+                <w:sz w:val="18"/>
+              </w:rPr>
+              <w:t>3.20%</w:t>
+            </w:r>
+          </w:p>
+        </w:tc>
+        <w:tc>
+          <w:tcPr>
+            <w:tcW w:type="dxa" w:w="1344"/>
+            <w:vAlign w:val="center"/>
+            <w:tcBorders>
+              <w:top w:val="single" w:sz="4" w:color="A6A6A6"/>
+              <w:left w:val="single" w:sz="4" w:color="A6A6A6"/>
+              <w:bottom w:val="single" w:sz="4" w:color="A6A6A6"/>
+              <w:right w:val="single" w:sz="4" w:color="A6A6A6"/>
+            </w:tcBorders>
+          </w:tcPr>
+          <w:p>
+            <w:pPr>
+              <w:spacing w:before="0" w:after="0" w:line="276" w:lineRule="auto"/>
+              <w:ind w:firstLine="0"/>
+              <w:jc w:val="center"/>
+            </w:pPr>
+            <w:r/>
+            <w:r>
+              <w:rPr>
+                <w:rFonts w:ascii="Times New Roman" w:hAnsi="Times New Roman" w:eastAsia="楷体"/>
+                <w:b w:val="0"/>
+                <w:color w:val="000000"/>
+                <w:sz w:val="18"/>
+              </w:rPr>
+              <w:t>6.6:31.4:62</w:t>
+            </w:r>
+          </w:p>
+        </w:tc>
+        <w:tc>
+          <w:tcPr>
+            <w:tcW w:type="dxa" w:w="1344"/>
+            <w:vAlign w:val="center"/>
+            <w:tcBorders>
+              <w:top w:val="single" w:sz="4" w:color="A6A6A6"/>
+              <w:left w:val="single" w:sz="4" w:color="A6A6A6"/>
+              <w:bottom w:val="single" w:sz="4" w:color="A6A6A6"/>
+              <w:right w:val="single" w:sz="4" w:color="A6A6A6"/>
+            </w:tcBorders>
+          </w:tcPr>
+          <w:p>
+            <w:pPr>
+              <w:spacing w:before="0" w:after="0" w:line="276" w:lineRule="auto"/>
+              <w:ind w:firstLine="0"/>
+              <w:jc w:val="center"/>
+            </w:pPr>
+            <w:r/>
+            <w:r>
+              <w:rPr>
+                <w:rFonts w:ascii="Times New Roman" w:hAnsi="Times New Roman" w:eastAsia="楷体"/>
+                <w:b w:val="0"/>
+                <w:color w:val="000000"/>
+                <w:sz w:val="18"/>
+              </w:rPr>
+              <w:t>175.39</w:t>
+            </w:r>
+          </w:p>
+        </w:tc>
+        <w:tc>
+          <w:tcPr>
+            <w:tcW w:type="dxa" w:w="1344"/>
+            <w:vAlign w:val="center"/>
+            <w:tcBorders>
+              <w:top w:val="single" w:sz="4" w:color="A6A6A6"/>
+              <w:left w:val="single" w:sz="4" w:color="A6A6A6"/>
+              <w:bottom w:val="single" w:sz="4" w:color="A6A6A6"/>
+              <w:right w:val="single" w:sz="4" w:color="A6A6A6"/>
+            </w:tcBorders>
+          </w:tcPr>
+          <w:p>
+            <w:pPr>
+              <w:spacing w:before="0" w:after="0" w:line="276" w:lineRule="auto"/>
+              <w:ind w:firstLine="0"/>
+              <w:jc w:val="center"/>
+            </w:pPr>
+            <w:r/>
+            <w:r>
+              <w:rPr>
+                <w:rFonts w:ascii="Times New Roman" w:hAnsi="Times New Roman" w:eastAsia="楷体"/>
+                <w:b w:val="0"/>
+                <w:color w:val="000000"/>
+                <w:sz w:val="18"/>
+              </w:rPr>
+              <w:t>304.43</w:t>
+            </w:r>
+          </w:p>
+        </w:tc>
+      </w:tr>
+      <w:tr>
+        <w:tc>
+          <w:tcPr>
+            <w:tcW w:type="dxa" w:w="1344"/>
+            <w:vAlign w:val="center"/>
+            <w:tcBorders>
+              <w:top w:val="single" w:sz="4" w:color="A6A6A6"/>
+              <w:left w:val="single" w:sz="4" w:color="A6A6A6"/>
+              <w:bottom w:val="single" w:sz="4" w:color="A6A6A6"/>
+              <w:right w:val="single" w:sz="4" w:color="A6A6A6"/>
+            </w:tcBorders>
+          </w:tcPr>
+          <w:p>
+            <w:pPr>
+              <w:spacing w:before="0" w:after="0" w:line="276" w:lineRule="auto"/>
+              <w:ind w:firstLine="0"/>
+              <w:jc w:val="left"/>
+            </w:pPr>
+            <w:r/>
+            <w:r>
+              <w:rPr>
+                <w:rFonts w:ascii="Times New Roman" w:hAnsi="Times New Roman" w:eastAsia="楷体"/>
+                <w:b w:val="0"/>
+                <w:color w:val="000000"/>
+                <w:sz w:val="18"/>
+              </w:rPr>
+              <w:t>忻州市</w:t>
+            </w:r>
+          </w:p>
+        </w:tc>
+        <w:tc>
+          <w:tcPr>
+            <w:tcW w:type="dxa" w:w="1344"/>
+            <w:vAlign w:val="center"/>
+            <w:tcBorders>
+              <w:top w:val="single" w:sz="4" w:color="A6A6A6"/>
+              <w:left w:val="single" w:sz="4" w:color="A6A6A6"/>
+              <w:bottom w:val="single" w:sz="4" w:color="A6A6A6"/>
+              <w:right w:val="single" w:sz="4" w:color="A6A6A6"/>
+            </w:tcBorders>
+          </w:tcPr>
+          <w:p>
+            <w:pPr>
+              <w:spacing w:before="0" w:after="0" w:line="276" w:lineRule="auto"/>
+              <w:ind w:firstLine="0"/>
+              <w:jc w:val="center"/>
+            </w:pPr>
+            <w:r/>
+            <w:r>
+              <w:rPr>
+                <w:rFonts w:ascii="Times New Roman" w:hAnsi="Times New Roman" w:eastAsia="楷体"/>
+                <w:b w:val="0"/>
+                <w:color w:val="000000"/>
+                <w:sz w:val="18"/>
+              </w:rPr>
+              <w:t>1,330.40</w:t>
+            </w:r>
+          </w:p>
+        </w:tc>
+        <w:tc>
+          <w:tcPr>
+            <w:tcW w:type="dxa" w:w="1344"/>
+            <w:vAlign w:val="center"/>
+            <w:tcBorders>
+              <w:top w:val="single" w:sz="4" w:color="A6A6A6"/>
+              <w:left w:val="single" w:sz="4" w:color="A6A6A6"/>
+              <w:bottom w:val="single" w:sz="4" w:color="A6A6A6"/>
+              <w:right w:val="single" w:sz="4" w:color="A6A6A6"/>
+            </w:tcBorders>
+          </w:tcPr>
+          <w:p>
+            <w:pPr>
+              <w:spacing w:before="0" w:after="0" w:line="276" w:lineRule="auto"/>
+              <w:ind w:firstLine="0"/>
+              <w:jc w:val="center"/>
+            </w:pPr>
+            <w:r/>
+            <w:r>
+              <w:rPr>
+                <w:rFonts w:ascii="Times New Roman" w:hAnsi="Times New Roman" w:eastAsia="楷体"/>
+                <w:b w:val="0"/>
+                <w:color w:val="000000"/>
+                <w:sz w:val="18"/>
+              </w:rPr>
+              <w:t>5.15</w:t>
+            </w:r>
+          </w:p>
+        </w:tc>
+        <w:tc>
+          <w:tcPr>
+            <w:tcW w:type="dxa" w:w="1344"/>
+            <w:vAlign w:val="center"/>
+            <w:tcBorders>
+              <w:top w:val="single" w:sz="4" w:color="A6A6A6"/>
+              <w:left w:val="single" w:sz="4" w:color="A6A6A6"/>
+              <w:bottom w:val="single" w:sz="4" w:color="A6A6A6"/>
+              <w:right w:val="single" w:sz="4" w:color="A6A6A6"/>
+            </w:tcBorders>
+          </w:tcPr>
+          <w:p>
+            <w:pPr>
+              <w:spacing w:before="0" w:after="0" w:line="276" w:lineRule="auto"/>
+              <w:ind w:firstLine="0"/>
+              <w:jc w:val="center"/>
+            </w:pPr>
+            <w:r/>
+            <w:r>
+              <w:rPr>
+                <w:rFonts w:ascii="Times New Roman" w:hAnsi="Times New Roman" w:eastAsia="楷体"/>
+                <w:b w:val="0"/>
+                <w:color w:val="000000"/>
+                <w:sz w:val="18"/>
+              </w:rPr>
+              <w:t>3.00%</w:t>
+            </w:r>
+          </w:p>
+        </w:tc>
+        <w:tc>
+          <w:tcPr>
+            <w:tcW w:type="dxa" w:w="1344"/>
+            <w:vAlign w:val="center"/>
+            <w:tcBorders>
+              <w:top w:val="single" w:sz="4" w:color="A6A6A6"/>
+              <w:left w:val="single" w:sz="4" w:color="A6A6A6"/>
+              <w:bottom w:val="single" w:sz="4" w:color="A6A6A6"/>
+              <w:right w:val="single" w:sz="4" w:color="A6A6A6"/>
+            </w:tcBorders>
+          </w:tcPr>
+          <w:p>
+            <w:pPr>
+              <w:spacing w:before="0" w:after="0" w:line="276" w:lineRule="auto"/>
+              <w:ind w:firstLine="0"/>
+              <w:jc w:val="center"/>
+            </w:pPr>
+            <w:r/>
+            <w:r>
+              <w:rPr>
+                <w:rFonts w:ascii="Times New Roman" w:hAnsi="Times New Roman" w:eastAsia="楷体"/>
+                <w:b w:val="0"/>
+                <w:color w:val="000000"/>
+                <w:sz w:val="18"/>
+              </w:rPr>
+              <w:t>8.8:37.3:53.9</w:t>
+            </w:r>
+          </w:p>
+        </w:tc>
+        <w:tc>
+          <w:tcPr>
+            <w:tcW w:type="dxa" w:w="1344"/>
+            <w:vAlign w:val="center"/>
+            <w:tcBorders>
+              <w:top w:val="single" w:sz="4" w:color="A6A6A6"/>
+              <w:left w:val="single" w:sz="4" w:color="A6A6A6"/>
+              <w:bottom w:val="single" w:sz="4" w:color="A6A6A6"/>
+              <w:right w:val="single" w:sz="4" w:color="A6A6A6"/>
+            </w:tcBorders>
+          </w:tcPr>
+          <w:p>
+            <w:pPr>
+              <w:spacing w:before="0" w:after="0" w:line="276" w:lineRule="auto"/>
+              <w:ind w:firstLine="0"/>
+              <w:jc w:val="center"/>
+            </w:pPr>
+            <w:r/>
+            <w:r>
+              <w:rPr>
+                <w:rFonts w:ascii="Times New Roman" w:hAnsi="Times New Roman" w:eastAsia="楷体"/>
+                <w:b w:val="0"/>
+                <w:color w:val="000000"/>
+                <w:sz w:val="18"/>
+              </w:rPr>
+              <w:t>148.17</w:t>
+            </w:r>
+          </w:p>
+        </w:tc>
+        <w:tc>
+          <w:tcPr>
+            <w:tcW w:type="dxa" w:w="1344"/>
+            <w:vAlign w:val="center"/>
+            <w:tcBorders>
+              <w:top w:val="single" w:sz="4" w:color="A6A6A6"/>
+              <w:left w:val="single" w:sz="4" w:color="A6A6A6"/>
+              <w:bottom w:val="single" w:sz="4" w:color="A6A6A6"/>
+              <w:right w:val="single" w:sz="4" w:color="A6A6A6"/>
+            </w:tcBorders>
+          </w:tcPr>
+          <w:p>
+            <w:pPr>
+              <w:spacing w:before="0" w:after="0" w:line="276" w:lineRule="auto"/>
+              <w:ind w:firstLine="0"/>
+              <w:jc w:val="center"/>
+            </w:pPr>
+            <w:r/>
+            <w:r>
+              <w:rPr>
+                <w:rFonts w:ascii="Times New Roman" w:hAnsi="Times New Roman" w:eastAsia="楷体"/>
+                <w:b w:val="0"/>
+                <w:color w:val="000000"/>
+                <w:sz w:val="18"/>
+              </w:rPr>
+              <w:t>256.50</w:t>
+            </w:r>
+          </w:p>
+        </w:tc>
+      </w:tr>
+      <w:tr>
+        <w:tc>
+          <w:tcPr>
+            <w:tcW w:type="dxa" w:w="1344"/>
+            <w:vAlign w:val="center"/>
+            <w:tcBorders>
+              <w:top w:val="single" w:sz="4" w:color="A6A6A6"/>
+              <w:left w:val="single" w:sz="4" w:color="A6A6A6"/>
+              <w:bottom w:val="single" w:sz="4" w:color="A6A6A6"/>
+              <w:right w:val="single" w:sz="4" w:color="A6A6A6"/>
+            </w:tcBorders>
+          </w:tcPr>
+          <w:p>
+            <w:pPr>
+              <w:spacing w:before="0" w:after="0" w:line="276" w:lineRule="auto"/>
+              <w:ind w:firstLine="0"/>
+              <w:jc w:val="left"/>
+            </w:pPr>
+            <w:r/>
+            <w:r>
+              <w:rPr>
+                <w:rFonts w:ascii="Times New Roman" w:hAnsi="Times New Roman" w:eastAsia="楷体"/>
+                <w:b w:val="0"/>
+                <w:color w:val="000000"/>
+                <w:sz w:val="18"/>
+              </w:rPr>
+              <w:t>朔州市</w:t>
+            </w:r>
+          </w:p>
+        </w:tc>
+        <w:tc>
+          <w:tcPr>
+            <w:tcW w:type="dxa" w:w="1344"/>
+            <w:vAlign w:val="center"/>
+            <w:tcBorders>
+              <w:top w:val="single" w:sz="4" w:color="A6A6A6"/>
+              <w:left w:val="single" w:sz="4" w:color="A6A6A6"/>
+              <w:bottom w:val="single" w:sz="4" w:color="A6A6A6"/>
+              <w:right w:val="single" w:sz="4" w:color="A6A6A6"/>
+            </w:tcBorders>
+          </w:tcPr>
+          <w:p>
+            <w:pPr>
+              <w:spacing w:before="0" w:after="0" w:line="276" w:lineRule="auto"/>
+              <w:ind w:firstLine="0"/>
+              <w:jc w:val="center"/>
+            </w:pPr>
+            <w:r/>
+            <w:r>
+              <w:rPr>
+                <w:rFonts w:ascii="Times New Roman" w:hAnsi="Times New Roman" w:eastAsia="楷体"/>
+                <w:b w:val="0"/>
+                <w:color w:val="000000"/>
+                <w:sz w:val="18"/>
+              </w:rPr>
+              <w:t>1,303.70</w:t>
+            </w:r>
+          </w:p>
+        </w:tc>
+        <w:tc>
+          <w:tcPr>
+            <w:tcW w:type="dxa" w:w="1344"/>
+            <w:vAlign w:val="center"/>
+            <w:tcBorders>
+              <w:top w:val="single" w:sz="4" w:color="A6A6A6"/>
+              <w:left w:val="single" w:sz="4" w:color="A6A6A6"/>
+              <w:bottom w:val="single" w:sz="4" w:color="A6A6A6"/>
+              <w:right w:val="single" w:sz="4" w:color="A6A6A6"/>
+            </w:tcBorders>
+          </w:tcPr>
+          <w:p>
+            <w:pPr>
+              <w:spacing w:before="0" w:after="0" w:line="276" w:lineRule="auto"/>
+              <w:ind w:firstLine="0"/>
+              <w:jc w:val="center"/>
+            </w:pPr>
+            <w:r/>
+            <w:r>
+              <w:rPr>
+                <w:rFonts w:ascii="Times New Roman" w:hAnsi="Times New Roman" w:eastAsia="楷体"/>
+                <w:b w:val="0"/>
+                <w:color w:val="000000"/>
+                <w:sz w:val="18"/>
+              </w:rPr>
+              <w:t>8.35</w:t>
+            </w:r>
+          </w:p>
+        </w:tc>
+        <w:tc>
+          <w:tcPr>
+            <w:tcW w:type="dxa" w:w="1344"/>
+            <w:vAlign w:val="center"/>
+            <w:tcBorders>
+              <w:top w:val="single" w:sz="4" w:color="A6A6A6"/>
+              <w:left w:val="single" w:sz="4" w:color="A6A6A6"/>
+              <w:bottom w:val="single" w:sz="4" w:color="A6A6A6"/>
+              <w:right w:val="single" w:sz="4" w:color="A6A6A6"/>
+            </w:tcBorders>
+          </w:tcPr>
+          <w:p>
+            <w:pPr>
+              <w:spacing w:before="0" w:after="0" w:line="276" w:lineRule="auto"/>
+              <w:ind w:firstLine="0"/>
+              <w:jc w:val="center"/>
+            </w:pPr>
+            <w:r/>
+            <w:r>
+              <w:rPr>
+                <w:rFonts w:ascii="Times New Roman" w:hAnsi="Times New Roman" w:eastAsia="楷体"/>
+                <w:b w:val="0"/>
+                <w:color w:val="000000"/>
+                <w:sz w:val="18"/>
+              </w:rPr>
+              <w:t>2.80%</w:t>
+            </w:r>
+          </w:p>
+        </w:tc>
+        <w:tc>
+          <w:tcPr>
+            <w:tcW w:type="dxa" w:w="1344"/>
+            <w:vAlign w:val="center"/>
+            <w:tcBorders>
+              <w:top w:val="single" w:sz="4" w:color="A6A6A6"/>
+              <w:left w:val="single" w:sz="4" w:color="A6A6A6"/>
+              <w:bottom w:val="single" w:sz="4" w:color="A6A6A6"/>
+              <w:right w:val="single" w:sz="4" w:color="A6A6A6"/>
+            </w:tcBorders>
+          </w:tcPr>
+          <w:p>
+            <w:pPr>
+              <w:spacing w:before="0" w:after="0" w:line="276" w:lineRule="auto"/>
+              <w:ind w:firstLine="0"/>
+              <w:jc w:val="center"/>
+            </w:pPr>
+            <w:r/>
+            <w:r>
+              <w:rPr>
+                <w:rFonts w:ascii="Times New Roman" w:hAnsi="Times New Roman" w:eastAsia="楷体"/>
+                <w:b w:val="0"/>
+                <w:color w:val="000000"/>
+                <w:sz w:val="18"/>
+              </w:rPr>
+              <w:t>7.5:38.4:54.1</w:t>
+            </w:r>
+          </w:p>
+        </w:tc>
+        <w:tc>
+          <w:tcPr>
+            <w:tcW w:type="dxa" w:w="1344"/>
+            <w:vAlign w:val="center"/>
+            <w:tcBorders>
+              <w:top w:val="single" w:sz="4" w:color="A6A6A6"/>
+              <w:left w:val="single" w:sz="4" w:color="A6A6A6"/>
+              <w:bottom w:val="single" w:sz="4" w:color="A6A6A6"/>
+              <w:right w:val="single" w:sz="4" w:color="A6A6A6"/>
+            </w:tcBorders>
+          </w:tcPr>
+          <w:p>
+            <w:pPr>
+              <w:spacing w:before="0" w:after="0" w:line="276" w:lineRule="auto"/>
+              <w:ind w:firstLine="0"/>
+              <w:jc w:val="center"/>
+            </w:pPr>
+            <w:r/>
+            <w:r>
+              <w:rPr>
+                <w:rFonts w:ascii="Times New Roman" w:hAnsi="Times New Roman" w:eastAsia="楷体"/>
+                <w:b w:val="0"/>
+                <w:color w:val="000000"/>
+                <w:sz w:val="18"/>
+              </w:rPr>
+              <w:t>123.72</w:t>
+            </w:r>
+          </w:p>
+        </w:tc>
+        <w:tc>
+          <w:tcPr>
+            <w:tcW w:type="dxa" w:w="1344"/>
+            <w:vAlign w:val="center"/>
+            <w:tcBorders>
+              <w:top w:val="single" w:sz="4" w:color="A6A6A6"/>
+              <w:left w:val="single" w:sz="4" w:color="A6A6A6"/>
+              <w:bottom w:val="single" w:sz="4" w:color="A6A6A6"/>
+              <w:right w:val="single" w:sz="4" w:color="A6A6A6"/>
+            </w:tcBorders>
+          </w:tcPr>
+          <w:p>
+            <w:pPr>
+              <w:spacing w:before="0" w:after="0" w:line="276" w:lineRule="auto"/>
+              <w:ind w:firstLine="0"/>
+              <w:jc w:val="center"/>
+            </w:pPr>
+            <w:r/>
+            <w:r>
+              <w:rPr>
+                <w:rFonts w:ascii="Times New Roman" w:hAnsi="Times New Roman" w:eastAsia="楷体"/>
+                <w:b w:val="0"/>
+                <w:color w:val="000000"/>
+                <w:sz w:val="18"/>
+              </w:rPr>
+              <w:t>156.10</w:t>
+            </w:r>
+          </w:p>
+        </w:tc>
+      </w:tr>
+      <w:tr>
+        <w:tc>
+          <w:tcPr>
+            <w:tcW w:type="dxa" w:w="1344"/>
+            <w:vAlign w:val="center"/>
+            <w:tcBorders>
+              <w:top w:val="single" w:sz="4" w:color="A6A6A6"/>
+              <w:left w:val="single" w:sz="4" w:color="A6A6A6"/>
+              <w:bottom w:val="single" w:sz="4" w:color="A6A6A6"/>
+              <w:right w:val="single" w:sz="4" w:color="A6A6A6"/>
+            </w:tcBorders>
+          </w:tcPr>
+          <w:p>
+            <w:pPr>
+              <w:spacing w:before="0" w:after="0" w:line="276" w:lineRule="auto"/>
+              <w:ind w:firstLine="0"/>
+              <w:jc w:val="left"/>
+            </w:pPr>
+            <w:r/>
+            <w:r>
+              <w:rPr>
+                <w:rFonts w:ascii="Times New Roman" w:hAnsi="Times New Roman" w:eastAsia="楷体"/>
+                <w:b w:val="0"/>
+                <w:color w:val="000000"/>
+                <w:sz w:val="18"/>
+              </w:rPr>
+              <w:t>阳泉市</w:t>
+            </w:r>
+          </w:p>
+        </w:tc>
+        <w:tc>
+          <w:tcPr>
+            <w:tcW w:type="dxa" w:w="1344"/>
+            <w:vAlign w:val="center"/>
+            <w:tcBorders>
+              <w:top w:val="single" w:sz="4" w:color="A6A6A6"/>
+              <w:left w:val="single" w:sz="4" w:color="A6A6A6"/>
+              <w:bottom w:val="single" w:sz="4" w:color="A6A6A6"/>
+              <w:right w:val="single" w:sz="4" w:color="A6A6A6"/>
+            </w:tcBorders>
+          </w:tcPr>
+          <w:p>
+            <w:pPr>
+              <w:spacing w:before="0" w:after="0" w:line="276" w:lineRule="auto"/>
+              <w:ind w:firstLine="0"/>
+              <w:jc w:val="center"/>
+            </w:pPr>
+            <w:r/>
+            <w:r>
+              <w:rPr>
+                <w:rFonts w:ascii="Times New Roman" w:hAnsi="Times New Roman" w:eastAsia="楷体"/>
+                <w:b w:val="0"/>
+                <w:color w:val="000000"/>
+                <w:sz w:val="18"/>
+              </w:rPr>
+              <w:t>870.60</w:t>
+            </w:r>
+          </w:p>
+        </w:tc>
+        <w:tc>
+          <w:tcPr>
+            <w:tcW w:type="dxa" w:w="1344"/>
+            <w:vAlign w:val="center"/>
+            <w:tcBorders>
+              <w:top w:val="single" w:sz="4" w:color="A6A6A6"/>
+              <w:left w:val="single" w:sz="4" w:color="A6A6A6"/>
+              <w:bottom w:val="single" w:sz="4" w:color="A6A6A6"/>
+              <w:right w:val="single" w:sz="4" w:color="A6A6A6"/>
+            </w:tcBorders>
+          </w:tcPr>
+          <w:p>
+            <w:pPr>
+              <w:spacing w:before="0" w:after="0" w:line="276" w:lineRule="auto"/>
+              <w:ind w:firstLine="0"/>
+              <w:jc w:val="center"/>
+            </w:pPr>
+            <w:r/>
+            <w:r>
+              <w:rPr>
+                <w:rFonts w:ascii="Times New Roman" w:hAnsi="Times New Roman" w:eastAsia="楷体"/>
+                <w:b w:val="0"/>
+                <w:color w:val="000000"/>
+                <w:sz w:val="18"/>
+              </w:rPr>
+              <w:t>6.79</w:t>
             </w:r>
           </w:p>
         </w:tc>
@@ -1093,7 +2528,7 @@
                 <w:color w:val="000000"/>
                 <w:sz w:val="18"/>
               </w:rPr>
-              <w:t>9.66:41.36:48.98</w:t>
+              <w:t>2.1:41.1:56.8</w:t>
             </w:r>
           </w:p>
         </w:tc>
@@ -1122,7 +2557,7 @@
                 <w:color w:val="000000"/>
                 <w:sz w:val="18"/>
               </w:rPr>
-              <w:t>148.21</w:t>
+              <w:t>73.17</w:t>
             </w:r>
           </w:p>
         </w:tc>
@@ -1151,2467 +2586,7 @@
                 <w:color w:val="000000"/>
                 <w:sz w:val="18"/>
               </w:rPr>
-              <w:t>225.50</w:t>
-            </w:r>
-          </w:p>
-        </w:tc>
-      </w:tr>
-      <w:tr>
-        <w:tc>
-          <w:tcPr>
-            <w:tcW w:type="dxa" w:w="1344"/>
-            <w:vAlign w:val="center"/>
-            <w:tcBorders>
-              <w:top w:val="single" w:sz="4" w:color="A6A6A6"/>
-              <w:left w:val="single" w:sz="4" w:color="A6A6A6"/>
-              <w:bottom w:val="single" w:sz="4" w:color="A6A6A6"/>
-              <w:right w:val="single" w:sz="4" w:color="A6A6A6"/>
-            </w:tcBorders>
-          </w:tcPr>
-          <w:p>
-            <w:pPr>
-              <w:spacing w:before="0" w:after="0" w:line="276" w:lineRule="auto"/>
-              <w:ind w:firstLine="0"/>
-              <w:jc w:val="left"/>
-            </w:pPr>
-            <w:r/>
-            <w:r>
-              <w:rPr>
-                <w:rFonts w:ascii="Times New Roman" w:hAnsi="Times New Roman" w:eastAsia="楷体"/>
-                <w:b w:val="0"/>
-                <w:color w:val="000000"/>
-                <w:sz w:val="18"/>
-              </w:rPr>
-              <w:t>昭通市</w:t>
-            </w:r>
-          </w:p>
-        </w:tc>
-        <w:tc>
-          <w:tcPr>
-            <w:tcW w:type="dxa" w:w="1344"/>
-            <w:vAlign w:val="center"/>
-            <w:tcBorders>
-              <w:top w:val="single" w:sz="4" w:color="A6A6A6"/>
-              <w:left w:val="single" w:sz="4" w:color="A6A6A6"/>
-              <w:bottom w:val="single" w:sz="4" w:color="A6A6A6"/>
-              <w:right w:val="single" w:sz="4" w:color="A6A6A6"/>
-            </w:tcBorders>
-          </w:tcPr>
-          <w:p>
-            <w:pPr>
-              <w:spacing w:before="0" w:after="0" w:line="276" w:lineRule="auto"/>
-              <w:ind w:firstLine="0"/>
-              <w:jc w:val="center"/>
-            </w:pPr>
-            <w:r/>
-            <w:r>
-              <w:rPr>
-                <w:rFonts w:ascii="Times New Roman" w:hAnsi="Times New Roman" w:eastAsia="楷体"/>
-                <w:b w:val="0"/>
-                <w:color w:val="000000"/>
-                <w:sz w:val="18"/>
-              </w:rPr>
-              <w:t>2,103.40</w:t>
-            </w:r>
-          </w:p>
-        </w:tc>
-        <w:tc>
-          <w:tcPr>
-            <w:tcW w:type="dxa" w:w="1344"/>
-            <w:vAlign w:val="center"/>
-            <w:tcBorders>
-              <w:top w:val="single" w:sz="4" w:color="A6A6A6"/>
-              <w:left w:val="single" w:sz="4" w:color="A6A6A6"/>
-              <w:bottom w:val="single" w:sz="4" w:color="A6A6A6"/>
-              <w:right w:val="single" w:sz="4" w:color="A6A6A6"/>
-            </w:tcBorders>
-          </w:tcPr>
-          <w:p>
-            <w:pPr>
-              <w:spacing w:before="0" w:after="0" w:line="276" w:lineRule="auto"/>
-              <w:ind w:firstLine="0"/>
-              <w:jc w:val="center"/>
-            </w:pPr>
-            <w:r/>
-            <w:r>
-              <w:rPr>
-                <w:rFonts w:ascii="Times New Roman" w:hAnsi="Times New Roman" w:eastAsia="楷体"/>
-                <w:b w:val="0"/>
-                <w:color w:val="000000"/>
-                <w:sz w:val="18"/>
-              </w:rPr>
-              <w:t>4.38</w:t>
-            </w:r>
-          </w:p>
-        </w:tc>
-        <w:tc>
-          <w:tcPr>
-            <w:tcW w:type="dxa" w:w="1344"/>
-            <w:vAlign w:val="center"/>
-            <w:tcBorders>
-              <w:top w:val="single" w:sz="4" w:color="A6A6A6"/>
-              <w:left w:val="single" w:sz="4" w:color="A6A6A6"/>
-              <w:bottom w:val="single" w:sz="4" w:color="A6A6A6"/>
-              <w:right w:val="single" w:sz="4" w:color="A6A6A6"/>
-            </w:tcBorders>
-          </w:tcPr>
-          <w:p>
-            <w:pPr>
-              <w:spacing w:before="0" w:after="0" w:line="276" w:lineRule="auto"/>
-              <w:ind w:firstLine="0"/>
-              <w:jc w:val="center"/>
-            </w:pPr>
-            <w:r/>
-            <w:r>
-              <w:rPr>
-                <w:rFonts w:ascii="Times New Roman" w:hAnsi="Times New Roman" w:eastAsia="楷体"/>
-                <w:b w:val="0"/>
-                <w:color w:val="000000"/>
-                <w:sz w:val="18"/>
-              </w:rPr>
-              <w:t>4.60%</w:t>
-            </w:r>
-          </w:p>
-        </w:tc>
-        <w:tc>
-          <w:tcPr>
-            <w:tcW w:type="dxa" w:w="1344"/>
-            <w:vAlign w:val="center"/>
-            <w:tcBorders>
-              <w:top w:val="single" w:sz="4" w:color="A6A6A6"/>
-              <w:left w:val="single" w:sz="4" w:color="A6A6A6"/>
-              <w:bottom w:val="single" w:sz="4" w:color="A6A6A6"/>
-              <w:right w:val="single" w:sz="4" w:color="A6A6A6"/>
-            </w:tcBorders>
-          </w:tcPr>
-          <w:p>
-            <w:pPr>
-              <w:spacing w:before="0" w:after="0" w:line="276" w:lineRule="auto"/>
-              <w:ind w:firstLine="0"/>
-              <w:jc w:val="center"/>
-            </w:pPr>
-            <w:r/>
-            <w:r>
-              <w:rPr>
-                <w:rFonts w:ascii="Times New Roman" w:hAnsi="Times New Roman" w:eastAsia="楷体"/>
-                <w:b w:val="0"/>
-                <w:color w:val="000000"/>
-                <w:sz w:val="18"/>
-              </w:rPr>
-              <w:t>12.7:38.2:49.1</w:t>
-            </w:r>
-          </w:p>
-        </w:tc>
-        <w:tc>
-          <w:tcPr>
-            <w:tcW w:type="dxa" w:w="1344"/>
-            <w:vAlign w:val="center"/>
-            <w:tcBorders>
-              <w:top w:val="single" w:sz="4" w:color="A6A6A6"/>
-              <w:left w:val="single" w:sz="4" w:color="A6A6A6"/>
-              <w:bottom w:val="single" w:sz="4" w:color="A6A6A6"/>
-              <w:right w:val="single" w:sz="4" w:color="A6A6A6"/>
-            </w:tcBorders>
-          </w:tcPr>
-          <w:p>
-            <w:pPr>
-              <w:spacing w:before="0" w:after="0" w:line="276" w:lineRule="auto"/>
-              <w:ind w:firstLine="0"/>
-              <w:jc w:val="center"/>
-            </w:pPr>
-            <w:r/>
-            <w:r>
-              <w:rPr>
-                <w:rFonts w:ascii="Times New Roman" w:hAnsi="Times New Roman" w:eastAsia="楷体"/>
-                <w:b w:val="0"/>
-                <w:color w:val="000000"/>
-                <w:sz w:val="18"/>
-              </w:rPr>
-              <w:t>120.19</w:t>
-            </w:r>
-          </w:p>
-        </w:tc>
-        <w:tc>
-          <w:tcPr>
-            <w:tcW w:type="dxa" w:w="1344"/>
-            <w:vAlign w:val="center"/>
-            <w:tcBorders>
-              <w:top w:val="single" w:sz="4" w:color="A6A6A6"/>
-              <w:left w:val="single" w:sz="4" w:color="A6A6A6"/>
-              <w:bottom w:val="single" w:sz="4" w:color="A6A6A6"/>
-              <w:right w:val="single" w:sz="4" w:color="A6A6A6"/>
-            </w:tcBorders>
-          </w:tcPr>
-          <w:p>
-            <w:pPr>
-              <w:spacing w:before="0" w:after="0" w:line="276" w:lineRule="auto"/>
-              <w:ind w:firstLine="0"/>
-              <w:jc w:val="center"/>
-            </w:pPr>
-            <w:r/>
-            <w:r>
-              <w:rPr>
-                <w:rFonts w:ascii="Times New Roman" w:hAnsi="Times New Roman" w:eastAsia="楷体"/>
-                <w:b w:val="0"/>
-                <w:color w:val="000000"/>
-                <w:sz w:val="18"/>
-              </w:rPr>
-              <w:t>479.20</w:t>
-            </w:r>
-          </w:p>
-        </w:tc>
-      </w:tr>
-      <w:tr>
-        <w:tc>
-          <w:tcPr>
-            <w:tcW w:type="dxa" w:w="1344"/>
-            <w:vAlign w:val="center"/>
-            <w:tcBorders>
-              <w:top w:val="single" w:sz="4" w:color="A6A6A6"/>
-              <w:left w:val="single" w:sz="4" w:color="A6A6A6"/>
-              <w:bottom w:val="single" w:sz="4" w:color="A6A6A6"/>
-              <w:right w:val="single" w:sz="4" w:color="A6A6A6"/>
-            </w:tcBorders>
-          </w:tcPr>
-          <w:p>
-            <w:pPr>
-              <w:spacing w:before="0" w:after="0" w:line="276" w:lineRule="auto"/>
-              <w:ind w:firstLine="0"/>
-              <w:jc w:val="left"/>
-            </w:pPr>
-            <w:r/>
-            <w:r>
-              <w:rPr>
-                <w:rFonts w:ascii="Times New Roman" w:hAnsi="Times New Roman" w:eastAsia="楷体"/>
-                <w:b w:val="0"/>
-                <w:color w:val="000000"/>
-                <w:sz w:val="18"/>
-              </w:rPr>
-              <w:t>大理白族自治州</w:t>
-            </w:r>
-          </w:p>
-        </w:tc>
-        <w:tc>
-          <w:tcPr>
-            <w:tcW w:type="dxa" w:w="1344"/>
-            <w:vAlign w:val="center"/>
-            <w:tcBorders>
-              <w:top w:val="single" w:sz="4" w:color="A6A6A6"/>
-              <w:left w:val="single" w:sz="4" w:color="A6A6A6"/>
-              <w:bottom w:val="single" w:sz="4" w:color="A6A6A6"/>
-              <w:right w:val="single" w:sz="4" w:color="A6A6A6"/>
-            </w:tcBorders>
-          </w:tcPr>
-          <w:p>
-            <w:pPr>
-              <w:spacing w:before="0" w:after="0" w:line="276" w:lineRule="auto"/>
-              <w:ind w:firstLine="0"/>
-              <w:jc w:val="center"/>
-            </w:pPr>
-            <w:r/>
-            <w:r>
-              <w:rPr>
-                <w:rFonts w:ascii="Times New Roman" w:hAnsi="Times New Roman" w:eastAsia="楷体"/>
-                <w:b w:val="0"/>
-                <w:color w:val="000000"/>
-                <w:sz w:val="18"/>
-              </w:rPr>
-              <w:t>2,087.51</w:t>
-            </w:r>
-          </w:p>
-        </w:tc>
-        <w:tc>
-          <w:tcPr>
-            <w:tcW w:type="dxa" w:w="1344"/>
-            <w:vAlign w:val="center"/>
-            <w:tcBorders>
-              <w:top w:val="single" w:sz="4" w:color="A6A6A6"/>
-              <w:left w:val="single" w:sz="4" w:color="A6A6A6"/>
-              <w:bottom w:val="single" w:sz="4" w:color="A6A6A6"/>
-              <w:right w:val="single" w:sz="4" w:color="A6A6A6"/>
-            </w:tcBorders>
-          </w:tcPr>
-          <w:p>
-            <w:pPr>
-              <w:spacing w:before="0" w:after="0" w:line="276" w:lineRule="auto"/>
-              <w:ind w:firstLine="0"/>
-              <w:jc w:val="center"/>
-            </w:pPr>
-            <w:r/>
-            <w:r>
-              <w:rPr>
-                <w:rFonts w:ascii="Times New Roman" w:hAnsi="Times New Roman" w:eastAsia="楷体"/>
-                <w:b w:val="0"/>
-                <w:color w:val="000000"/>
-                <w:sz w:val="18"/>
-              </w:rPr>
-              <w:t>6.27</w:t>
-            </w:r>
-          </w:p>
-        </w:tc>
-        <w:tc>
-          <w:tcPr>
-            <w:tcW w:type="dxa" w:w="1344"/>
-            <w:vAlign w:val="center"/>
-            <w:tcBorders>
-              <w:top w:val="single" w:sz="4" w:color="A6A6A6"/>
-              <w:left w:val="single" w:sz="4" w:color="A6A6A6"/>
-              <w:bottom w:val="single" w:sz="4" w:color="A6A6A6"/>
-              <w:right w:val="single" w:sz="4" w:color="A6A6A6"/>
-            </w:tcBorders>
-          </w:tcPr>
-          <w:p>
-            <w:pPr>
-              <w:spacing w:before="0" w:after="0" w:line="276" w:lineRule="auto"/>
-              <w:ind w:firstLine="0"/>
-              <w:jc w:val="center"/>
-            </w:pPr>
-            <w:r/>
-            <w:r>
-              <w:rPr>
-                <w:rFonts w:ascii="Times New Roman" w:hAnsi="Times New Roman" w:eastAsia="楷体"/>
-                <w:b w:val="0"/>
-                <w:color w:val="000000"/>
-                <w:sz w:val="18"/>
-              </w:rPr>
-              <w:t>4.10%</w:t>
-            </w:r>
-          </w:p>
-        </w:tc>
-        <w:tc>
-          <w:tcPr>
-            <w:tcW w:type="dxa" w:w="1344"/>
-            <w:vAlign w:val="center"/>
-            <w:tcBorders>
-              <w:top w:val="single" w:sz="4" w:color="A6A6A6"/>
-              <w:left w:val="single" w:sz="4" w:color="A6A6A6"/>
-              <w:bottom w:val="single" w:sz="4" w:color="A6A6A6"/>
-              <w:right w:val="single" w:sz="4" w:color="A6A6A6"/>
-            </w:tcBorders>
-          </w:tcPr>
-          <w:p>
-            <w:pPr>
-              <w:spacing w:before="0" w:after="0" w:line="276" w:lineRule="auto"/>
-              <w:ind w:firstLine="0"/>
-              <w:jc w:val="center"/>
-            </w:pPr>
-            <w:r/>
-            <w:r>
-              <w:rPr>
-                <w:rFonts w:ascii="Times New Roman" w:hAnsi="Times New Roman" w:eastAsia="楷体"/>
-                <w:b w:val="0"/>
-                <w:color w:val="000000"/>
-                <w:sz w:val="18"/>
-              </w:rPr>
-              <w:t>20.3:27.9:51.8</w:t>
-            </w:r>
-          </w:p>
-        </w:tc>
-        <w:tc>
-          <w:tcPr>
-            <w:tcW w:type="dxa" w:w="1344"/>
-            <w:vAlign w:val="center"/>
-            <w:tcBorders>
-              <w:top w:val="single" w:sz="4" w:color="A6A6A6"/>
-              <w:left w:val="single" w:sz="4" w:color="A6A6A6"/>
-              <w:bottom w:val="single" w:sz="4" w:color="A6A6A6"/>
-              <w:right w:val="single" w:sz="4" w:color="A6A6A6"/>
-            </w:tcBorders>
-          </w:tcPr>
-          <w:p>
-            <w:pPr>
-              <w:spacing w:before="0" w:after="0" w:line="276" w:lineRule="auto"/>
-              <w:ind w:firstLine="0"/>
-              <w:jc w:val="center"/>
-            </w:pPr>
-            <w:r/>
-            <w:r>
-              <w:rPr>
-                <w:rFonts w:ascii="Times New Roman" w:hAnsi="Times New Roman" w:eastAsia="楷体"/>
-                <w:b w:val="0"/>
-                <w:color w:val="000000"/>
-                <w:sz w:val="18"/>
-              </w:rPr>
-              <w:t>108.02</w:t>
-            </w:r>
-          </w:p>
-        </w:tc>
-        <w:tc>
-          <w:tcPr>
-            <w:tcW w:type="dxa" w:w="1344"/>
-            <w:vAlign w:val="center"/>
-            <w:tcBorders>
-              <w:top w:val="single" w:sz="4" w:color="A6A6A6"/>
-              <w:left w:val="single" w:sz="4" w:color="A6A6A6"/>
-              <w:bottom w:val="single" w:sz="4" w:color="A6A6A6"/>
-              <w:right w:val="single" w:sz="4" w:color="A6A6A6"/>
-            </w:tcBorders>
-          </w:tcPr>
-          <w:p>
-            <w:pPr>
-              <w:spacing w:before="0" w:after="0" w:line="276" w:lineRule="auto"/>
-              <w:ind w:firstLine="0"/>
-              <w:jc w:val="center"/>
-            </w:pPr>
-            <w:r/>
-            <w:r>
-              <w:rPr>
-                <w:rFonts w:ascii="Times New Roman" w:hAnsi="Times New Roman" w:eastAsia="楷体"/>
-                <w:b w:val="0"/>
-                <w:color w:val="000000"/>
-                <w:sz w:val="18"/>
-              </w:rPr>
-              <w:t>332.10</w:t>
-            </w:r>
-          </w:p>
-        </w:tc>
-      </w:tr>
-      <w:tr>
-        <w:tc>
-          <w:tcPr>
-            <w:tcW w:type="dxa" w:w="1344"/>
-            <w:vAlign w:val="center"/>
-            <w:tcBorders>
-              <w:top w:val="single" w:sz="4" w:color="A6A6A6"/>
-              <w:left w:val="single" w:sz="4" w:color="A6A6A6"/>
-              <w:bottom w:val="single" w:sz="4" w:color="A6A6A6"/>
-              <w:right w:val="single" w:sz="4" w:color="A6A6A6"/>
-            </w:tcBorders>
-          </w:tcPr>
-          <w:p>
-            <w:pPr>
-              <w:spacing w:before="0" w:after="0" w:line="276" w:lineRule="auto"/>
-              <w:ind w:firstLine="0"/>
-              <w:jc w:val="left"/>
-            </w:pPr>
-            <w:r/>
-            <w:r>
-              <w:rPr>
-                <w:rFonts w:ascii="Times New Roman" w:hAnsi="Times New Roman" w:eastAsia="楷体"/>
-                <w:b w:val="0"/>
-                <w:color w:val="000000"/>
-                <w:sz w:val="18"/>
-              </w:rPr>
-              <w:t>楚雄彝族自治州</w:t>
-            </w:r>
-          </w:p>
-        </w:tc>
-        <w:tc>
-          <w:tcPr>
-            <w:tcW w:type="dxa" w:w="1344"/>
-            <w:vAlign w:val="center"/>
-            <w:tcBorders>
-              <w:top w:val="single" w:sz="4" w:color="A6A6A6"/>
-              <w:left w:val="single" w:sz="4" w:color="A6A6A6"/>
-              <w:bottom w:val="single" w:sz="4" w:color="A6A6A6"/>
-              <w:right w:val="single" w:sz="4" w:color="A6A6A6"/>
-            </w:tcBorders>
-          </w:tcPr>
-          <w:p>
-            <w:pPr>
-              <w:spacing w:before="0" w:after="0" w:line="276" w:lineRule="auto"/>
-              <w:ind w:firstLine="0"/>
-              <w:jc w:val="center"/>
-            </w:pPr>
-            <w:r/>
-            <w:r>
-              <w:rPr>
-                <w:rFonts w:ascii="Times New Roman" w:hAnsi="Times New Roman" w:eastAsia="楷体"/>
-                <w:b w:val="0"/>
-                <w:color w:val="000000"/>
-                <w:sz w:val="18"/>
-              </w:rPr>
-              <w:t>2,040.17</w:t>
-            </w:r>
-          </w:p>
-        </w:tc>
-        <w:tc>
-          <w:tcPr>
-            <w:tcW w:type="dxa" w:w="1344"/>
-            <w:vAlign w:val="center"/>
-            <w:tcBorders>
-              <w:top w:val="single" w:sz="4" w:color="A6A6A6"/>
-              <w:left w:val="single" w:sz="4" w:color="A6A6A6"/>
-              <w:bottom w:val="single" w:sz="4" w:color="A6A6A6"/>
-              <w:right w:val="single" w:sz="4" w:color="A6A6A6"/>
-            </w:tcBorders>
-          </w:tcPr>
-          <w:p>
-            <w:pPr>
-              <w:spacing w:before="0" w:after="0" w:line="276" w:lineRule="auto"/>
-              <w:ind w:firstLine="0"/>
-              <w:jc w:val="center"/>
-            </w:pPr>
-            <w:r/>
-            <w:r>
-              <w:rPr>
-                <w:rFonts w:ascii="Times New Roman" w:hAnsi="Times New Roman" w:eastAsia="楷体"/>
-                <w:b w:val="0"/>
-                <w:color w:val="000000"/>
-                <w:sz w:val="18"/>
-              </w:rPr>
-              <w:t>8.77</w:t>
-            </w:r>
-          </w:p>
-        </w:tc>
-        <w:tc>
-          <w:tcPr>
-            <w:tcW w:type="dxa" w:w="1344"/>
-            <w:vAlign w:val="center"/>
-            <w:tcBorders>
-              <w:top w:val="single" w:sz="4" w:color="A6A6A6"/>
-              <w:left w:val="single" w:sz="4" w:color="A6A6A6"/>
-              <w:bottom w:val="single" w:sz="4" w:color="A6A6A6"/>
-              <w:right w:val="single" w:sz="4" w:color="A6A6A6"/>
-            </w:tcBorders>
-          </w:tcPr>
-          <w:p>
-            <w:pPr>
-              <w:spacing w:before="0" w:after="0" w:line="276" w:lineRule="auto"/>
-              <w:ind w:firstLine="0"/>
-              <w:jc w:val="center"/>
-            </w:pPr>
-            <w:r/>
-            <w:r>
-              <w:rPr>
-                <w:rFonts w:ascii="Times New Roman" w:hAnsi="Times New Roman" w:eastAsia="楷体"/>
-                <w:b w:val="0"/>
-                <w:color w:val="000000"/>
-                <w:sz w:val="18"/>
-              </w:rPr>
-              <w:t>2.00%</w:t>
-            </w:r>
-          </w:p>
-        </w:tc>
-        <w:tc>
-          <w:tcPr>
-            <w:tcW w:type="dxa" w:w="1344"/>
-            <w:vAlign w:val="center"/>
-            <w:tcBorders>
-              <w:top w:val="single" w:sz="4" w:color="A6A6A6"/>
-              <w:left w:val="single" w:sz="4" w:color="A6A6A6"/>
-              <w:bottom w:val="single" w:sz="4" w:color="A6A6A6"/>
-              <w:right w:val="single" w:sz="4" w:color="A6A6A6"/>
-            </w:tcBorders>
-          </w:tcPr>
-          <w:p>
-            <w:pPr>
-              <w:spacing w:before="0" w:after="0" w:line="276" w:lineRule="auto"/>
-              <w:ind w:firstLine="0"/>
-              <w:jc w:val="center"/>
-            </w:pPr>
-            <w:r/>
-            <w:r>
-              <w:rPr>
-                <w:rFonts w:ascii="Times New Roman" w:hAnsi="Times New Roman" w:eastAsia="楷体"/>
-                <w:b w:val="0"/>
-                <w:color w:val="000000"/>
-                <w:sz w:val="18"/>
-              </w:rPr>
-              <w:t>18.1:38.6:43.3</w:t>
-            </w:r>
-          </w:p>
-        </w:tc>
-        <w:tc>
-          <w:tcPr>
-            <w:tcW w:type="dxa" w:w="1344"/>
-            <w:vAlign w:val="center"/>
-            <w:tcBorders>
-              <w:top w:val="single" w:sz="4" w:color="A6A6A6"/>
-              <w:left w:val="single" w:sz="4" w:color="A6A6A6"/>
-              <w:bottom w:val="single" w:sz="4" w:color="A6A6A6"/>
-              <w:right w:val="single" w:sz="4" w:color="A6A6A6"/>
-            </w:tcBorders>
-          </w:tcPr>
-          <w:p>
-            <w:pPr>
-              <w:spacing w:before="0" w:after="0" w:line="276" w:lineRule="auto"/>
-              <w:ind w:firstLine="0"/>
-              <w:jc w:val="center"/>
-            </w:pPr>
-            <w:r/>
-            <w:r>
-              <w:rPr>
-                <w:rFonts w:ascii="Times New Roman" w:hAnsi="Times New Roman" w:eastAsia="楷体"/>
-                <w:b w:val="0"/>
-                <w:color w:val="000000"/>
-                <w:sz w:val="18"/>
-              </w:rPr>
-              <w:t>107.20</w:t>
-            </w:r>
-          </w:p>
-        </w:tc>
-        <w:tc>
-          <w:tcPr>
-            <w:tcW w:type="dxa" w:w="1344"/>
-            <w:vAlign w:val="center"/>
-            <w:tcBorders>
-              <w:top w:val="single" w:sz="4" w:color="A6A6A6"/>
-              <w:left w:val="single" w:sz="4" w:color="A6A6A6"/>
-              <w:bottom w:val="single" w:sz="4" w:color="A6A6A6"/>
-              <w:right w:val="single" w:sz="4" w:color="A6A6A6"/>
-            </w:tcBorders>
-          </w:tcPr>
-          <w:p>
-            <w:pPr>
-              <w:spacing w:before="0" w:after="0" w:line="276" w:lineRule="auto"/>
-              <w:ind w:firstLine="0"/>
-              <w:jc w:val="center"/>
-            </w:pPr>
-            <w:r/>
-            <w:r>
-              <w:rPr>
-                <w:rFonts w:ascii="Times New Roman" w:hAnsi="Times New Roman" w:eastAsia="楷体"/>
-                <w:b w:val="0"/>
-                <w:color w:val="000000"/>
-                <w:sz w:val="18"/>
-              </w:rPr>
-              <w:t>232.40</w:t>
-            </w:r>
-          </w:p>
-        </w:tc>
-      </w:tr>
-      <w:tr>
-        <w:tc>
-          <w:tcPr>
-            <w:tcW w:type="dxa" w:w="1344"/>
-            <w:vAlign w:val="center"/>
-            <w:tcBorders>
-              <w:top w:val="single" w:sz="4" w:color="A6A6A6"/>
-              <w:left w:val="single" w:sz="4" w:color="A6A6A6"/>
-              <w:bottom w:val="single" w:sz="4" w:color="A6A6A6"/>
-              <w:right w:val="single" w:sz="4" w:color="A6A6A6"/>
-            </w:tcBorders>
-          </w:tcPr>
-          <w:p>
-            <w:pPr>
-              <w:spacing w:before="0" w:after="0" w:line="276" w:lineRule="auto"/>
-              <w:ind w:firstLine="0"/>
-              <w:jc w:val="left"/>
-            </w:pPr>
-            <w:r/>
-            <w:r>
-              <w:rPr>
-                <w:rFonts w:ascii="Times New Roman" w:hAnsi="Times New Roman" w:eastAsia="楷体"/>
-                <w:b w:val="0"/>
-                <w:color w:val="000000"/>
-                <w:sz w:val="18"/>
-              </w:rPr>
-              <w:t>文山壮族苗族自治州</w:t>
-            </w:r>
-          </w:p>
-        </w:tc>
-        <w:tc>
-          <w:tcPr>
-            <w:tcW w:type="dxa" w:w="1344"/>
-            <w:vAlign w:val="center"/>
-            <w:tcBorders>
-              <w:top w:val="single" w:sz="4" w:color="A6A6A6"/>
-              <w:left w:val="single" w:sz="4" w:color="A6A6A6"/>
-              <w:bottom w:val="single" w:sz="4" w:color="A6A6A6"/>
-              <w:right w:val="single" w:sz="4" w:color="A6A6A6"/>
-            </w:tcBorders>
-          </w:tcPr>
-          <w:p>
-            <w:pPr>
-              <w:spacing w:before="0" w:after="0" w:line="276" w:lineRule="auto"/>
-              <w:ind w:firstLine="0"/>
-              <w:jc w:val="center"/>
-            </w:pPr>
-            <w:r/>
-            <w:r>
-              <w:rPr>
-                <w:rFonts w:ascii="Times New Roman" w:hAnsi="Times New Roman" w:eastAsia="楷体"/>
-                <w:b w:val="0"/>
-                <w:color w:val="000000"/>
-                <w:sz w:val="18"/>
-              </w:rPr>
-              <w:t>1,632.64</w:t>
-            </w:r>
-          </w:p>
-        </w:tc>
-        <w:tc>
-          <w:tcPr>
-            <w:tcW w:type="dxa" w:w="1344"/>
-            <w:vAlign w:val="center"/>
-            <w:tcBorders>
-              <w:top w:val="single" w:sz="4" w:color="A6A6A6"/>
-              <w:left w:val="single" w:sz="4" w:color="A6A6A6"/>
-              <w:bottom w:val="single" w:sz="4" w:color="A6A6A6"/>
-              <w:right w:val="single" w:sz="4" w:color="A6A6A6"/>
-            </w:tcBorders>
-          </w:tcPr>
-          <w:p>
-            <w:pPr>
-              <w:spacing w:before="0" w:after="0" w:line="276" w:lineRule="auto"/>
-              <w:ind w:firstLine="0"/>
-              <w:jc w:val="center"/>
-            </w:pPr>
-            <w:r/>
-            <w:r>
-              <w:rPr>
-                <w:rFonts w:ascii="Times New Roman" w:hAnsi="Times New Roman" w:eastAsia="楷体"/>
-                <w:b w:val="0"/>
-                <w:color w:val="000000"/>
-                <w:sz w:val="18"/>
-              </w:rPr>
-              <w:t>4.85</w:t>
-            </w:r>
-          </w:p>
-        </w:tc>
-        <w:tc>
-          <w:tcPr>
-            <w:tcW w:type="dxa" w:w="1344"/>
-            <w:vAlign w:val="center"/>
-            <w:tcBorders>
-              <w:top w:val="single" w:sz="4" w:color="A6A6A6"/>
-              <w:left w:val="single" w:sz="4" w:color="A6A6A6"/>
-              <w:bottom w:val="single" w:sz="4" w:color="A6A6A6"/>
-              <w:right w:val="single" w:sz="4" w:color="A6A6A6"/>
-            </w:tcBorders>
-          </w:tcPr>
-          <w:p>
-            <w:pPr>
-              <w:spacing w:before="0" w:after="0" w:line="276" w:lineRule="auto"/>
-              <w:ind w:firstLine="0"/>
-              <w:jc w:val="center"/>
-            </w:pPr>
-            <w:r/>
-            <w:r>
-              <w:rPr>
-                <w:rFonts w:ascii="Times New Roman" w:hAnsi="Times New Roman" w:eastAsia="楷体"/>
-                <w:b w:val="0"/>
-                <w:color w:val="000000"/>
-                <w:sz w:val="18"/>
-              </w:rPr>
-              <w:t>5.30%</w:t>
-            </w:r>
-          </w:p>
-        </w:tc>
-        <w:tc>
-          <w:tcPr>
-            <w:tcW w:type="dxa" w:w="1344"/>
-            <w:vAlign w:val="center"/>
-            <w:tcBorders>
-              <w:top w:val="single" w:sz="4" w:color="A6A6A6"/>
-              <w:left w:val="single" w:sz="4" w:color="A6A6A6"/>
-              <w:bottom w:val="single" w:sz="4" w:color="A6A6A6"/>
-              <w:right w:val="single" w:sz="4" w:color="A6A6A6"/>
-            </w:tcBorders>
-          </w:tcPr>
-          <w:p>
-            <w:pPr>
-              <w:spacing w:before="0" w:after="0" w:line="276" w:lineRule="auto"/>
-              <w:ind w:firstLine="0"/>
-              <w:jc w:val="center"/>
-            </w:pPr>
-            <w:r/>
-            <w:r>
-              <w:rPr>
-                <w:rFonts w:ascii="Times New Roman" w:hAnsi="Times New Roman" w:eastAsia="楷体"/>
-                <w:b w:val="0"/>
-                <w:color w:val="000000"/>
-                <w:sz w:val="18"/>
-              </w:rPr>
-              <w:t>16.7:36:47.3</w:t>
-            </w:r>
-          </w:p>
-        </w:tc>
-        <w:tc>
-          <w:tcPr>
-            <w:tcW w:type="dxa" w:w="1344"/>
-            <w:vAlign w:val="center"/>
-            <w:tcBorders>
-              <w:top w:val="single" w:sz="4" w:color="A6A6A6"/>
-              <w:left w:val="single" w:sz="4" w:color="A6A6A6"/>
-              <w:bottom w:val="single" w:sz="4" w:color="A6A6A6"/>
-              <w:right w:val="single" w:sz="4" w:color="A6A6A6"/>
-            </w:tcBorders>
-          </w:tcPr>
-          <w:p>
-            <w:pPr>
-              <w:spacing w:before="0" w:after="0" w:line="276" w:lineRule="auto"/>
-              <w:ind w:firstLine="0"/>
-              <w:jc w:val="center"/>
-            </w:pPr>
-            <w:r/>
-            <w:r>
-              <w:rPr>
-                <w:rFonts w:ascii="Times New Roman" w:hAnsi="Times New Roman" w:eastAsia="楷体"/>
-                <w:b w:val="0"/>
-                <w:color w:val="000000"/>
-                <w:sz w:val="18"/>
-              </w:rPr>
-              <w:t>74.12</w:t>
-            </w:r>
-          </w:p>
-        </w:tc>
-        <w:tc>
-          <w:tcPr>
-            <w:tcW w:type="dxa" w:w="1344"/>
-            <w:vAlign w:val="center"/>
-            <w:tcBorders>
-              <w:top w:val="single" w:sz="4" w:color="A6A6A6"/>
-              <w:left w:val="single" w:sz="4" w:color="A6A6A6"/>
-              <w:bottom w:val="single" w:sz="4" w:color="A6A6A6"/>
-              <w:right w:val="single" w:sz="4" w:color="A6A6A6"/>
-            </w:tcBorders>
-          </w:tcPr>
-          <w:p>
-            <w:pPr>
-              <w:spacing w:before="0" w:after="0" w:line="276" w:lineRule="auto"/>
-              <w:ind w:firstLine="0"/>
-              <w:jc w:val="center"/>
-            </w:pPr>
-            <w:r/>
-            <w:r>
-              <w:rPr>
-                <w:rFonts w:ascii="Times New Roman" w:hAnsi="Times New Roman" w:eastAsia="楷体"/>
-                <w:b w:val="0"/>
-                <w:color w:val="000000"/>
-                <w:sz w:val="18"/>
-              </w:rPr>
-              <w:t>335.40</w:t>
-            </w:r>
-          </w:p>
-        </w:tc>
-      </w:tr>
-      <w:tr>
-        <w:tc>
-          <w:tcPr>
-            <w:tcW w:type="dxa" w:w="1344"/>
-            <w:vAlign w:val="center"/>
-            <w:tcBorders>
-              <w:top w:val="single" w:sz="4" w:color="A6A6A6"/>
-              <w:left w:val="single" w:sz="4" w:color="A6A6A6"/>
-              <w:bottom w:val="single" w:sz="4" w:color="A6A6A6"/>
-              <w:right w:val="single" w:sz="4" w:color="A6A6A6"/>
-            </w:tcBorders>
-          </w:tcPr>
-          <w:p>
-            <w:pPr>
-              <w:spacing w:before="0" w:after="0" w:line="276" w:lineRule="auto"/>
-              <w:ind w:firstLine="0"/>
-              <w:jc w:val="left"/>
-            </w:pPr>
-            <w:r/>
-            <w:r>
-              <w:rPr>
-                <w:rFonts w:ascii="Times New Roman" w:hAnsi="Times New Roman" w:eastAsia="楷体"/>
-                <w:b w:val="0"/>
-                <w:color w:val="000000"/>
-                <w:sz w:val="18"/>
-              </w:rPr>
-              <w:t>保山市</w:t>
-            </w:r>
-          </w:p>
-        </w:tc>
-        <w:tc>
-          <w:tcPr>
-            <w:tcW w:type="dxa" w:w="1344"/>
-            <w:vAlign w:val="center"/>
-            <w:tcBorders>
-              <w:top w:val="single" w:sz="4" w:color="A6A6A6"/>
-              <w:left w:val="single" w:sz="4" w:color="A6A6A6"/>
-              <w:bottom w:val="single" w:sz="4" w:color="A6A6A6"/>
-              <w:right w:val="single" w:sz="4" w:color="A6A6A6"/>
-            </w:tcBorders>
-          </w:tcPr>
-          <w:p>
-            <w:pPr>
-              <w:spacing w:before="0" w:after="0" w:line="276" w:lineRule="auto"/>
-              <w:ind w:firstLine="0"/>
-              <w:jc w:val="center"/>
-            </w:pPr>
-            <w:r/>
-            <w:r>
-              <w:rPr>
-                <w:rFonts w:ascii="Times New Roman" w:hAnsi="Times New Roman" w:eastAsia="楷体"/>
-                <w:b w:val="0"/>
-                <w:color w:val="000000"/>
-                <w:sz w:val="18"/>
-              </w:rPr>
-              <w:t>1,347.01</w:t>
-            </w:r>
-          </w:p>
-        </w:tc>
-        <w:tc>
-          <w:tcPr>
-            <w:tcW w:type="dxa" w:w="1344"/>
-            <w:vAlign w:val="center"/>
-            <w:tcBorders>
-              <w:top w:val="single" w:sz="4" w:color="A6A6A6"/>
-              <w:left w:val="single" w:sz="4" w:color="A6A6A6"/>
-              <w:bottom w:val="single" w:sz="4" w:color="A6A6A6"/>
-              <w:right w:val="single" w:sz="4" w:color="A6A6A6"/>
-            </w:tcBorders>
-          </w:tcPr>
-          <w:p>
-            <w:pPr>
-              <w:spacing w:before="0" w:after="0" w:line="276" w:lineRule="auto"/>
-              <w:ind w:firstLine="0"/>
-              <w:jc w:val="center"/>
-            </w:pPr>
-            <w:r/>
-            <w:r>
-              <w:rPr>
-                <w:rFonts w:ascii="Times New Roman" w:hAnsi="Times New Roman" w:eastAsia="楷体"/>
-                <w:b w:val="0"/>
-                <w:color w:val="000000"/>
-                <w:sz w:val="18"/>
-              </w:rPr>
-              <w:t>5.67</w:t>
-            </w:r>
-          </w:p>
-        </w:tc>
-        <w:tc>
-          <w:tcPr>
-            <w:tcW w:type="dxa" w:w="1344"/>
-            <w:vAlign w:val="center"/>
-            <w:tcBorders>
-              <w:top w:val="single" w:sz="4" w:color="A6A6A6"/>
-              <w:left w:val="single" w:sz="4" w:color="A6A6A6"/>
-              <w:bottom w:val="single" w:sz="4" w:color="A6A6A6"/>
-              <w:right w:val="single" w:sz="4" w:color="A6A6A6"/>
-            </w:tcBorders>
-          </w:tcPr>
-          <w:p>
-            <w:pPr>
-              <w:spacing w:before="0" w:after="0" w:line="276" w:lineRule="auto"/>
-              <w:ind w:firstLine="0"/>
-              <w:jc w:val="center"/>
-            </w:pPr>
-            <w:r/>
-            <w:r>
-              <w:rPr>
-                <w:rFonts w:ascii="Times New Roman" w:hAnsi="Times New Roman" w:eastAsia="楷体"/>
-                <w:b w:val="0"/>
-                <w:color w:val="000000"/>
-                <w:sz w:val="18"/>
-              </w:rPr>
-              <w:t>5.00%</w:t>
-            </w:r>
-          </w:p>
-        </w:tc>
-        <w:tc>
-          <w:tcPr>
-            <w:tcW w:type="dxa" w:w="1344"/>
-            <w:vAlign w:val="center"/>
-            <w:tcBorders>
-              <w:top w:val="single" w:sz="4" w:color="A6A6A6"/>
-              <w:left w:val="single" w:sz="4" w:color="A6A6A6"/>
-              <w:bottom w:val="single" w:sz="4" w:color="A6A6A6"/>
-              <w:right w:val="single" w:sz="4" w:color="A6A6A6"/>
-            </w:tcBorders>
-          </w:tcPr>
-          <w:p>
-            <w:pPr>
-              <w:spacing w:before="0" w:after="0" w:line="276" w:lineRule="auto"/>
-              <w:ind w:firstLine="0"/>
-              <w:jc w:val="center"/>
-            </w:pPr>
-            <w:r/>
-            <w:r>
-              <w:rPr>
-                <w:rFonts w:ascii="Times New Roman" w:hAnsi="Times New Roman" w:eastAsia="楷体"/>
-                <w:b w:val="0"/>
-                <w:color w:val="000000"/>
-                <w:sz w:val="18"/>
-              </w:rPr>
-              <w:t>22.3:32.3:45.4</w:t>
-            </w:r>
-          </w:p>
-        </w:tc>
-        <w:tc>
-          <w:tcPr>
-            <w:tcW w:type="dxa" w:w="1344"/>
-            <w:vAlign w:val="center"/>
-            <w:tcBorders>
-              <w:top w:val="single" w:sz="4" w:color="A6A6A6"/>
-              <w:left w:val="single" w:sz="4" w:color="A6A6A6"/>
-              <w:bottom w:val="single" w:sz="4" w:color="A6A6A6"/>
-              <w:right w:val="single" w:sz="4" w:color="A6A6A6"/>
-            </w:tcBorders>
-          </w:tcPr>
-          <w:p>
-            <w:pPr>
-              <w:spacing w:before="0" w:after="0" w:line="276" w:lineRule="auto"/>
-              <w:ind w:firstLine="0"/>
-              <w:jc w:val="center"/>
-            </w:pPr>
-            <w:r/>
-            <w:r>
-              <w:rPr>
-                <w:rFonts w:ascii="Times New Roman" w:hAnsi="Times New Roman" w:eastAsia="楷体"/>
-                <w:b w:val="0"/>
-                <w:color w:val="000000"/>
-                <w:sz w:val="18"/>
-              </w:rPr>
-              <w:t>65.42</w:t>
-            </w:r>
-          </w:p>
-        </w:tc>
-        <w:tc>
-          <w:tcPr>
-            <w:tcW w:type="dxa" w:w="1344"/>
-            <w:vAlign w:val="center"/>
-            <w:tcBorders>
-              <w:top w:val="single" w:sz="4" w:color="A6A6A6"/>
-              <w:left w:val="single" w:sz="4" w:color="A6A6A6"/>
-              <w:bottom w:val="single" w:sz="4" w:color="A6A6A6"/>
-              <w:right w:val="single" w:sz="4" w:color="A6A6A6"/>
-            </w:tcBorders>
-          </w:tcPr>
-          <w:p>
-            <w:pPr>
-              <w:spacing w:before="0" w:after="0" w:line="276" w:lineRule="auto"/>
-              <w:ind w:firstLine="0"/>
-              <w:jc w:val="center"/>
-            </w:pPr>
-            <w:r/>
-            <w:r>
-              <w:rPr>
-                <w:rFonts w:ascii="Times New Roman" w:hAnsi="Times New Roman" w:eastAsia="楷体"/>
-                <w:b w:val="0"/>
-                <w:color w:val="000000"/>
-                <w:sz w:val="18"/>
-              </w:rPr>
-              <w:t>237.40</w:t>
-            </w:r>
-          </w:p>
-        </w:tc>
-      </w:tr>
-      <w:tr>
-        <w:tc>
-          <w:tcPr>
-            <w:tcW w:type="dxa" w:w="1344"/>
-            <w:vAlign w:val="center"/>
-            <w:tcBorders>
-              <w:top w:val="single" w:sz="4" w:color="A6A6A6"/>
-              <w:left w:val="single" w:sz="4" w:color="A6A6A6"/>
-              <w:bottom w:val="single" w:sz="4" w:color="A6A6A6"/>
-              <w:right w:val="single" w:sz="4" w:color="A6A6A6"/>
-            </w:tcBorders>
-          </w:tcPr>
-          <w:p>
-            <w:pPr>
-              <w:spacing w:before="0" w:after="0" w:line="276" w:lineRule="auto"/>
-              <w:ind w:firstLine="0"/>
-              <w:jc w:val="left"/>
-            </w:pPr>
-            <w:r/>
-            <w:r>
-              <w:rPr>
-                <w:rFonts w:ascii="Times New Roman" w:hAnsi="Times New Roman" w:eastAsia="楷体"/>
-                <w:b w:val="0"/>
-                <w:color w:val="000000"/>
-                <w:sz w:val="18"/>
-              </w:rPr>
-              <w:t>普洱市</w:t>
-            </w:r>
-          </w:p>
-        </w:tc>
-        <w:tc>
-          <w:tcPr>
-            <w:tcW w:type="dxa" w:w="1344"/>
-            <w:vAlign w:val="center"/>
-            <w:tcBorders>
-              <w:top w:val="single" w:sz="4" w:color="A6A6A6"/>
-              <w:left w:val="single" w:sz="4" w:color="A6A6A6"/>
-              <w:bottom w:val="single" w:sz="4" w:color="A6A6A6"/>
-              <w:right w:val="single" w:sz="4" w:color="A6A6A6"/>
-            </w:tcBorders>
-          </w:tcPr>
-          <w:p>
-            <w:pPr>
-              <w:spacing w:before="0" w:after="0" w:line="276" w:lineRule="auto"/>
-              <w:ind w:firstLine="0"/>
-              <w:jc w:val="center"/>
-            </w:pPr>
-            <w:r/>
-            <w:r>
-              <w:rPr>
-                <w:rFonts w:ascii="Times New Roman" w:hAnsi="Times New Roman" w:eastAsia="楷体"/>
-                <w:b w:val="0"/>
-                <w:color w:val="000000"/>
-                <w:sz w:val="18"/>
-              </w:rPr>
-              <w:t>1,252.40</w:t>
-            </w:r>
-          </w:p>
-        </w:tc>
-        <w:tc>
-          <w:tcPr>
-            <w:tcW w:type="dxa" w:w="1344"/>
-            <w:vAlign w:val="center"/>
-            <w:tcBorders>
-              <w:top w:val="single" w:sz="4" w:color="A6A6A6"/>
-              <w:left w:val="single" w:sz="4" w:color="A6A6A6"/>
-              <w:bottom w:val="single" w:sz="4" w:color="A6A6A6"/>
-              <w:right w:val="single" w:sz="4" w:color="A6A6A6"/>
-            </w:tcBorders>
-          </w:tcPr>
-          <w:p>
-            <w:pPr>
-              <w:spacing w:before="0" w:after="0" w:line="276" w:lineRule="auto"/>
-              <w:ind w:firstLine="0"/>
-              <w:jc w:val="center"/>
-            </w:pPr>
-            <w:r/>
-            <w:r>
-              <w:rPr>
-                <w:rFonts w:ascii="Times New Roman" w:hAnsi="Times New Roman" w:eastAsia="楷体"/>
-                <w:b w:val="0"/>
-                <w:color w:val="000000"/>
-                <w:sz w:val="18"/>
-              </w:rPr>
-              <w:t>5.39</w:t>
-            </w:r>
-          </w:p>
-        </w:tc>
-        <w:tc>
-          <w:tcPr>
-            <w:tcW w:type="dxa" w:w="1344"/>
-            <w:vAlign w:val="center"/>
-            <w:tcBorders>
-              <w:top w:val="single" w:sz="4" w:color="A6A6A6"/>
-              <w:left w:val="single" w:sz="4" w:color="A6A6A6"/>
-              <w:bottom w:val="single" w:sz="4" w:color="A6A6A6"/>
-              <w:right w:val="single" w:sz="4" w:color="A6A6A6"/>
-            </w:tcBorders>
-          </w:tcPr>
-          <w:p>
-            <w:pPr>
-              <w:spacing w:before="0" w:after="0" w:line="276" w:lineRule="auto"/>
-              <w:ind w:firstLine="0"/>
-              <w:jc w:val="center"/>
-            </w:pPr>
-            <w:r/>
-            <w:r>
-              <w:rPr>
-                <w:rFonts w:ascii="Times New Roman" w:hAnsi="Times New Roman" w:eastAsia="楷体"/>
-                <w:b w:val="0"/>
-                <w:color w:val="000000"/>
-                <w:sz w:val="18"/>
-              </w:rPr>
-              <w:t>5.10%</w:t>
-            </w:r>
-          </w:p>
-        </w:tc>
-        <w:tc>
-          <w:tcPr>
-            <w:tcW w:type="dxa" w:w="1344"/>
-            <w:vAlign w:val="center"/>
-            <w:tcBorders>
-              <w:top w:val="single" w:sz="4" w:color="A6A6A6"/>
-              <w:left w:val="single" w:sz="4" w:color="A6A6A6"/>
-              <w:bottom w:val="single" w:sz="4" w:color="A6A6A6"/>
-              <w:right w:val="single" w:sz="4" w:color="A6A6A6"/>
-            </w:tcBorders>
-          </w:tcPr>
-          <w:p>
-            <w:pPr>
-              <w:spacing w:before="0" w:after="0" w:line="276" w:lineRule="auto"/>
-              <w:ind w:firstLine="0"/>
-              <w:jc w:val="center"/>
-            </w:pPr>
-            <w:r/>
-            <w:r>
-              <w:rPr>
-                <w:rFonts w:ascii="Times New Roman" w:hAnsi="Times New Roman" w:eastAsia="楷体"/>
-                <w:b w:val="0"/>
-                <w:color w:val="000000"/>
-                <w:sz w:val="18"/>
-              </w:rPr>
-              <w:t>23.2:23.2:53.6</w:t>
-            </w:r>
-          </w:p>
-        </w:tc>
-        <w:tc>
-          <w:tcPr>
-            <w:tcW w:type="dxa" w:w="1344"/>
-            <w:vAlign w:val="center"/>
-            <w:tcBorders>
-              <w:top w:val="single" w:sz="4" w:color="A6A6A6"/>
-              <w:left w:val="single" w:sz="4" w:color="A6A6A6"/>
-              <w:bottom w:val="single" w:sz="4" w:color="A6A6A6"/>
-              <w:right w:val="single" w:sz="4" w:color="A6A6A6"/>
-            </w:tcBorders>
-          </w:tcPr>
-          <w:p>
-            <w:pPr>
-              <w:spacing w:before="0" w:after="0" w:line="276" w:lineRule="auto"/>
-              <w:ind w:firstLine="0"/>
-              <w:jc w:val="center"/>
-            </w:pPr>
-            <w:r/>
-            <w:r>
-              <w:rPr>
-                <w:rFonts w:ascii="Times New Roman" w:hAnsi="Times New Roman" w:eastAsia="楷体"/>
-                <w:b w:val="0"/>
-                <w:color w:val="000000"/>
-                <w:sz w:val="18"/>
-              </w:rPr>
-              <w:t>62.57</w:t>
-            </w:r>
-          </w:p>
-        </w:tc>
-        <w:tc>
-          <w:tcPr>
-            <w:tcW w:type="dxa" w:w="1344"/>
-            <w:vAlign w:val="center"/>
-            <w:tcBorders>
-              <w:top w:val="single" w:sz="4" w:color="A6A6A6"/>
-              <w:left w:val="single" w:sz="4" w:color="A6A6A6"/>
-              <w:bottom w:val="single" w:sz="4" w:color="A6A6A6"/>
-              <w:right w:val="single" w:sz="4" w:color="A6A6A6"/>
-            </w:tcBorders>
-          </w:tcPr>
-          <w:p>
-            <w:pPr>
-              <w:spacing w:before="0" w:after="0" w:line="276" w:lineRule="auto"/>
-              <w:ind w:firstLine="0"/>
-              <w:jc w:val="center"/>
-            </w:pPr>
-            <w:r/>
-            <w:r>
-              <w:rPr>
-                <w:rFonts w:ascii="Times New Roman" w:hAnsi="Times New Roman" w:eastAsia="楷体"/>
-                <w:b w:val="0"/>
-                <w:color w:val="000000"/>
-                <w:sz w:val="18"/>
-              </w:rPr>
-              <w:t>230.70</w:t>
-            </w:r>
-          </w:p>
-        </w:tc>
-      </w:tr>
-      <w:tr>
-        <w:tc>
-          <w:tcPr>
-            <w:tcW w:type="dxa" w:w="1344"/>
-            <w:vAlign w:val="center"/>
-            <w:tcBorders>
-              <w:top w:val="single" w:sz="4" w:color="A6A6A6"/>
-              <w:left w:val="single" w:sz="4" w:color="A6A6A6"/>
-              <w:bottom w:val="single" w:sz="4" w:color="A6A6A6"/>
-              <w:right w:val="single" w:sz="4" w:color="A6A6A6"/>
-            </w:tcBorders>
-          </w:tcPr>
-          <w:p>
-            <w:pPr>
-              <w:spacing w:before="0" w:after="0" w:line="276" w:lineRule="auto"/>
-              <w:ind w:firstLine="0"/>
-              <w:jc w:val="left"/>
-            </w:pPr>
-            <w:r/>
-            <w:r>
-              <w:rPr>
-                <w:rFonts w:ascii="Times New Roman" w:hAnsi="Times New Roman" w:eastAsia="楷体"/>
-                <w:b w:val="0"/>
-                <w:color w:val="000000"/>
-                <w:sz w:val="18"/>
-              </w:rPr>
-              <w:t>临沧市</w:t>
-            </w:r>
-          </w:p>
-        </w:tc>
-        <w:tc>
-          <w:tcPr>
-            <w:tcW w:type="dxa" w:w="1344"/>
-            <w:vAlign w:val="center"/>
-            <w:tcBorders>
-              <w:top w:val="single" w:sz="4" w:color="A6A6A6"/>
-              <w:left w:val="single" w:sz="4" w:color="A6A6A6"/>
-              <w:bottom w:val="single" w:sz="4" w:color="A6A6A6"/>
-              <w:right w:val="single" w:sz="4" w:color="A6A6A6"/>
-            </w:tcBorders>
-          </w:tcPr>
-          <w:p>
-            <w:pPr>
-              <w:spacing w:before="0" w:after="0" w:line="276" w:lineRule="auto"/>
-              <w:ind w:firstLine="0"/>
-              <w:jc w:val="center"/>
-            </w:pPr>
-            <w:r/>
-            <w:r>
-              <w:rPr>
-                <w:rFonts w:ascii="Times New Roman" w:hAnsi="Times New Roman" w:eastAsia="楷体"/>
-                <w:b w:val="0"/>
-                <w:color w:val="000000"/>
-                <w:sz w:val="18"/>
-              </w:rPr>
-              <w:t>1,127.75</w:t>
-            </w:r>
-          </w:p>
-        </w:tc>
-        <w:tc>
-          <w:tcPr>
-            <w:tcW w:type="dxa" w:w="1344"/>
-            <w:vAlign w:val="center"/>
-            <w:tcBorders>
-              <w:top w:val="single" w:sz="4" w:color="A6A6A6"/>
-              <w:left w:val="single" w:sz="4" w:color="A6A6A6"/>
-              <w:bottom w:val="single" w:sz="4" w:color="A6A6A6"/>
-              <w:right w:val="single" w:sz="4" w:color="A6A6A6"/>
-            </w:tcBorders>
-          </w:tcPr>
-          <w:p>
-            <w:pPr>
-              <w:spacing w:before="0" w:after="0" w:line="276" w:lineRule="auto"/>
-              <w:ind w:firstLine="0"/>
-              <w:jc w:val="center"/>
-            </w:pPr>
-            <w:r/>
-            <w:r>
-              <w:rPr>
-                <w:rFonts w:ascii="Times New Roman" w:hAnsi="Times New Roman" w:eastAsia="楷体"/>
-                <w:b w:val="0"/>
-                <w:color w:val="000000"/>
-                <w:sz w:val="18"/>
-              </w:rPr>
-              <w:t>5.17</w:t>
-            </w:r>
-          </w:p>
-        </w:tc>
-        <w:tc>
-          <w:tcPr>
-            <w:tcW w:type="dxa" w:w="1344"/>
-            <w:vAlign w:val="center"/>
-            <w:tcBorders>
-              <w:top w:val="single" w:sz="4" w:color="A6A6A6"/>
-              <w:left w:val="single" w:sz="4" w:color="A6A6A6"/>
-              <w:bottom w:val="single" w:sz="4" w:color="A6A6A6"/>
-              <w:right w:val="single" w:sz="4" w:color="A6A6A6"/>
-            </w:tcBorders>
-          </w:tcPr>
-          <w:p>
-            <w:pPr>
-              <w:spacing w:before="0" w:after="0" w:line="276" w:lineRule="auto"/>
-              <w:ind w:firstLine="0"/>
-              <w:jc w:val="center"/>
-            </w:pPr>
-            <w:r/>
-            <w:r>
-              <w:rPr>
-                <w:rFonts w:ascii="Times New Roman" w:hAnsi="Times New Roman" w:eastAsia="楷体"/>
-                <w:b w:val="0"/>
-                <w:color w:val="000000"/>
-                <w:sz w:val="18"/>
-              </w:rPr>
-              <w:t>0.20%</w:t>
-            </w:r>
-          </w:p>
-        </w:tc>
-        <w:tc>
-          <w:tcPr>
-            <w:tcW w:type="dxa" w:w="1344"/>
-            <w:vAlign w:val="center"/>
-            <w:tcBorders>
-              <w:top w:val="single" w:sz="4" w:color="A6A6A6"/>
-              <w:left w:val="single" w:sz="4" w:color="A6A6A6"/>
-              <w:bottom w:val="single" w:sz="4" w:color="A6A6A6"/>
-              <w:right w:val="single" w:sz="4" w:color="A6A6A6"/>
-            </w:tcBorders>
-          </w:tcPr>
-          <w:p>
-            <w:pPr>
-              <w:spacing w:before="0" w:after="0" w:line="276" w:lineRule="auto"/>
-              <w:ind w:firstLine="0"/>
-              <w:jc w:val="center"/>
-            </w:pPr>
-            <w:r/>
-            <w:r>
-              <w:rPr>
-                <w:rFonts w:ascii="Times New Roman" w:hAnsi="Times New Roman" w:eastAsia="楷体"/>
-                <w:b w:val="0"/>
-                <w:color w:val="000000"/>
-                <w:sz w:val="18"/>
-              </w:rPr>
-              <w:t>30.7:20.6:48.7</w:t>
-            </w:r>
-          </w:p>
-        </w:tc>
-        <w:tc>
-          <w:tcPr>
-            <w:tcW w:type="dxa" w:w="1344"/>
-            <w:vAlign w:val="center"/>
-            <w:tcBorders>
-              <w:top w:val="single" w:sz="4" w:color="A6A6A6"/>
-              <w:left w:val="single" w:sz="4" w:color="A6A6A6"/>
-              <w:bottom w:val="single" w:sz="4" w:color="A6A6A6"/>
-              <w:right w:val="single" w:sz="4" w:color="A6A6A6"/>
-            </w:tcBorders>
-          </w:tcPr>
-          <w:p>
-            <w:pPr>
-              <w:spacing w:before="0" w:after="0" w:line="276" w:lineRule="auto"/>
-              <w:ind w:firstLine="0"/>
-              <w:jc w:val="center"/>
-            </w:pPr>
-            <w:r/>
-            <w:r>
-              <w:rPr>
-                <w:rFonts w:ascii="Times New Roman" w:hAnsi="Times New Roman" w:eastAsia="楷体"/>
-                <w:b w:val="0"/>
-                <w:color w:val="000000"/>
-                <w:sz w:val="18"/>
-              </w:rPr>
-              <w:t>51.54</w:t>
-            </w:r>
-          </w:p>
-        </w:tc>
-        <w:tc>
-          <w:tcPr>
-            <w:tcW w:type="dxa" w:w="1344"/>
-            <w:vAlign w:val="center"/>
-            <w:tcBorders>
-              <w:top w:val="single" w:sz="4" w:color="A6A6A6"/>
-              <w:left w:val="single" w:sz="4" w:color="A6A6A6"/>
-              <w:bottom w:val="single" w:sz="4" w:color="A6A6A6"/>
-              <w:right w:val="single" w:sz="4" w:color="A6A6A6"/>
-            </w:tcBorders>
-          </w:tcPr>
-          <w:p>
-            <w:pPr>
-              <w:spacing w:before="0" w:after="0" w:line="276" w:lineRule="auto"/>
-              <w:ind w:firstLine="0"/>
-              <w:jc w:val="center"/>
-            </w:pPr>
-            <w:r/>
-            <w:r>
-              <w:rPr>
-                <w:rFonts w:ascii="Times New Roman" w:hAnsi="Times New Roman" w:eastAsia="楷体"/>
-                <w:b w:val="0"/>
-                <w:color w:val="000000"/>
-                <w:sz w:val="18"/>
-              </w:rPr>
-              <w:t>217.10</w:t>
-            </w:r>
-          </w:p>
-        </w:tc>
-      </w:tr>
-      <w:tr>
-        <w:tc>
-          <w:tcPr>
-            <w:tcW w:type="dxa" w:w="1344"/>
-            <w:vAlign w:val="center"/>
-            <w:tcBorders>
-              <w:top w:val="single" w:sz="4" w:color="A6A6A6"/>
-              <w:left w:val="single" w:sz="4" w:color="A6A6A6"/>
-              <w:bottom w:val="single" w:sz="4" w:color="A6A6A6"/>
-              <w:right w:val="single" w:sz="4" w:color="A6A6A6"/>
-            </w:tcBorders>
-          </w:tcPr>
-          <w:p>
-            <w:pPr>
-              <w:spacing w:before="0" w:after="0" w:line="276" w:lineRule="auto"/>
-              <w:ind w:firstLine="0"/>
-              <w:jc w:val="left"/>
-            </w:pPr>
-            <w:r/>
-            <w:r>
-              <w:rPr>
-                <w:rFonts w:ascii="Times New Roman" w:hAnsi="Times New Roman" w:eastAsia="楷体"/>
-                <w:b w:val="0"/>
-                <w:color w:val="000000"/>
-                <w:sz w:val="18"/>
-              </w:rPr>
-              <w:t>西双版纳傣族自治州</w:t>
-            </w:r>
-          </w:p>
-        </w:tc>
-        <w:tc>
-          <w:tcPr>
-            <w:tcW w:type="dxa" w:w="1344"/>
-            <w:vAlign w:val="center"/>
-            <w:tcBorders>
-              <w:top w:val="single" w:sz="4" w:color="A6A6A6"/>
-              <w:left w:val="single" w:sz="4" w:color="A6A6A6"/>
-              <w:bottom w:val="single" w:sz="4" w:color="A6A6A6"/>
-              <w:right w:val="single" w:sz="4" w:color="A6A6A6"/>
-            </w:tcBorders>
-          </w:tcPr>
-          <w:p>
-            <w:pPr>
-              <w:spacing w:before="0" w:after="0" w:line="276" w:lineRule="auto"/>
-              <w:ind w:firstLine="0"/>
-              <w:jc w:val="center"/>
-            </w:pPr>
-            <w:r/>
-            <w:r>
-              <w:rPr>
-                <w:rFonts w:ascii="Times New Roman" w:hAnsi="Times New Roman" w:eastAsia="楷体"/>
-                <w:b w:val="0"/>
-                <w:color w:val="000000"/>
-                <w:sz w:val="18"/>
-              </w:rPr>
-              <w:t>940.83</w:t>
-            </w:r>
-          </w:p>
-        </w:tc>
-        <w:tc>
-          <w:tcPr>
-            <w:tcW w:type="dxa" w:w="1344"/>
-            <w:vAlign w:val="center"/>
-            <w:tcBorders>
-              <w:top w:val="single" w:sz="4" w:color="A6A6A6"/>
-              <w:left w:val="single" w:sz="4" w:color="A6A6A6"/>
-              <w:bottom w:val="single" w:sz="4" w:color="A6A6A6"/>
-              <w:right w:val="single" w:sz="4" w:color="A6A6A6"/>
-            </w:tcBorders>
-          </w:tcPr>
-          <w:p>
-            <w:pPr>
-              <w:spacing w:before="0" w:after="0" w:line="276" w:lineRule="auto"/>
-              <w:ind w:firstLine="0"/>
-              <w:jc w:val="center"/>
-            </w:pPr>
-            <w:r/>
-            <w:r>
-              <w:rPr>
-                <w:rFonts w:ascii="Times New Roman" w:hAnsi="Times New Roman" w:eastAsia="楷体"/>
-                <w:b w:val="0"/>
-                <w:color w:val="000000"/>
-                <w:sz w:val="18"/>
-              </w:rPr>
-              <w:t>6.98</w:t>
-            </w:r>
-          </w:p>
-        </w:tc>
-        <w:tc>
-          <w:tcPr>
-            <w:tcW w:type="dxa" w:w="1344"/>
-            <w:vAlign w:val="center"/>
-            <w:tcBorders>
-              <w:top w:val="single" w:sz="4" w:color="A6A6A6"/>
-              <w:left w:val="single" w:sz="4" w:color="A6A6A6"/>
-              <w:bottom w:val="single" w:sz="4" w:color="A6A6A6"/>
-              <w:right w:val="single" w:sz="4" w:color="A6A6A6"/>
-            </w:tcBorders>
-          </w:tcPr>
-          <w:p>
-            <w:pPr>
-              <w:spacing w:before="0" w:after="0" w:line="276" w:lineRule="auto"/>
-              <w:ind w:firstLine="0"/>
-              <w:jc w:val="center"/>
-            </w:pPr>
-            <w:r/>
-            <w:r>
-              <w:rPr>
-                <w:rFonts w:ascii="Times New Roman" w:hAnsi="Times New Roman" w:eastAsia="楷体"/>
-                <w:b w:val="0"/>
-                <w:color w:val="000000"/>
-                <w:sz w:val="18"/>
-              </w:rPr>
-              <w:t>4.40%</w:t>
-            </w:r>
-          </w:p>
-        </w:tc>
-        <w:tc>
-          <w:tcPr>
-            <w:tcW w:type="dxa" w:w="1344"/>
-            <w:vAlign w:val="center"/>
-            <w:tcBorders>
-              <w:top w:val="single" w:sz="4" w:color="A6A6A6"/>
-              <w:left w:val="single" w:sz="4" w:color="A6A6A6"/>
-              <w:bottom w:val="single" w:sz="4" w:color="A6A6A6"/>
-              <w:right w:val="single" w:sz="4" w:color="A6A6A6"/>
-            </w:tcBorders>
-          </w:tcPr>
-          <w:p>
-            <w:pPr>
-              <w:spacing w:before="0" w:after="0" w:line="276" w:lineRule="auto"/>
-              <w:ind w:firstLine="0"/>
-              <w:jc w:val="center"/>
-            </w:pPr>
-            <w:r/>
-            <w:r>
-              <w:rPr>
-                <w:rFonts w:ascii="Times New Roman" w:hAnsi="Times New Roman" w:eastAsia="楷体"/>
-                <w:b w:val="0"/>
-                <w:color w:val="000000"/>
-                <w:sz w:val="18"/>
-              </w:rPr>
-              <w:t>21.1:23:55.9</w:t>
-            </w:r>
-          </w:p>
-        </w:tc>
-        <w:tc>
-          <w:tcPr>
-            <w:tcW w:type="dxa" w:w="1344"/>
-            <w:vAlign w:val="center"/>
-            <w:tcBorders>
-              <w:top w:val="single" w:sz="4" w:color="A6A6A6"/>
-              <w:left w:val="single" w:sz="4" w:color="A6A6A6"/>
-              <w:bottom w:val="single" w:sz="4" w:color="A6A6A6"/>
-              <w:right w:val="single" w:sz="4" w:color="A6A6A6"/>
-            </w:tcBorders>
-          </w:tcPr>
-          <w:p>
-            <w:pPr>
-              <w:spacing w:before="0" w:after="0" w:line="276" w:lineRule="auto"/>
-              <w:ind w:firstLine="0"/>
-              <w:jc w:val="center"/>
-            </w:pPr>
-            <w:r/>
-            <w:r>
-              <w:rPr>
-                <w:rFonts w:ascii="Times New Roman" w:hAnsi="Times New Roman" w:eastAsia="楷体"/>
-                <w:b w:val="0"/>
-                <w:color w:val="000000"/>
-                <w:sz w:val="18"/>
-              </w:rPr>
-              <w:t>39.92</w:t>
-            </w:r>
-          </w:p>
-        </w:tc>
-        <w:tc>
-          <w:tcPr>
-            <w:tcW w:type="dxa" w:w="1344"/>
-            <w:vAlign w:val="center"/>
-            <w:tcBorders>
-              <w:top w:val="single" w:sz="4" w:color="A6A6A6"/>
-              <w:left w:val="single" w:sz="4" w:color="A6A6A6"/>
-              <w:bottom w:val="single" w:sz="4" w:color="A6A6A6"/>
-              <w:right w:val="single" w:sz="4" w:color="A6A6A6"/>
-            </w:tcBorders>
-          </w:tcPr>
-          <w:p>
-            <w:pPr>
-              <w:spacing w:before="0" w:after="0" w:line="276" w:lineRule="auto"/>
-              <w:ind w:firstLine="0"/>
-              <w:jc w:val="center"/>
-            </w:pPr>
-            <w:r/>
-            <w:r>
-              <w:rPr>
-                <w:rFonts w:ascii="Times New Roman" w:hAnsi="Times New Roman" w:eastAsia="楷体"/>
-                <w:b w:val="0"/>
-                <w:color w:val="000000"/>
-                <w:sz w:val="18"/>
-              </w:rPr>
-              <w:t>135.90</w:t>
-            </w:r>
-          </w:p>
-        </w:tc>
-      </w:tr>
-      <w:tr>
-        <w:tc>
-          <w:tcPr>
-            <w:tcW w:type="dxa" w:w="1344"/>
-            <w:vAlign w:val="center"/>
-            <w:tcBorders>
-              <w:top w:val="single" w:sz="4" w:color="A6A6A6"/>
-              <w:left w:val="single" w:sz="4" w:color="A6A6A6"/>
-              <w:bottom w:val="single" w:sz="4" w:color="A6A6A6"/>
-              <w:right w:val="single" w:sz="4" w:color="A6A6A6"/>
-            </w:tcBorders>
-          </w:tcPr>
-          <w:p>
-            <w:pPr>
-              <w:spacing w:before="0" w:after="0" w:line="276" w:lineRule="auto"/>
-              <w:ind w:firstLine="0"/>
-              <w:jc w:val="left"/>
-            </w:pPr>
-            <w:r/>
-            <w:r>
-              <w:rPr>
-                <w:rFonts w:ascii="Times New Roman" w:hAnsi="Times New Roman" w:eastAsia="楷体"/>
-                <w:b w:val="0"/>
-                <w:color w:val="000000"/>
-                <w:sz w:val="18"/>
-              </w:rPr>
-              <w:t>丽江市</w:t>
-            </w:r>
-          </w:p>
-        </w:tc>
-        <w:tc>
-          <w:tcPr>
-            <w:tcW w:type="dxa" w:w="1344"/>
-            <w:vAlign w:val="center"/>
-            <w:tcBorders>
-              <w:top w:val="single" w:sz="4" w:color="A6A6A6"/>
-              <w:left w:val="single" w:sz="4" w:color="A6A6A6"/>
-              <w:bottom w:val="single" w:sz="4" w:color="A6A6A6"/>
-              <w:right w:val="single" w:sz="4" w:color="A6A6A6"/>
-            </w:tcBorders>
-          </w:tcPr>
-          <w:p>
-            <w:pPr>
-              <w:spacing w:before="0" w:after="0" w:line="276" w:lineRule="auto"/>
-              <w:ind w:firstLine="0"/>
-              <w:jc w:val="center"/>
-            </w:pPr>
-            <w:r/>
-            <w:r>
-              <w:rPr>
-                <w:rFonts w:ascii="Times New Roman" w:hAnsi="Times New Roman" w:eastAsia="楷体"/>
-                <w:b w:val="0"/>
-                <w:color w:val="000000"/>
-                <w:sz w:val="18"/>
-              </w:rPr>
-              <w:t>744.27</w:t>
-            </w:r>
-          </w:p>
-        </w:tc>
-        <w:tc>
-          <w:tcPr>
-            <w:tcW w:type="dxa" w:w="1344"/>
-            <w:vAlign w:val="center"/>
-            <w:tcBorders>
-              <w:top w:val="single" w:sz="4" w:color="A6A6A6"/>
-              <w:left w:val="single" w:sz="4" w:color="A6A6A6"/>
-              <w:bottom w:val="single" w:sz="4" w:color="A6A6A6"/>
-              <w:right w:val="single" w:sz="4" w:color="A6A6A6"/>
-            </w:tcBorders>
-          </w:tcPr>
-          <w:p>
-            <w:pPr>
-              <w:spacing w:before="0" w:after="0" w:line="276" w:lineRule="auto"/>
-              <w:ind w:firstLine="0"/>
-              <w:jc w:val="center"/>
-            </w:pPr>
-            <w:r/>
-            <w:r>
-              <w:rPr>
-                <w:rFonts w:ascii="Times New Roman" w:hAnsi="Times New Roman" w:eastAsia="楷体"/>
-                <w:b w:val="0"/>
-                <w:color w:val="000000"/>
-                <w:sz w:val="18"/>
-              </w:rPr>
-              <w:t>—</w:t>
-            </w:r>
-          </w:p>
-        </w:tc>
-        <w:tc>
-          <w:tcPr>
-            <w:tcW w:type="dxa" w:w="1344"/>
-            <w:vAlign w:val="center"/>
-            <w:tcBorders>
-              <w:top w:val="single" w:sz="4" w:color="A6A6A6"/>
-              <w:left w:val="single" w:sz="4" w:color="A6A6A6"/>
-              <w:bottom w:val="single" w:sz="4" w:color="A6A6A6"/>
-              <w:right w:val="single" w:sz="4" w:color="A6A6A6"/>
-            </w:tcBorders>
-          </w:tcPr>
-          <w:p>
-            <w:pPr>
-              <w:spacing w:before="0" w:after="0" w:line="276" w:lineRule="auto"/>
-              <w:ind w:firstLine="0"/>
-              <w:jc w:val="center"/>
-            </w:pPr>
-            <w:r/>
-            <w:r>
-              <w:rPr>
-                <w:rFonts w:ascii="Times New Roman" w:hAnsi="Times New Roman" w:eastAsia="楷体"/>
-                <w:b w:val="0"/>
-                <w:color w:val="000000"/>
-                <w:sz w:val="18"/>
-              </w:rPr>
-              <w:t>4.50%</w:t>
-            </w:r>
-          </w:p>
-        </w:tc>
-        <w:tc>
-          <w:tcPr>
-            <w:tcW w:type="dxa" w:w="1344"/>
-            <w:vAlign w:val="center"/>
-            <w:tcBorders>
-              <w:top w:val="single" w:sz="4" w:color="A6A6A6"/>
-              <w:left w:val="single" w:sz="4" w:color="A6A6A6"/>
-              <w:bottom w:val="single" w:sz="4" w:color="A6A6A6"/>
-              <w:right w:val="single" w:sz="4" w:color="A6A6A6"/>
-            </w:tcBorders>
-          </w:tcPr>
-          <w:p>
-            <w:pPr>
-              <w:spacing w:before="0" w:after="0" w:line="276" w:lineRule="auto"/>
-              <w:ind w:firstLine="0"/>
-              <w:jc w:val="center"/>
-            </w:pPr>
-            <w:r/>
-            <w:r>
-              <w:rPr>
-                <w:rFonts w:ascii="Times New Roman" w:hAnsi="Times New Roman" w:eastAsia="楷体"/>
-                <w:b w:val="0"/>
-                <w:color w:val="000000"/>
-                <w:sz w:val="18"/>
-              </w:rPr>
-              <w:t>11.9:33.9:54.2</w:t>
-            </w:r>
-          </w:p>
-        </w:tc>
-        <w:tc>
-          <w:tcPr>
-            <w:tcW w:type="dxa" w:w="1344"/>
-            <w:vAlign w:val="center"/>
-            <w:tcBorders>
-              <w:top w:val="single" w:sz="4" w:color="A6A6A6"/>
-              <w:left w:val="single" w:sz="4" w:color="A6A6A6"/>
-              <w:bottom w:val="single" w:sz="4" w:color="A6A6A6"/>
-              <w:right w:val="single" w:sz="4" w:color="A6A6A6"/>
-            </w:tcBorders>
-          </w:tcPr>
-          <w:p>
-            <w:pPr>
-              <w:spacing w:before="0" w:after="0" w:line="276" w:lineRule="auto"/>
-              <w:ind w:firstLine="0"/>
-              <w:jc w:val="center"/>
-            </w:pPr>
-            <w:r/>
-            <w:r>
-              <w:rPr>
-                <w:rFonts w:ascii="Times New Roman" w:hAnsi="Times New Roman" w:eastAsia="楷体"/>
-                <w:b w:val="0"/>
-                <w:color w:val="000000"/>
-                <w:sz w:val="18"/>
-              </w:rPr>
-              <w:t>56.78</w:t>
-            </w:r>
-          </w:p>
-        </w:tc>
-        <w:tc>
-          <w:tcPr>
-            <w:tcW w:type="dxa" w:w="1344"/>
-            <w:vAlign w:val="center"/>
-            <w:tcBorders>
-              <w:top w:val="single" w:sz="4" w:color="A6A6A6"/>
-              <w:left w:val="single" w:sz="4" w:color="A6A6A6"/>
-              <w:bottom w:val="single" w:sz="4" w:color="A6A6A6"/>
-              <w:right w:val="single" w:sz="4" w:color="A6A6A6"/>
-            </w:tcBorders>
-          </w:tcPr>
-          <w:p>
-            <w:pPr>
-              <w:spacing w:before="0" w:after="0" w:line="276" w:lineRule="auto"/>
-              <w:ind w:firstLine="0"/>
-              <w:jc w:val="center"/>
-            </w:pPr>
-            <w:r/>
-            <w:r>
-              <w:rPr>
-                <w:rFonts w:ascii="Times New Roman" w:hAnsi="Times New Roman" w:eastAsia="楷体"/>
-                <w:b w:val="0"/>
-                <w:color w:val="000000"/>
-                <w:sz w:val="18"/>
-              </w:rPr>
-              <w:t>—</w:t>
-            </w:r>
-          </w:p>
-        </w:tc>
-      </w:tr>
-      <w:tr>
-        <w:tc>
-          <w:tcPr>
-            <w:tcW w:type="dxa" w:w="1344"/>
-            <w:vAlign w:val="center"/>
-            <w:tcBorders>
-              <w:top w:val="single" w:sz="4" w:color="A6A6A6"/>
-              <w:left w:val="single" w:sz="4" w:color="A6A6A6"/>
-              <w:bottom w:val="single" w:sz="4" w:color="A6A6A6"/>
-              <w:right w:val="single" w:sz="4" w:color="A6A6A6"/>
-            </w:tcBorders>
-          </w:tcPr>
-          <w:p>
-            <w:pPr>
-              <w:spacing w:before="0" w:after="0" w:line="276" w:lineRule="auto"/>
-              <w:ind w:firstLine="0"/>
-              <w:jc w:val="left"/>
-            </w:pPr>
-            <w:r/>
-            <w:r>
-              <w:rPr>
-                <w:rFonts w:ascii="Times New Roman" w:hAnsi="Times New Roman" w:eastAsia="楷体"/>
-                <w:b w:val="0"/>
-                <w:color w:val="000000"/>
-                <w:sz w:val="18"/>
-              </w:rPr>
-              <w:t>德宏傣族景颇族自治州</w:t>
-            </w:r>
-          </w:p>
-        </w:tc>
-        <w:tc>
-          <w:tcPr>
-            <w:tcW w:type="dxa" w:w="1344"/>
-            <w:vAlign w:val="center"/>
-            <w:tcBorders>
-              <w:top w:val="single" w:sz="4" w:color="A6A6A6"/>
-              <w:left w:val="single" w:sz="4" w:color="A6A6A6"/>
-              <w:bottom w:val="single" w:sz="4" w:color="A6A6A6"/>
-              <w:right w:val="single" w:sz="4" w:color="A6A6A6"/>
-            </w:tcBorders>
-          </w:tcPr>
-          <w:p>
-            <w:pPr>
-              <w:spacing w:before="0" w:after="0" w:line="276" w:lineRule="auto"/>
-              <w:ind w:firstLine="0"/>
-              <w:jc w:val="center"/>
-            </w:pPr>
-            <w:r/>
-            <w:r>
-              <w:rPr>
-                <w:rFonts w:ascii="Times New Roman" w:hAnsi="Times New Roman" w:eastAsia="楷体"/>
-                <w:b w:val="0"/>
-                <w:color w:val="000000"/>
-                <w:sz w:val="18"/>
-              </w:rPr>
-              <w:t>648.07</w:t>
-            </w:r>
-          </w:p>
-        </w:tc>
-        <w:tc>
-          <w:tcPr>
-            <w:tcW w:type="dxa" w:w="1344"/>
-            <w:vAlign w:val="center"/>
-            <w:tcBorders>
-              <w:top w:val="single" w:sz="4" w:color="A6A6A6"/>
-              <w:left w:val="single" w:sz="4" w:color="A6A6A6"/>
-              <w:bottom w:val="single" w:sz="4" w:color="A6A6A6"/>
-              <w:right w:val="single" w:sz="4" w:color="A6A6A6"/>
-            </w:tcBorders>
-          </w:tcPr>
-          <w:p>
-            <w:pPr>
-              <w:spacing w:before="0" w:after="0" w:line="276" w:lineRule="auto"/>
-              <w:ind w:firstLine="0"/>
-              <w:jc w:val="center"/>
-            </w:pPr>
-            <w:r/>
-            <w:r>
-              <w:rPr>
-                <w:rFonts w:ascii="Times New Roman" w:hAnsi="Times New Roman" w:eastAsia="楷体"/>
-                <w:b w:val="0"/>
-                <w:color w:val="000000"/>
-                <w:sz w:val="18"/>
-              </w:rPr>
-              <w:t>—</w:t>
-            </w:r>
-          </w:p>
-        </w:tc>
-        <w:tc>
-          <w:tcPr>
-            <w:tcW w:type="dxa" w:w="1344"/>
-            <w:vAlign w:val="center"/>
-            <w:tcBorders>
-              <w:top w:val="single" w:sz="4" w:color="A6A6A6"/>
-              <w:left w:val="single" w:sz="4" w:color="A6A6A6"/>
-              <w:bottom w:val="single" w:sz="4" w:color="A6A6A6"/>
-              <w:right w:val="single" w:sz="4" w:color="A6A6A6"/>
-            </w:tcBorders>
-          </w:tcPr>
-          <w:p>
-            <w:pPr>
-              <w:spacing w:before="0" w:after="0" w:line="276" w:lineRule="auto"/>
-              <w:ind w:firstLine="0"/>
-              <w:jc w:val="center"/>
-            </w:pPr>
-            <w:r/>
-            <w:r>
-              <w:rPr>
-                <w:rFonts w:ascii="Times New Roman" w:hAnsi="Times New Roman" w:eastAsia="楷体"/>
-                <w:b w:val="0"/>
-                <w:color w:val="000000"/>
-                <w:sz w:val="18"/>
-              </w:rPr>
-              <w:t>4.00%</w:t>
-            </w:r>
-          </w:p>
-        </w:tc>
-        <w:tc>
-          <w:tcPr>
-            <w:tcW w:type="dxa" w:w="1344"/>
-            <w:vAlign w:val="center"/>
-            <w:tcBorders>
-              <w:top w:val="single" w:sz="4" w:color="A6A6A6"/>
-              <w:left w:val="single" w:sz="4" w:color="A6A6A6"/>
-              <w:bottom w:val="single" w:sz="4" w:color="A6A6A6"/>
-              <w:right w:val="single" w:sz="4" w:color="A6A6A6"/>
-            </w:tcBorders>
-          </w:tcPr>
-          <w:p>
-            <w:pPr>
-              <w:spacing w:before="0" w:after="0" w:line="276" w:lineRule="auto"/>
-              <w:ind w:firstLine="0"/>
-              <w:jc w:val="center"/>
-            </w:pPr>
-            <w:r/>
-            <w:r>
-              <w:rPr>
-                <w:rFonts w:ascii="Times New Roman" w:hAnsi="Times New Roman" w:eastAsia="楷体"/>
-                <w:b w:val="0"/>
-                <w:color w:val="000000"/>
-                <w:sz w:val="18"/>
-              </w:rPr>
-              <w:t xml:space="preserve"> </w:t>
-            </w:r>
-          </w:p>
-        </w:tc>
-        <w:tc>
-          <w:tcPr>
-            <w:tcW w:type="dxa" w:w="1344"/>
-            <w:vAlign w:val="center"/>
-            <w:tcBorders>
-              <w:top w:val="single" w:sz="4" w:color="A6A6A6"/>
-              <w:left w:val="single" w:sz="4" w:color="A6A6A6"/>
-              <w:bottom w:val="single" w:sz="4" w:color="A6A6A6"/>
-              <w:right w:val="single" w:sz="4" w:color="A6A6A6"/>
-            </w:tcBorders>
-          </w:tcPr>
-          <w:p>
-            <w:pPr>
-              <w:spacing w:before="0" w:after="0" w:line="276" w:lineRule="auto"/>
-              <w:ind w:firstLine="0"/>
-              <w:jc w:val="center"/>
-            </w:pPr>
-            <w:r/>
-            <w:r>
-              <w:rPr>
-                <w:rFonts w:ascii="Times New Roman" w:hAnsi="Times New Roman" w:eastAsia="楷体"/>
-                <w:b w:val="0"/>
-                <w:color w:val="000000"/>
-                <w:sz w:val="18"/>
-              </w:rPr>
-              <w:t>35.59</w:t>
-            </w:r>
-          </w:p>
-        </w:tc>
-        <w:tc>
-          <w:tcPr>
-            <w:tcW w:type="dxa" w:w="1344"/>
-            <w:vAlign w:val="center"/>
-            <w:tcBorders>
-              <w:top w:val="single" w:sz="4" w:color="A6A6A6"/>
-              <w:left w:val="single" w:sz="4" w:color="A6A6A6"/>
-              <w:bottom w:val="single" w:sz="4" w:color="A6A6A6"/>
-              <w:right w:val="single" w:sz="4" w:color="A6A6A6"/>
-            </w:tcBorders>
-          </w:tcPr>
-          <w:p>
-            <w:pPr>
-              <w:spacing w:before="0" w:after="0" w:line="276" w:lineRule="auto"/>
-              <w:ind w:firstLine="0"/>
-              <w:jc w:val="center"/>
-            </w:pPr>
-            <w:r/>
-            <w:r>
-              <w:rPr>
-                <w:rFonts w:ascii="Times New Roman" w:hAnsi="Times New Roman" w:eastAsia="楷体"/>
-                <w:b w:val="0"/>
-                <w:color w:val="000000"/>
-                <w:sz w:val="18"/>
-              </w:rPr>
-              <w:t>—</w:t>
-            </w:r>
-          </w:p>
-        </w:tc>
-      </w:tr>
-      <w:tr>
-        <w:tc>
-          <w:tcPr>
-            <w:tcW w:type="dxa" w:w="1344"/>
-            <w:vAlign w:val="center"/>
-            <w:tcBorders>
-              <w:top w:val="single" w:sz="4" w:color="A6A6A6"/>
-              <w:left w:val="single" w:sz="4" w:color="A6A6A6"/>
-              <w:bottom w:val="single" w:sz="4" w:color="A6A6A6"/>
-              <w:right w:val="single" w:sz="4" w:color="A6A6A6"/>
-            </w:tcBorders>
-          </w:tcPr>
-          <w:p>
-            <w:pPr>
-              <w:spacing w:before="0" w:after="0" w:line="276" w:lineRule="auto"/>
-              <w:ind w:firstLine="0"/>
-              <w:jc w:val="left"/>
-            </w:pPr>
-            <w:r/>
-            <w:r>
-              <w:rPr>
-                <w:rFonts w:ascii="Times New Roman" w:hAnsi="Times New Roman" w:eastAsia="楷体"/>
-                <w:b w:val="0"/>
-                <w:color w:val="000000"/>
-                <w:sz w:val="18"/>
-              </w:rPr>
-              <w:t>迪庆藏族自治州</w:t>
-            </w:r>
-          </w:p>
-        </w:tc>
-        <w:tc>
-          <w:tcPr>
-            <w:tcW w:type="dxa" w:w="1344"/>
-            <w:vAlign w:val="center"/>
-            <w:tcBorders>
-              <w:top w:val="single" w:sz="4" w:color="A6A6A6"/>
-              <w:left w:val="single" w:sz="4" w:color="A6A6A6"/>
-              <w:bottom w:val="single" w:sz="4" w:color="A6A6A6"/>
-              <w:right w:val="single" w:sz="4" w:color="A6A6A6"/>
-            </w:tcBorders>
-          </w:tcPr>
-          <w:p>
-            <w:pPr>
-              <w:spacing w:before="0" w:after="0" w:line="276" w:lineRule="auto"/>
-              <w:ind w:firstLine="0"/>
-              <w:jc w:val="center"/>
-            </w:pPr>
-            <w:r/>
-            <w:r>
-              <w:rPr>
-                <w:rFonts w:ascii="Times New Roman" w:hAnsi="Times New Roman" w:eastAsia="楷体"/>
-                <w:b w:val="0"/>
-                <w:color w:val="000000"/>
-                <w:sz w:val="18"/>
-              </w:rPr>
-              <w:t>316.65</w:t>
-            </w:r>
-          </w:p>
-        </w:tc>
-        <w:tc>
-          <w:tcPr>
-            <w:tcW w:type="dxa" w:w="1344"/>
-            <w:vAlign w:val="center"/>
-            <w:tcBorders>
-              <w:top w:val="single" w:sz="4" w:color="A6A6A6"/>
-              <w:left w:val="single" w:sz="4" w:color="A6A6A6"/>
-              <w:bottom w:val="single" w:sz="4" w:color="A6A6A6"/>
-              <w:right w:val="single" w:sz="4" w:color="A6A6A6"/>
-            </w:tcBorders>
-          </w:tcPr>
-          <w:p>
-            <w:pPr>
-              <w:spacing w:before="0" w:after="0" w:line="276" w:lineRule="auto"/>
-              <w:ind w:firstLine="0"/>
-              <w:jc w:val="center"/>
-            </w:pPr>
-            <w:r/>
-            <w:r>
-              <w:rPr>
-                <w:rFonts w:ascii="Times New Roman" w:hAnsi="Times New Roman" w:eastAsia="楷体"/>
-                <w:b w:val="0"/>
-                <w:color w:val="000000"/>
-                <w:sz w:val="18"/>
-              </w:rPr>
-              <w:t>—</w:t>
-            </w:r>
-          </w:p>
-        </w:tc>
-        <w:tc>
-          <w:tcPr>
-            <w:tcW w:type="dxa" w:w="1344"/>
-            <w:vAlign w:val="center"/>
-            <w:tcBorders>
-              <w:top w:val="single" w:sz="4" w:color="A6A6A6"/>
-              <w:left w:val="single" w:sz="4" w:color="A6A6A6"/>
-              <w:bottom w:val="single" w:sz="4" w:color="A6A6A6"/>
-              <w:right w:val="single" w:sz="4" w:color="A6A6A6"/>
-            </w:tcBorders>
-          </w:tcPr>
-          <w:p>
-            <w:pPr>
-              <w:spacing w:before="0" w:after="0" w:line="276" w:lineRule="auto"/>
-              <w:ind w:firstLine="0"/>
-              <w:jc w:val="center"/>
-            </w:pPr>
-            <w:r/>
-            <w:r>
-              <w:rPr>
-                <w:rFonts w:ascii="Times New Roman" w:hAnsi="Times New Roman" w:eastAsia="楷体"/>
-                <w:b w:val="0"/>
-                <w:color w:val="000000"/>
-                <w:sz w:val="18"/>
-              </w:rPr>
-              <w:t>3.00%</w:t>
-            </w:r>
-          </w:p>
-        </w:tc>
-        <w:tc>
-          <w:tcPr>
-            <w:tcW w:type="dxa" w:w="1344"/>
-            <w:vAlign w:val="center"/>
-            <w:tcBorders>
-              <w:top w:val="single" w:sz="4" w:color="A6A6A6"/>
-              <w:left w:val="single" w:sz="4" w:color="A6A6A6"/>
-              <w:bottom w:val="single" w:sz="4" w:color="A6A6A6"/>
-              <w:right w:val="single" w:sz="4" w:color="A6A6A6"/>
-            </w:tcBorders>
-          </w:tcPr>
-          <w:p>
-            <w:pPr>
-              <w:spacing w:before="0" w:after="0" w:line="276" w:lineRule="auto"/>
-              <w:ind w:firstLine="0"/>
-              <w:jc w:val="center"/>
-            </w:pPr>
-            <w:r/>
-            <w:r>
-              <w:rPr>
-                <w:rFonts w:ascii="Times New Roman" w:hAnsi="Times New Roman" w:eastAsia="楷体"/>
-                <w:b w:val="0"/>
-                <w:color w:val="000000"/>
-                <w:sz w:val="18"/>
-              </w:rPr>
-              <w:t xml:space="preserve"> </w:t>
-            </w:r>
-          </w:p>
-        </w:tc>
-        <w:tc>
-          <w:tcPr>
-            <w:tcW w:type="dxa" w:w="1344"/>
-            <w:vAlign w:val="center"/>
-            <w:tcBorders>
-              <w:top w:val="single" w:sz="4" w:color="A6A6A6"/>
-              <w:left w:val="single" w:sz="4" w:color="A6A6A6"/>
-              <w:bottom w:val="single" w:sz="4" w:color="A6A6A6"/>
-              <w:right w:val="single" w:sz="4" w:color="A6A6A6"/>
-            </w:tcBorders>
-          </w:tcPr>
-          <w:p>
-            <w:pPr>
-              <w:spacing w:before="0" w:after="0" w:line="276" w:lineRule="auto"/>
-              <w:ind w:firstLine="0"/>
-              <w:jc w:val="center"/>
-            </w:pPr>
-            <w:r/>
-            <w:r>
-              <w:rPr>
-                <w:rFonts w:ascii="Times New Roman" w:hAnsi="Times New Roman" w:eastAsia="楷体"/>
-                <w:b w:val="0"/>
-                <w:color w:val="000000"/>
-                <w:sz w:val="18"/>
-              </w:rPr>
-              <w:t>18.49</w:t>
-            </w:r>
-          </w:p>
-        </w:tc>
-        <w:tc>
-          <w:tcPr>
-            <w:tcW w:type="dxa" w:w="1344"/>
-            <w:vAlign w:val="center"/>
-            <w:tcBorders>
-              <w:top w:val="single" w:sz="4" w:color="A6A6A6"/>
-              <w:left w:val="single" w:sz="4" w:color="A6A6A6"/>
-              <w:bottom w:val="single" w:sz="4" w:color="A6A6A6"/>
-              <w:right w:val="single" w:sz="4" w:color="A6A6A6"/>
-            </w:tcBorders>
-          </w:tcPr>
-          <w:p>
-            <w:pPr>
-              <w:spacing w:before="0" w:after="0" w:line="276" w:lineRule="auto"/>
-              <w:ind w:firstLine="0"/>
-              <w:jc w:val="center"/>
-            </w:pPr>
-            <w:r/>
-            <w:r>
-              <w:rPr>
-                <w:rFonts w:ascii="Times New Roman" w:hAnsi="Times New Roman" w:eastAsia="楷体"/>
-                <w:b w:val="0"/>
-                <w:color w:val="000000"/>
-                <w:sz w:val="18"/>
-              </w:rPr>
-              <w:t>—</w:t>
-            </w:r>
-          </w:p>
-        </w:tc>
-      </w:tr>
-      <w:tr>
-        <w:tc>
-          <w:tcPr>
-            <w:tcW w:type="dxa" w:w="1344"/>
-            <w:vAlign w:val="center"/>
-            <w:tcBorders>
-              <w:top w:val="single" w:sz="4" w:color="A6A6A6"/>
-              <w:left w:val="single" w:sz="4" w:color="A6A6A6"/>
-              <w:bottom w:val="single" w:sz="4" w:color="A6A6A6"/>
-              <w:right w:val="single" w:sz="4" w:color="A6A6A6"/>
-            </w:tcBorders>
-          </w:tcPr>
-          <w:p>
-            <w:pPr>
-              <w:spacing w:before="0" w:after="0" w:line="276" w:lineRule="auto"/>
-              <w:ind w:firstLine="0"/>
-              <w:jc w:val="left"/>
-            </w:pPr>
-            <w:r/>
-            <w:r>
-              <w:rPr>
-                <w:rFonts w:ascii="Times New Roman" w:hAnsi="Times New Roman" w:eastAsia="楷体"/>
-                <w:b w:val="0"/>
-                <w:color w:val="000000"/>
-                <w:sz w:val="18"/>
-              </w:rPr>
-              <w:t>怒江傈僳族自治州</w:t>
-            </w:r>
-          </w:p>
-        </w:tc>
-        <w:tc>
-          <w:tcPr>
-            <w:tcW w:type="dxa" w:w="1344"/>
-            <w:vAlign w:val="center"/>
-            <w:tcBorders>
-              <w:top w:val="single" w:sz="4" w:color="A6A6A6"/>
-              <w:left w:val="single" w:sz="4" w:color="A6A6A6"/>
-              <w:bottom w:val="single" w:sz="4" w:color="A6A6A6"/>
-              <w:right w:val="single" w:sz="4" w:color="A6A6A6"/>
-            </w:tcBorders>
-          </w:tcPr>
-          <w:p>
-            <w:pPr>
-              <w:spacing w:before="0" w:after="0" w:line="276" w:lineRule="auto"/>
-              <w:ind w:firstLine="0"/>
-              <w:jc w:val="center"/>
-            </w:pPr>
-            <w:r/>
-            <w:r>
-              <w:rPr>
-                <w:rFonts w:ascii="Times New Roman" w:hAnsi="Times New Roman" w:eastAsia="楷体"/>
-                <w:b w:val="0"/>
-                <w:color w:val="000000"/>
-                <w:sz w:val="18"/>
-              </w:rPr>
-              <w:t>288.98</w:t>
-            </w:r>
-          </w:p>
-        </w:tc>
-        <w:tc>
-          <w:tcPr>
-            <w:tcW w:type="dxa" w:w="1344"/>
-            <w:vAlign w:val="center"/>
-            <w:tcBorders>
-              <w:top w:val="single" w:sz="4" w:color="A6A6A6"/>
-              <w:left w:val="single" w:sz="4" w:color="A6A6A6"/>
-              <w:bottom w:val="single" w:sz="4" w:color="A6A6A6"/>
-              <w:right w:val="single" w:sz="4" w:color="A6A6A6"/>
-            </w:tcBorders>
-          </w:tcPr>
-          <w:p>
-            <w:pPr>
-              <w:spacing w:before="0" w:after="0" w:line="276" w:lineRule="auto"/>
-              <w:ind w:firstLine="0"/>
-              <w:jc w:val="center"/>
-            </w:pPr>
-            <w:r/>
-            <w:r>
-              <w:rPr>
-                <w:rFonts w:ascii="Times New Roman" w:hAnsi="Times New Roman" w:eastAsia="楷体"/>
-                <w:b w:val="0"/>
-                <w:color w:val="000000"/>
-                <w:sz w:val="18"/>
-              </w:rPr>
-              <w:t>5.30</w:t>
-            </w:r>
-          </w:p>
-        </w:tc>
-        <w:tc>
-          <w:tcPr>
-            <w:tcW w:type="dxa" w:w="1344"/>
-            <w:vAlign w:val="center"/>
-            <w:tcBorders>
-              <w:top w:val="single" w:sz="4" w:color="A6A6A6"/>
-              <w:left w:val="single" w:sz="4" w:color="A6A6A6"/>
-              <w:bottom w:val="single" w:sz="4" w:color="A6A6A6"/>
-              <w:right w:val="single" w:sz="4" w:color="A6A6A6"/>
-            </w:tcBorders>
-          </w:tcPr>
-          <w:p>
-            <w:pPr>
-              <w:spacing w:before="0" w:after="0" w:line="276" w:lineRule="auto"/>
-              <w:ind w:firstLine="0"/>
-              <w:jc w:val="center"/>
-            </w:pPr>
-            <w:r/>
-            <w:r>
-              <w:rPr>
-                <w:rFonts w:ascii="Times New Roman" w:hAnsi="Times New Roman" w:eastAsia="楷体"/>
-                <w:b w:val="0"/>
-                <w:color w:val="000000"/>
-                <w:sz w:val="18"/>
-              </w:rPr>
-              <w:t>3.30%</w:t>
-            </w:r>
-          </w:p>
-        </w:tc>
-        <w:tc>
-          <w:tcPr>
-            <w:tcW w:type="dxa" w:w="1344"/>
-            <w:vAlign w:val="center"/>
-            <w:tcBorders>
-              <w:top w:val="single" w:sz="4" w:color="A6A6A6"/>
-              <w:left w:val="single" w:sz="4" w:color="A6A6A6"/>
-              <w:bottom w:val="single" w:sz="4" w:color="A6A6A6"/>
-              <w:right w:val="single" w:sz="4" w:color="A6A6A6"/>
-            </w:tcBorders>
-          </w:tcPr>
-          <w:p>
-            <w:pPr>
-              <w:spacing w:before="0" w:after="0" w:line="276" w:lineRule="auto"/>
-              <w:ind w:firstLine="0"/>
-              <w:jc w:val="center"/>
-            </w:pPr>
-            <w:r/>
-            <w:r>
-              <w:rPr>
-                <w:rFonts w:ascii="Times New Roman" w:hAnsi="Times New Roman" w:eastAsia="楷体"/>
-                <w:b w:val="0"/>
-                <w:color w:val="000000"/>
-                <w:sz w:val="18"/>
-              </w:rPr>
-              <w:t xml:space="preserve"> </w:t>
-            </w:r>
-          </w:p>
-        </w:tc>
-        <w:tc>
-          <w:tcPr>
-            <w:tcW w:type="dxa" w:w="1344"/>
-            <w:vAlign w:val="center"/>
-            <w:tcBorders>
-              <w:top w:val="single" w:sz="4" w:color="A6A6A6"/>
-              <w:left w:val="single" w:sz="4" w:color="A6A6A6"/>
-              <w:bottom w:val="single" w:sz="4" w:color="A6A6A6"/>
-              <w:right w:val="single" w:sz="4" w:color="A6A6A6"/>
-            </w:tcBorders>
-          </w:tcPr>
-          <w:p>
-            <w:pPr>
-              <w:spacing w:before="0" w:after="0" w:line="276" w:lineRule="auto"/>
-              <w:ind w:firstLine="0"/>
-              <w:jc w:val="center"/>
-            </w:pPr>
-            <w:r/>
-            <w:r>
-              <w:rPr>
-                <w:rFonts w:ascii="Times New Roman" w:hAnsi="Times New Roman" w:eastAsia="楷体"/>
-                <w:b w:val="0"/>
-                <w:color w:val="000000"/>
-                <w:sz w:val="18"/>
-              </w:rPr>
-              <w:t>14.34</w:t>
-            </w:r>
-          </w:p>
-        </w:tc>
-        <w:tc>
-          <w:tcPr>
-            <w:tcW w:type="dxa" w:w="1344"/>
-            <w:vAlign w:val="center"/>
-            <w:tcBorders>
-              <w:top w:val="single" w:sz="4" w:color="A6A6A6"/>
-              <w:left w:val="single" w:sz="4" w:color="A6A6A6"/>
-              <w:bottom w:val="single" w:sz="4" w:color="A6A6A6"/>
-              <w:right w:val="single" w:sz="4" w:color="A6A6A6"/>
-            </w:tcBorders>
-          </w:tcPr>
-          <w:p>
-            <w:pPr>
-              <w:spacing w:before="0" w:after="0" w:line="276" w:lineRule="auto"/>
-              <w:ind w:firstLine="0"/>
-              <w:jc w:val="center"/>
-            </w:pPr>
-            <w:r/>
-            <w:r>
-              <w:rPr>
-                <w:rFonts w:ascii="Times New Roman" w:hAnsi="Times New Roman" w:eastAsia="楷体"/>
-                <w:b w:val="0"/>
-                <w:color w:val="000000"/>
-                <w:sz w:val="18"/>
-              </w:rPr>
-              <w:t>—</w:t>
+              <w:t>128.02</w:t>
             </w:r>
           </w:p>
         </w:tc>
@@ -3644,7 +2619,7 @@
           <w:color w:val="000000"/>
           <w:sz w:val="21"/>
         </w:rPr>
-        <w:t>省内对比看，昆明市2025年GDP总量8,637.45亿元、列全省第一位，一般公共预算收入575.00亿元、列全省第一位。整体来看，昆明市经济基本面在云南省内具有一定代表性，但需关注固定资产投资走势及新旧动能转换的接续性。</w:t>
+        <w:t>省内对比看，太原市2025年GDP总量5,382.45亿元、列全省第一位，约为省内第二的吕梁市（2,575.02亿元）的2.1倍，“一城独大”格局明显；一般公共预算收入443.07亿元、稳居全省第一。整体来看，太原市在山西省内的经济与财政地位极为重要，但放到同类城市横向看，产业结构升级与新旧动能转换仍是中长期需要关注的核心课题。</w:t>
       </w:r>
     </w:p>
     <w:p>
@@ -3659,7 +2634,7 @@
           <w:color w:val="000000"/>
           <w:sz w:val="21"/>
         </w:rPr>
-        <w:t>■ 昆明市财政体量在云南省稳居第一，税收占比82.72%、税收质量较好，但政府性基金收入较2023年累计增长160%；2025年末宽口径债务率373.22%、处于偏高水平，已显著高于公认的 300% 偏高临界线，后续偿债压力值得关注。</w:t>
+        <w:t>■ 太原市财政体量在山西省稳居第一，税收占比处于70%以上的较高水平、显著高于全国地级市平均、财政质量较好；但受房地产市场调整影响，政府性基金收入较2023年累计缩水超三成、土地财政贡献度显著弱化；2025年末宽口径债务率277.86%、处于中等偏高水平，处于相对偏高区间，需关注债务扩张节奏。</w:t>
       </w:r>
     </w:p>
     <w:p>
@@ -3674,7 +2649,7 @@
           <w:color w:val="000000"/>
           <w:sz w:val="21"/>
         </w:rPr>
-        <w:t>财政收入方面，2023、2024、2025年昆明市一般公共预算收入分别为558.00亿元、547.22亿元、575.00亿元，其中税收收入442.72亿元、453.92亿元、475.66亿元，税收占比维持在79.34%、82.95%、82.72%；一般公共预算支出837.79亿元、842.85亿元、843.47亿元，财政自给率66.60%、64.93%、68.17%。</w:t>
+        <w:t>财政收入方面，2023、2024、2025年太原市一般公共预算收入分别为449.24亿元、440.26亿元、443.07亿元，在山西省内稳居第一；其中税收收入分别为336.34亿元、308.94亿元、323.38亿元，税收占比维持在74.87%、70.17%、72.99%，处于70%以上的较高水平、显著高于全国地级市平均、财政质量较好。一般公共预算支出分别为777.26亿元、744.38亿元、709.86亿元，财政自给率57.80%、59.15%、62.42%，财政自给率偏低、刚性支出压力较大。</w:t>
       </w:r>
     </w:p>
     <w:p>
@@ -3689,7 +2664,7 @@
           <w:color w:val="000000"/>
           <w:sz w:val="21"/>
         </w:rPr>
-        <w:t>政府性基金收入方面，2023、2024、2025年分别为157.94亿元、234.88亿元、410.28亿元，政府性基金收入较2023年累计增长160%，反映地方综合财力对房地产周期的敞口。</w:t>
+        <w:t>政府性基金收入方面，2023、2024、2025年太原市政府性基金收入分别为196.22亿元、154.49亿元、87.51亿元，较2023年累计缩水超三成、土地财政贡献度显著弱化，反映地方综合财力对房地产周期与土地市场的敞口较大。</w:t>
       </w:r>
     </w:p>
     <w:p>
@@ -3705,7 +2680,7 @@
           <w:color w:val="000000"/>
           <w:sz w:val="21"/>
         </w:rPr>
-        <w:t>图表：2023-2025年昆明市财政收入情况(单位:亿元、%)</w:t>
+        <w:t>图表：2023-2025年太原市财政收入情况(单位:亿元、%)</w:t>
       </w:r>
     </w:p>
     <w:tbl>
@@ -3990,7 +2965,7 @@
                 <w:color w:val="000000"/>
                 <w:sz w:val="18"/>
               </w:rPr>
-              <w:t>558.00</w:t>
+              <w:t>449.24</w:t>
             </w:r>
           </w:p>
         </w:tc>
@@ -4019,7 +2994,7 @@
                 <w:color w:val="000000"/>
                 <w:sz w:val="18"/>
               </w:rPr>
-              <w:t>10.40%</w:t>
+              <w:t>2.70%</w:t>
             </w:r>
           </w:p>
         </w:tc>
@@ -4048,7 +3023,7 @@
                 <w:color w:val="000000"/>
                 <w:sz w:val="18"/>
               </w:rPr>
-              <w:t>547.22</w:t>
+              <w:t>440.26</w:t>
             </w:r>
           </w:p>
         </w:tc>
@@ -4077,7 +3052,7 @@
                 <w:color w:val="000000"/>
                 <w:sz w:val="18"/>
               </w:rPr>
-              <w:t>-1.93%</w:t>
+              <w:t>-2.00%</w:t>
             </w:r>
           </w:p>
         </w:tc>
@@ -4106,7 +3081,7 @@
                 <w:color w:val="000000"/>
                 <w:sz w:val="18"/>
               </w:rPr>
-              <w:t>575.00</w:t>
+              <w:t>443.07</w:t>
             </w:r>
           </w:p>
         </w:tc>
@@ -4135,7 +3110,7 @@
                 <w:color w:val="000000"/>
                 <w:sz w:val="18"/>
               </w:rPr>
-              <w:t>5.08%</w:t>
+              <w:t>0.64%</w:t>
             </w:r>
           </w:p>
         </w:tc>
@@ -4195,7 +3170,7 @@
                 <w:color w:val="000000"/>
                 <w:sz w:val="18"/>
               </w:rPr>
-              <w:t>442.72</w:t>
+              <w:t>336.34</w:t>
             </w:r>
           </w:p>
         </w:tc>
@@ -4253,7 +3228,7 @@
                 <w:color w:val="000000"/>
                 <w:sz w:val="18"/>
               </w:rPr>
-              <w:t>453.92</w:t>
+              <w:t>308.94</w:t>
             </w:r>
           </w:p>
         </w:tc>
@@ -4282,7 +3257,7 @@
                 <w:color w:val="000000"/>
                 <w:sz w:val="18"/>
               </w:rPr>
-              <w:t>2.53%</w:t>
+              <w:t>-8.15%</w:t>
             </w:r>
           </w:p>
         </w:tc>
@@ -4311,7 +3286,7 @@
                 <w:color w:val="000000"/>
                 <w:sz w:val="18"/>
               </w:rPr>
-              <w:t>475.66</w:t>
+              <w:t>323.38</w:t>
             </w:r>
           </w:p>
         </w:tc>
@@ -4340,7 +3315,7 @@
                 <w:color w:val="000000"/>
                 <w:sz w:val="18"/>
               </w:rPr>
-              <w:t>4.79%</w:t>
+              <w:t>4.67%</w:t>
             </w:r>
           </w:p>
         </w:tc>
@@ -4400,7 +3375,7 @@
                 <w:color w:val="000000"/>
                 <w:sz w:val="18"/>
               </w:rPr>
-              <w:t>79.34%</w:t>
+              <w:t>74.87%</w:t>
             </w:r>
           </w:p>
         </w:tc>
@@ -4458,7 +3433,7 @@
                 <w:color w:val="000000"/>
                 <w:sz w:val="18"/>
               </w:rPr>
-              <w:t>82.95%</w:t>
+              <w:t>70.17%</w:t>
             </w:r>
           </w:p>
         </w:tc>
@@ -4516,7 +3491,7 @@
                 <w:color w:val="000000"/>
                 <w:sz w:val="18"/>
               </w:rPr>
-              <w:t>82.72%</w:t>
+              <w:t>72.99%</w:t>
             </w:r>
           </w:p>
         </w:tc>
@@ -4605,7 +3580,7 @@
                 <w:color w:val="000000"/>
                 <w:sz w:val="18"/>
               </w:rPr>
-              <w:t>837.79</w:t>
+              <w:t>777.26</w:t>
             </w:r>
           </w:p>
         </w:tc>
@@ -4663,7 +3638,7 @@
                 <w:color w:val="000000"/>
                 <w:sz w:val="18"/>
               </w:rPr>
-              <w:t>842.85</w:t>
+              <w:t>744.38</w:t>
             </w:r>
           </w:p>
         </w:tc>
@@ -4692,7 +3667,7 @@
                 <w:color w:val="000000"/>
                 <w:sz w:val="18"/>
               </w:rPr>
-              <w:t>0.60%</w:t>
+              <w:t>-4.23%</w:t>
             </w:r>
           </w:p>
         </w:tc>
@@ -4721,7 +3696,7 @@
                 <w:color w:val="000000"/>
                 <w:sz w:val="18"/>
               </w:rPr>
-              <w:t>843.47</w:t>
+              <w:t>709.86</w:t>
             </w:r>
           </w:p>
         </w:tc>
@@ -4750,7 +3725,7 @@
                 <w:color w:val="000000"/>
                 <w:sz w:val="18"/>
               </w:rPr>
-              <w:t>0.07%</w:t>
+              <w:t>-4.64%</w:t>
             </w:r>
           </w:p>
         </w:tc>
@@ -4810,7 +3785,7 @@
                 <w:color w:val="000000"/>
                 <w:sz w:val="18"/>
               </w:rPr>
-              <w:t>66.60%</w:t>
+              <w:t>57.80%</w:t>
             </w:r>
           </w:p>
         </w:tc>
@@ -4868,7 +3843,7 @@
                 <w:color w:val="000000"/>
                 <w:sz w:val="18"/>
               </w:rPr>
-              <w:t>64.93%</w:t>
+              <w:t>59.15%</w:t>
             </w:r>
           </w:p>
         </w:tc>
@@ -4926,7 +3901,7 @@
                 <w:color w:val="000000"/>
                 <w:sz w:val="18"/>
               </w:rPr>
-              <w:t>68.17%</w:t>
+              <w:t>62.42%</w:t>
             </w:r>
           </w:p>
         </w:tc>
@@ -5015,7 +3990,7 @@
                 <w:color w:val="000000"/>
                 <w:sz w:val="18"/>
               </w:rPr>
-              <w:t>157.94</w:t>
+              <w:t>196.22</w:t>
             </w:r>
           </w:p>
         </w:tc>
@@ -5073,7 +4048,7 @@
                 <w:color w:val="000000"/>
                 <w:sz w:val="18"/>
               </w:rPr>
-              <w:t>234.88</w:t>
+              <w:t>154.49</w:t>
             </w:r>
           </w:p>
         </w:tc>
@@ -5102,7 +4077,7 @@
                 <w:color w:val="000000"/>
                 <w:sz w:val="18"/>
               </w:rPr>
-              <w:t>48.71%</w:t>
+              <w:t>-21.27%</w:t>
             </w:r>
           </w:p>
         </w:tc>
@@ -5131,7 +4106,7 @@
                 <w:color w:val="000000"/>
                 <w:sz w:val="18"/>
               </w:rPr>
-              <w:t>410.28</w:t>
+              <w:t>87.51</w:t>
             </w:r>
           </w:p>
         </w:tc>
@@ -5160,7 +4135,7 @@
                 <w:color w:val="000000"/>
                 <w:sz w:val="18"/>
               </w:rPr>
-              <w:t>74.68%</w:t>
+              <w:t>-43.36%</w:t>
             </w:r>
           </w:p>
         </w:tc>
@@ -5178,7 +4153,7 @@
           <w:color w:val="000000"/>
           <w:sz w:val="19"/>
         </w:rPr>
-        <w:t>资料来源:昆明市财政决算、企业预警通,风控信评部整理</w:t>
+        <w:t>资料来源:太原市财政决算、企业预警通,风控信评部整理</w:t>
       </w:r>
     </w:p>
     <w:p>
@@ -5193,7 +4168,1291 @@
           <w:color w:val="000000"/>
           <w:sz w:val="21"/>
         </w:rPr>
-        <w:t>土地市场方面，【待补充:昆明市土地出让与房地产销售数据（土地市场数据库未覆盖该市）】。</w:t>
+        <w:t>土地市场方面，2021、2022、2023、2024、2025年太原市经营性用地成交价分别为193.66亿元、145.56亿元、175.23亿元、131.70亿元、76.30亿元，2025年较2021年下降60.60%；同期平均溢价率为13.83%、23.30%、0.88%、0.29%、1.56%，整体处于低位、反映市场化主体拿地意愿与未来房价预期偏弱；成交楼面均价由986元/㎡降至921元/㎡、累计下降6.59%。2026年1-4月，太原市经营性用地累计成交50宗、规划建面245.27万㎡、成交价48.38亿元，延续低位运行。</w:t>
+      </w:r>
+    </w:p>
+    <w:p>
+      <w:pPr>
+        <w:spacing w:before="80" w:after="40" w:line="360" w:lineRule="auto"/>
+        <w:ind w:firstLine="0"/>
+        <w:jc w:val="center"/>
+      </w:pPr>
+      <w:r>
+        <w:rPr>
+          <w:rFonts w:ascii="Times New Roman" w:hAnsi="Times New Roman" w:eastAsia="楷体"/>
+          <w:b/>
+          <w:color w:val="000000"/>
+          <w:sz w:val="21"/>
+        </w:rPr>
+        <w:t>图表:2021-2025年太原市土地出让情况</w:t>
+      </w:r>
+    </w:p>
+    <w:tbl>
+      <w:tblPr>
+        <w:tblW w:type="auto" w:w="0"/>
+        <w:tblLayout w:type="autofit"/>
+        <w:tblLook w:firstColumn="1" w:firstRow="1" w:lastColumn="0" w:lastRow="0" w:noHBand="0" w:noVBand="1" w:val="04A0"/>
+      </w:tblPr>
+      <w:tblGrid>
+        <w:gridCol w:w="1568"/>
+        <w:gridCol w:w="1568"/>
+        <w:gridCol w:w="1568"/>
+        <w:gridCol w:w="1568"/>
+        <w:gridCol w:w="1568"/>
+        <w:gridCol w:w="1568"/>
+      </w:tblGrid>
+      <w:tr>
+        <w:tc>
+          <w:tcPr>
+            <w:tcW w:type="dxa" w:w="1568"/>
+            <w:vAlign w:val="center"/>
+            <w:shd w:val="clear" w:color="auto" w:fill="F1A983"/>
+            <w:tcBorders>
+              <w:top w:val="single" w:sz="4" w:color="A6A6A6"/>
+              <w:left w:val="single" w:sz="4" w:color="A6A6A6"/>
+              <w:bottom w:val="single" w:sz="4" w:color="A6A6A6"/>
+              <w:right w:val="single" w:sz="4" w:color="A6A6A6"/>
+            </w:tcBorders>
+          </w:tcPr>
+          <w:p>
+            <w:pPr>
+              <w:spacing w:before="0" w:after="0" w:line="276" w:lineRule="auto"/>
+              <w:ind w:firstLine="0"/>
+              <w:jc w:val="center"/>
+            </w:pPr>
+            <w:r/>
+            <w:r>
+              <w:rPr>
+                <w:rFonts w:ascii="Times New Roman" w:hAnsi="Times New Roman" w:eastAsia="楷体"/>
+                <w:b/>
+                <w:color w:val="000000"/>
+                <w:sz w:val="18"/>
+              </w:rPr>
+              <w:t>年度</w:t>
+            </w:r>
+          </w:p>
+        </w:tc>
+        <w:tc>
+          <w:tcPr>
+            <w:tcW w:type="dxa" w:w="1568"/>
+            <w:vAlign w:val="center"/>
+            <w:shd w:val="clear" w:color="auto" w:fill="F1A983"/>
+            <w:tcBorders>
+              <w:top w:val="single" w:sz="4" w:color="A6A6A6"/>
+              <w:left w:val="single" w:sz="4" w:color="A6A6A6"/>
+              <w:bottom w:val="single" w:sz="4" w:color="A6A6A6"/>
+              <w:right w:val="single" w:sz="4" w:color="A6A6A6"/>
+            </w:tcBorders>
+          </w:tcPr>
+          <w:p>
+            <w:pPr>
+              <w:spacing w:before="0" w:after="0" w:line="276" w:lineRule="auto"/>
+              <w:ind w:firstLine="0"/>
+              <w:jc w:val="center"/>
+            </w:pPr>
+            <w:r/>
+            <w:r>
+              <w:rPr>
+                <w:rFonts w:ascii="Times New Roman" w:hAnsi="Times New Roman" w:eastAsia="楷体"/>
+                <w:b/>
+                <w:color w:val="000000"/>
+                <w:sz w:val="18"/>
+              </w:rPr>
+              <w:t>土地宗数</w:t>
+            </w:r>
+          </w:p>
+        </w:tc>
+        <w:tc>
+          <w:tcPr>
+            <w:tcW w:type="dxa" w:w="1568"/>
+            <w:vAlign w:val="center"/>
+            <w:shd w:val="clear" w:color="auto" w:fill="F1A983"/>
+            <w:tcBorders>
+              <w:top w:val="single" w:sz="4" w:color="A6A6A6"/>
+              <w:left w:val="single" w:sz="4" w:color="A6A6A6"/>
+              <w:bottom w:val="single" w:sz="4" w:color="A6A6A6"/>
+              <w:right w:val="single" w:sz="4" w:color="A6A6A6"/>
+            </w:tcBorders>
+          </w:tcPr>
+          <w:p>
+            <w:pPr>
+              <w:spacing w:before="0" w:after="0" w:line="276" w:lineRule="auto"/>
+              <w:ind w:firstLine="0"/>
+              <w:jc w:val="center"/>
+            </w:pPr>
+            <w:r/>
+            <w:r>
+              <w:rPr>
+                <w:rFonts w:ascii="Times New Roman" w:hAnsi="Times New Roman" w:eastAsia="楷体"/>
+                <w:b/>
+                <w:color w:val="000000"/>
+                <w:sz w:val="18"/>
+              </w:rPr>
+              <w:t>规划建面(万㎡)</w:t>
+            </w:r>
+          </w:p>
+        </w:tc>
+        <w:tc>
+          <w:tcPr>
+            <w:tcW w:type="dxa" w:w="1568"/>
+            <w:vAlign w:val="center"/>
+            <w:shd w:val="clear" w:color="auto" w:fill="F1A983"/>
+            <w:tcBorders>
+              <w:top w:val="single" w:sz="4" w:color="A6A6A6"/>
+              <w:left w:val="single" w:sz="4" w:color="A6A6A6"/>
+              <w:bottom w:val="single" w:sz="4" w:color="A6A6A6"/>
+              <w:right w:val="single" w:sz="4" w:color="A6A6A6"/>
+            </w:tcBorders>
+          </w:tcPr>
+          <w:p>
+            <w:pPr>
+              <w:spacing w:before="0" w:after="0" w:line="276" w:lineRule="auto"/>
+              <w:ind w:firstLine="0"/>
+              <w:jc w:val="center"/>
+            </w:pPr>
+            <w:r/>
+            <w:r>
+              <w:rPr>
+                <w:rFonts w:ascii="Times New Roman" w:hAnsi="Times New Roman" w:eastAsia="楷体"/>
+                <w:b/>
+                <w:color w:val="000000"/>
+                <w:sz w:val="18"/>
+              </w:rPr>
+              <w:t>成交楼面均价(元/㎡)</w:t>
+            </w:r>
+          </w:p>
+        </w:tc>
+        <w:tc>
+          <w:tcPr>
+            <w:tcW w:type="dxa" w:w="1568"/>
+            <w:vAlign w:val="center"/>
+            <w:shd w:val="clear" w:color="auto" w:fill="F1A983"/>
+            <w:tcBorders>
+              <w:top w:val="single" w:sz="4" w:color="A6A6A6"/>
+              <w:left w:val="single" w:sz="4" w:color="A6A6A6"/>
+              <w:bottom w:val="single" w:sz="4" w:color="A6A6A6"/>
+              <w:right w:val="single" w:sz="4" w:color="A6A6A6"/>
+            </w:tcBorders>
+          </w:tcPr>
+          <w:p>
+            <w:pPr>
+              <w:spacing w:before="0" w:after="0" w:line="276" w:lineRule="auto"/>
+              <w:ind w:firstLine="0"/>
+              <w:jc w:val="center"/>
+            </w:pPr>
+            <w:r/>
+            <w:r>
+              <w:rPr>
+                <w:rFonts w:ascii="Times New Roman" w:hAnsi="Times New Roman" w:eastAsia="楷体"/>
+                <w:b/>
+                <w:color w:val="000000"/>
+                <w:sz w:val="18"/>
+              </w:rPr>
+              <w:t>平均溢价率</w:t>
+            </w:r>
+          </w:p>
+        </w:tc>
+        <w:tc>
+          <w:tcPr>
+            <w:tcW w:type="dxa" w:w="1568"/>
+            <w:vAlign w:val="center"/>
+            <w:shd w:val="clear" w:color="auto" w:fill="F1A983"/>
+            <w:tcBorders>
+              <w:top w:val="single" w:sz="4" w:color="A6A6A6"/>
+              <w:left w:val="single" w:sz="4" w:color="A6A6A6"/>
+              <w:bottom w:val="single" w:sz="4" w:color="A6A6A6"/>
+              <w:right w:val="single" w:sz="4" w:color="A6A6A6"/>
+            </w:tcBorders>
+          </w:tcPr>
+          <w:p>
+            <w:pPr>
+              <w:spacing w:before="0" w:after="0" w:line="276" w:lineRule="auto"/>
+              <w:ind w:firstLine="0"/>
+              <w:jc w:val="center"/>
+            </w:pPr>
+            <w:r/>
+            <w:r>
+              <w:rPr>
+                <w:rFonts w:ascii="Times New Roman" w:hAnsi="Times New Roman" w:eastAsia="楷体"/>
+                <w:b/>
+                <w:color w:val="000000"/>
+                <w:sz w:val="18"/>
+              </w:rPr>
+              <w:t>成交价(亿元)</w:t>
+            </w:r>
+          </w:p>
+        </w:tc>
+      </w:tr>
+      <w:tr>
+        <w:tc>
+          <w:tcPr>
+            <w:tcW w:type="dxa" w:w="1568"/>
+            <w:vAlign w:val="center"/>
+            <w:tcBorders>
+              <w:top w:val="single" w:sz="4" w:color="A6A6A6"/>
+              <w:left w:val="single" w:sz="4" w:color="A6A6A6"/>
+              <w:bottom w:val="single" w:sz="4" w:color="A6A6A6"/>
+              <w:right w:val="single" w:sz="4" w:color="A6A6A6"/>
+            </w:tcBorders>
+          </w:tcPr>
+          <w:p>
+            <w:pPr>
+              <w:spacing w:before="0" w:after="0" w:line="276" w:lineRule="auto"/>
+              <w:ind w:firstLine="0"/>
+              <w:jc w:val="left"/>
+            </w:pPr>
+            <w:r/>
+            <w:r>
+              <w:rPr>
+                <w:rFonts w:ascii="Times New Roman" w:hAnsi="Times New Roman" w:eastAsia="楷体"/>
+                <w:b w:val="0"/>
+                <w:color w:val="000000"/>
+                <w:sz w:val="18"/>
+              </w:rPr>
+              <w:t>2021</w:t>
+            </w:r>
+          </w:p>
+        </w:tc>
+        <w:tc>
+          <w:tcPr>
+            <w:tcW w:type="dxa" w:w="1568"/>
+            <w:vAlign w:val="center"/>
+            <w:tcBorders>
+              <w:top w:val="single" w:sz="4" w:color="A6A6A6"/>
+              <w:left w:val="single" w:sz="4" w:color="A6A6A6"/>
+              <w:bottom w:val="single" w:sz="4" w:color="A6A6A6"/>
+              <w:right w:val="single" w:sz="4" w:color="A6A6A6"/>
+            </w:tcBorders>
+          </w:tcPr>
+          <w:p>
+            <w:pPr>
+              <w:spacing w:before="0" w:after="0" w:line="276" w:lineRule="auto"/>
+              <w:ind w:firstLine="0"/>
+              <w:jc w:val="center"/>
+            </w:pPr>
+            <w:r/>
+            <w:r>
+              <w:rPr>
+                <w:rFonts w:ascii="Times New Roman" w:hAnsi="Times New Roman" w:eastAsia="楷体"/>
+                <w:b w:val="0"/>
+                <w:color w:val="000000"/>
+                <w:sz w:val="18"/>
+              </w:rPr>
+              <w:t>210</w:t>
+            </w:r>
+          </w:p>
+        </w:tc>
+        <w:tc>
+          <w:tcPr>
+            <w:tcW w:type="dxa" w:w="1568"/>
+            <w:vAlign w:val="center"/>
+            <w:tcBorders>
+              <w:top w:val="single" w:sz="4" w:color="A6A6A6"/>
+              <w:left w:val="single" w:sz="4" w:color="A6A6A6"/>
+              <w:bottom w:val="single" w:sz="4" w:color="A6A6A6"/>
+              <w:right w:val="single" w:sz="4" w:color="A6A6A6"/>
+            </w:tcBorders>
+          </w:tcPr>
+          <w:p>
+            <w:pPr>
+              <w:spacing w:before="0" w:after="0" w:line="276" w:lineRule="auto"/>
+              <w:ind w:firstLine="0"/>
+              <w:jc w:val="center"/>
+            </w:pPr>
+            <w:r/>
+            <w:r>
+              <w:rPr>
+                <w:rFonts w:ascii="Times New Roman" w:hAnsi="Times New Roman" w:eastAsia="楷体"/>
+                <w:b w:val="0"/>
+                <w:color w:val="000000"/>
+                <w:sz w:val="18"/>
+              </w:rPr>
+              <w:t>1,964.21</w:t>
+            </w:r>
+          </w:p>
+        </w:tc>
+        <w:tc>
+          <w:tcPr>
+            <w:tcW w:type="dxa" w:w="1568"/>
+            <w:vAlign w:val="center"/>
+            <w:tcBorders>
+              <w:top w:val="single" w:sz="4" w:color="A6A6A6"/>
+              <w:left w:val="single" w:sz="4" w:color="A6A6A6"/>
+              <w:bottom w:val="single" w:sz="4" w:color="A6A6A6"/>
+              <w:right w:val="single" w:sz="4" w:color="A6A6A6"/>
+            </w:tcBorders>
+          </w:tcPr>
+          <w:p>
+            <w:pPr>
+              <w:spacing w:before="0" w:after="0" w:line="276" w:lineRule="auto"/>
+              <w:ind w:firstLine="0"/>
+              <w:jc w:val="center"/>
+            </w:pPr>
+            <w:r/>
+            <w:r>
+              <w:rPr>
+                <w:rFonts w:ascii="Times New Roman" w:hAnsi="Times New Roman" w:eastAsia="楷体"/>
+                <w:b w:val="0"/>
+                <w:color w:val="000000"/>
+                <w:sz w:val="18"/>
+              </w:rPr>
+              <w:t>986</w:t>
+            </w:r>
+          </w:p>
+        </w:tc>
+        <w:tc>
+          <w:tcPr>
+            <w:tcW w:type="dxa" w:w="1568"/>
+            <w:vAlign w:val="center"/>
+            <w:tcBorders>
+              <w:top w:val="single" w:sz="4" w:color="A6A6A6"/>
+              <w:left w:val="single" w:sz="4" w:color="A6A6A6"/>
+              <w:bottom w:val="single" w:sz="4" w:color="A6A6A6"/>
+              <w:right w:val="single" w:sz="4" w:color="A6A6A6"/>
+            </w:tcBorders>
+          </w:tcPr>
+          <w:p>
+            <w:pPr>
+              <w:spacing w:before="0" w:after="0" w:line="276" w:lineRule="auto"/>
+              <w:ind w:firstLine="0"/>
+              <w:jc w:val="center"/>
+            </w:pPr>
+            <w:r/>
+            <w:r>
+              <w:rPr>
+                <w:rFonts w:ascii="Times New Roman" w:hAnsi="Times New Roman" w:eastAsia="楷体"/>
+                <w:b w:val="0"/>
+                <w:color w:val="000000"/>
+                <w:sz w:val="18"/>
+              </w:rPr>
+              <w:t>13.83%</w:t>
+            </w:r>
+          </w:p>
+        </w:tc>
+        <w:tc>
+          <w:tcPr>
+            <w:tcW w:type="dxa" w:w="1568"/>
+            <w:vAlign w:val="center"/>
+            <w:tcBorders>
+              <w:top w:val="single" w:sz="4" w:color="A6A6A6"/>
+              <w:left w:val="single" w:sz="4" w:color="A6A6A6"/>
+              <w:bottom w:val="single" w:sz="4" w:color="A6A6A6"/>
+              <w:right w:val="single" w:sz="4" w:color="A6A6A6"/>
+            </w:tcBorders>
+          </w:tcPr>
+          <w:p>
+            <w:pPr>
+              <w:spacing w:before="0" w:after="0" w:line="276" w:lineRule="auto"/>
+              <w:ind w:firstLine="0"/>
+              <w:jc w:val="center"/>
+            </w:pPr>
+            <w:r/>
+            <w:r>
+              <w:rPr>
+                <w:rFonts w:ascii="Times New Roman" w:hAnsi="Times New Roman" w:eastAsia="楷体"/>
+                <w:b w:val="0"/>
+                <w:color w:val="000000"/>
+                <w:sz w:val="18"/>
+              </w:rPr>
+              <w:t>193.66</w:t>
+            </w:r>
+          </w:p>
+        </w:tc>
+      </w:tr>
+      <w:tr>
+        <w:tc>
+          <w:tcPr>
+            <w:tcW w:type="dxa" w:w="1568"/>
+            <w:vAlign w:val="center"/>
+            <w:tcBorders>
+              <w:top w:val="single" w:sz="4" w:color="A6A6A6"/>
+              <w:left w:val="single" w:sz="4" w:color="A6A6A6"/>
+              <w:bottom w:val="single" w:sz="4" w:color="A6A6A6"/>
+              <w:right w:val="single" w:sz="4" w:color="A6A6A6"/>
+            </w:tcBorders>
+          </w:tcPr>
+          <w:p>
+            <w:pPr>
+              <w:spacing w:before="0" w:after="0" w:line="276" w:lineRule="auto"/>
+              <w:ind w:firstLine="0"/>
+              <w:jc w:val="left"/>
+            </w:pPr>
+            <w:r/>
+            <w:r>
+              <w:rPr>
+                <w:rFonts w:ascii="Times New Roman" w:hAnsi="Times New Roman" w:eastAsia="楷体"/>
+                <w:b w:val="0"/>
+                <w:color w:val="000000"/>
+                <w:sz w:val="18"/>
+              </w:rPr>
+              <w:t>2022</w:t>
+            </w:r>
+          </w:p>
+        </w:tc>
+        <w:tc>
+          <w:tcPr>
+            <w:tcW w:type="dxa" w:w="1568"/>
+            <w:vAlign w:val="center"/>
+            <w:tcBorders>
+              <w:top w:val="single" w:sz="4" w:color="A6A6A6"/>
+              <w:left w:val="single" w:sz="4" w:color="A6A6A6"/>
+              <w:bottom w:val="single" w:sz="4" w:color="A6A6A6"/>
+              <w:right w:val="single" w:sz="4" w:color="A6A6A6"/>
+            </w:tcBorders>
+          </w:tcPr>
+          <w:p>
+            <w:pPr>
+              <w:spacing w:before="0" w:after="0" w:line="276" w:lineRule="auto"/>
+              <w:ind w:firstLine="0"/>
+              <w:jc w:val="center"/>
+            </w:pPr>
+            <w:r/>
+            <w:r>
+              <w:rPr>
+                <w:rFonts w:ascii="Times New Roman" w:hAnsi="Times New Roman" w:eastAsia="楷体"/>
+                <w:b w:val="0"/>
+                <w:color w:val="000000"/>
+                <w:sz w:val="18"/>
+              </w:rPr>
+              <w:t>177</w:t>
+            </w:r>
+          </w:p>
+        </w:tc>
+        <w:tc>
+          <w:tcPr>
+            <w:tcW w:type="dxa" w:w="1568"/>
+            <w:vAlign w:val="center"/>
+            <w:tcBorders>
+              <w:top w:val="single" w:sz="4" w:color="A6A6A6"/>
+              <w:left w:val="single" w:sz="4" w:color="A6A6A6"/>
+              <w:bottom w:val="single" w:sz="4" w:color="A6A6A6"/>
+              <w:right w:val="single" w:sz="4" w:color="A6A6A6"/>
+            </w:tcBorders>
+          </w:tcPr>
+          <w:p>
+            <w:pPr>
+              <w:spacing w:before="0" w:after="0" w:line="276" w:lineRule="auto"/>
+              <w:ind w:firstLine="0"/>
+              <w:jc w:val="center"/>
+            </w:pPr>
+            <w:r/>
+            <w:r>
+              <w:rPr>
+                <w:rFonts w:ascii="Times New Roman" w:hAnsi="Times New Roman" w:eastAsia="楷体"/>
+                <w:b w:val="0"/>
+                <w:color w:val="000000"/>
+                <w:sz w:val="18"/>
+              </w:rPr>
+              <w:t>1,316.59</w:t>
+            </w:r>
+          </w:p>
+        </w:tc>
+        <w:tc>
+          <w:tcPr>
+            <w:tcW w:type="dxa" w:w="1568"/>
+            <w:vAlign w:val="center"/>
+            <w:tcBorders>
+              <w:top w:val="single" w:sz="4" w:color="A6A6A6"/>
+              <w:left w:val="single" w:sz="4" w:color="A6A6A6"/>
+              <w:bottom w:val="single" w:sz="4" w:color="A6A6A6"/>
+              <w:right w:val="single" w:sz="4" w:color="A6A6A6"/>
+            </w:tcBorders>
+          </w:tcPr>
+          <w:p>
+            <w:pPr>
+              <w:spacing w:before="0" w:after="0" w:line="276" w:lineRule="auto"/>
+              <w:ind w:firstLine="0"/>
+              <w:jc w:val="center"/>
+            </w:pPr>
+            <w:r/>
+            <w:r>
+              <w:rPr>
+                <w:rFonts w:ascii="Times New Roman" w:hAnsi="Times New Roman" w:eastAsia="楷体"/>
+                <w:b w:val="0"/>
+                <w:color w:val="000000"/>
+                <w:sz w:val="18"/>
+              </w:rPr>
+              <w:t>1,106</w:t>
+            </w:r>
+          </w:p>
+        </w:tc>
+        <w:tc>
+          <w:tcPr>
+            <w:tcW w:type="dxa" w:w="1568"/>
+            <w:vAlign w:val="center"/>
+            <w:tcBorders>
+              <w:top w:val="single" w:sz="4" w:color="A6A6A6"/>
+              <w:left w:val="single" w:sz="4" w:color="A6A6A6"/>
+              <w:bottom w:val="single" w:sz="4" w:color="A6A6A6"/>
+              <w:right w:val="single" w:sz="4" w:color="A6A6A6"/>
+            </w:tcBorders>
+          </w:tcPr>
+          <w:p>
+            <w:pPr>
+              <w:spacing w:before="0" w:after="0" w:line="276" w:lineRule="auto"/>
+              <w:ind w:firstLine="0"/>
+              <w:jc w:val="center"/>
+            </w:pPr>
+            <w:r/>
+            <w:r>
+              <w:rPr>
+                <w:rFonts w:ascii="Times New Roman" w:hAnsi="Times New Roman" w:eastAsia="楷体"/>
+                <w:b w:val="0"/>
+                <w:color w:val="000000"/>
+                <w:sz w:val="18"/>
+              </w:rPr>
+              <w:t>23.30%</w:t>
+            </w:r>
+          </w:p>
+        </w:tc>
+        <w:tc>
+          <w:tcPr>
+            <w:tcW w:type="dxa" w:w="1568"/>
+            <w:vAlign w:val="center"/>
+            <w:tcBorders>
+              <w:top w:val="single" w:sz="4" w:color="A6A6A6"/>
+              <w:left w:val="single" w:sz="4" w:color="A6A6A6"/>
+              <w:bottom w:val="single" w:sz="4" w:color="A6A6A6"/>
+              <w:right w:val="single" w:sz="4" w:color="A6A6A6"/>
+            </w:tcBorders>
+          </w:tcPr>
+          <w:p>
+            <w:pPr>
+              <w:spacing w:before="0" w:after="0" w:line="276" w:lineRule="auto"/>
+              <w:ind w:firstLine="0"/>
+              <w:jc w:val="center"/>
+            </w:pPr>
+            <w:r/>
+            <w:r>
+              <w:rPr>
+                <w:rFonts w:ascii="Times New Roman" w:hAnsi="Times New Roman" w:eastAsia="楷体"/>
+                <w:b w:val="0"/>
+                <w:color w:val="000000"/>
+                <w:sz w:val="18"/>
+              </w:rPr>
+              <w:t>145.56</w:t>
+            </w:r>
+          </w:p>
+        </w:tc>
+      </w:tr>
+      <w:tr>
+        <w:tc>
+          <w:tcPr>
+            <w:tcW w:type="dxa" w:w="1568"/>
+            <w:vAlign w:val="center"/>
+            <w:tcBorders>
+              <w:top w:val="single" w:sz="4" w:color="A6A6A6"/>
+              <w:left w:val="single" w:sz="4" w:color="A6A6A6"/>
+              <w:bottom w:val="single" w:sz="4" w:color="A6A6A6"/>
+              <w:right w:val="single" w:sz="4" w:color="A6A6A6"/>
+            </w:tcBorders>
+          </w:tcPr>
+          <w:p>
+            <w:pPr>
+              <w:spacing w:before="0" w:after="0" w:line="276" w:lineRule="auto"/>
+              <w:ind w:firstLine="0"/>
+              <w:jc w:val="left"/>
+            </w:pPr>
+            <w:r/>
+            <w:r>
+              <w:rPr>
+                <w:rFonts w:ascii="Times New Roman" w:hAnsi="Times New Roman" w:eastAsia="楷体"/>
+                <w:b w:val="0"/>
+                <w:color w:val="000000"/>
+                <w:sz w:val="18"/>
+              </w:rPr>
+              <w:t>2023</w:t>
+            </w:r>
+          </w:p>
+        </w:tc>
+        <w:tc>
+          <w:tcPr>
+            <w:tcW w:type="dxa" w:w="1568"/>
+            <w:vAlign w:val="center"/>
+            <w:tcBorders>
+              <w:top w:val="single" w:sz="4" w:color="A6A6A6"/>
+              <w:left w:val="single" w:sz="4" w:color="A6A6A6"/>
+              <w:bottom w:val="single" w:sz="4" w:color="A6A6A6"/>
+              <w:right w:val="single" w:sz="4" w:color="A6A6A6"/>
+            </w:tcBorders>
+          </w:tcPr>
+          <w:p>
+            <w:pPr>
+              <w:spacing w:before="0" w:after="0" w:line="276" w:lineRule="auto"/>
+              <w:ind w:firstLine="0"/>
+              <w:jc w:val="center"/>
+            </w:pPr>
+            <w:r/>
+            <w:r>
+              <w:rPr>
+                <w:rFonts w:ascii="Times New Roman" w:hAnsi="Times New Roman" w:eastAsia="楷体"/>
+                <w:b w:val="0"/>
+                <w:color w:val="000000"/>
+                <w:sz w:val="18"/>
+              </w:rPr>
+              <w:t>155</w:t>
+            </w:r>
+          </w:p>
+        </w:tc>
+        <w:tc>
+          <w:tcPr>
+            <w:tcW w:type="dxa" w:w="1568"/>
+            <w:vAlign w:val="center"/>
+            <w:tcBorders>
+              <w:top w:val="single" w:sz="4" w:color="A6A6A6"/>
+              <w:left w:val="single" w:sz="4" w:color="A6A6A6"/>
+              <w:bottom w:val="single" w:sz="4" w:color="A6A6A6"/>
+              <w:right w:val="single" w:sz="4" w:color="A6A6A6"/>
+            </w:tcBorders>
+          </w:tcPr>
+          <w:p>
+            <w:pPr>
+              <w:spacing w:before="0" w:after="0" w:line="276" w:lineRule="auto"/>
+              <w:ind w:firstLine="0"/>
+              <w:jc w:val="center"/>
+            </w:pPr>
+            <w:r/>
+            <w:r>
+              <w:rPr>
+                <w:rFonts w:ascii="Times New Roman" w:hAnsi="Times New Roman" w:eastAsia="楷体"/>
+                <w:b w:val="0"/>
+                <w:color w:val="000000"/>
+                <w:sz w:val="18"/>
+              </w:rPr>
+              <w:t>1,779.23</w:t>
+            </w:r>
+          </w:p>
+        </w:tc>
+        <w:tc>
+          <w:tcPr>
+            <w:tcW w:type="dxa" w:w="1568"/>
+            <w:vAlign w:val="center"/>
+            <w:tcBorders>
+              <w:top w:val="single" w:sz="4" w:color="A6A6A6"/>
+              <w:left w:val="single" w:sz="4" w:color="A6A6A6"/>
+              <w:bottom w:val="single" w:sz="4" w:color="A6A6A6"/>
+              <w:right w:val="single" w:sz="4" w:color="A6A6A6"/>
+            </w:tcBorders>
+          </w:tcPr>
+          <w:p>
+            <w:pPr>
+              <w:spacing w:before="0" w:after="0" w:line="276" w:lineRule="auto"/>
+              <w:ind w:firstLine="0"/>
+              <w:jc w:val="center"/>
+            </w:pPr>
+            <w:r/>
+            <w:r>
+              <w:rPr>
+                <w:rFonts w:ascii="Times New Roman" w:hAnsi="Times New Roman" w:eastAsia="楷体"/>
+                <w:b w:val="0"/>
+                <w:color w:val="000000"/>
+                <w:sz w:val="18"/>
+              </w:rPr>
+              <w:t>985</w:t>
+            </w:r>
+          </w:p>
+        </w:tc>
+        <w:tc>
+          <w:tcPr>
+            <w:tcW w:type="dxa" w:w="1568"/>
+            <w:vAlign w:val="center"/>
+            <w:tcBorders>
+              <w:top w:val="single" w:sz="4" w:color="A6A6A6"/>
+              <w:left w:val="single" w:sz="4" w:color="A6A6A6"/>
+              <w:bottom w:val="single" w:sz="4" w:color="A6A6A6"/>
+              <w:right w:val="single" w:sz="4" w:color="A6A6A6"/>
+            </w:tcBorders>
+          </w:tcPr>
+          <w:p>
+            <w:pPr>
+              <w:spacing w:before="0" w:after="0" w:line="276" w:lineRule="auto"/>
+              <w:ind w:firstLine="0"/>
+              <w:jc w:val="center"/>
+            </w:pPr>
+            <w:r/>
+            <w:r>
+              <w:rPr>
+                <w:rFonts w:ascii="Times New Roman" w:hAnsi="Times New Roman" w:eastAsia="楷体"/>
+                <w:b w:val="0"/>
+                <w:color w:val="000000"/>
+                <w:sz w:val="18"/>
+              </w:rPr>
+              <w:t>0.88%</w:t>
+            </w:r>
+          </w:p>
+        </w:tc>
+        <w:tc>
+          <w:tcPr>
+            <w:tcW w:type="dxa" w:w="1568"/>
+            <w:vAlign w:val="center"/>
+            <w:tcBorders>
+              <w:top w:val="single" w:sz="4" w:color="A6A6A6"/>
+              <w:left w:val="single" w:sz="4" w:color="A6A6A6"/>
+              <w:bottom w:val="single" w:sz="4" w:color="A6A6A6"/>
+              <w:right w:val="single" w:sz="4" w:color="A6A6A6"/>
+            </w:tcBorders>
+          </w:tcPr>
+          <w:p>
+            <w:pPr>
+              <w:spacing w:before="0" w:after="0" w:line="276" w:lineRule="auto"/>
+              <w:ind w:firstLine="0"/>
+              <w:jc w:val="center"/>
+            </w:pPr>
+            <w:r/>
+            <w:r>
+              <w:rPr>
+                <w:rFonts w:ascii="Times New Roman" w:hAnsi="Times New Roman" w:eastAsia="楷体"/>
+                <w:b w:val="0"/>
+                <w:color w:val="000000"/>
+                <w:sz w:val="18"/>
+              </w:rPr>
+              <w:t>175.23</w:t>
+            </w:r>
+          </w:p>
+        </w:tc>
+      </w:tr>
+      <w:tr>
+        <w:tc>
+          <w:tcPr>
+            <w:tcW w:type="dxa" w:w="1568"/>
+            <w:vAlign w:val="center"/>
+            <w:tcBorders>
+              <w:top w:val="single" w:sz="4" w:color="A6A6A6"/>
+              <w:left w:val="single" w:sz="4" w:color="A6A6A6"/>
+              <w:bottom w:val="single" w:sz="4" w:color="A6A6A6"/>
+              <w:right w:val="single" w:sz="4" w:color="A6A6A6"/>
+            </w:tcBorders>
+          </w:tcPr>
+          <w:p>
+            <w:pPr>
+              <w:spacing w:before="0" w:after="0" w:line="276" w:lineRule="auto"/>
+              <w:ind w:firstLine="0"/>
+              <w:jc w:val="left"/>
+            </w:pPr>
+            <w:r/>
+            <w:r>
+              <w:rPr>
+                <w:rFonts w:ascii="Times New Roman" w:hAnsi="Times New Roman" w:eastAsia="楷体"/>
+                <w:b w:val="0"/>
+                <w:color w:val="000000"/>
+                <w:sz w:val="18"/>
+              </w:rPr>
+              <w:t>2024</w:t>
+            </w:r>
+          </w:p>
+        </w:tc>
+        <w:tc>
+          <w:tcPr>
+            <w:tcW w:type="dxa" w:w="1568"/>
+            <w:vAlign w:val="center"/>
+            <w:tcBorders>
+              <w:top w:val="single" w:sz="4" w:color="A6A6A6"/>
+              <w:left w:val="single" w:sz="4" w:color="A6A6A6"/>
+              <w:bottom w:val="single" w:sz="4" w:color="A6A6A6"/>
+              <w:right w:val="single" w:sz="4" w:color="A6A6A6"/>
+            </w:tcBorders>
+          </w:tcPr>
+          <w:p>
+            <w:pPr>
+              <w:spacing w:before="0" w:after="0" w:line="276" w:lineRule="auto"/>
+              <w:ind w:firstLine="0"/>
+              <w:jc w:val="center"/>
+            </w:pPr>
+            <w:r/>
+            <w:r>
+              <w:rPr>
+                <w:rFonts w:ascii="Times New Roman" w:hAnsi="Times New Roman" w:eastAsia="楷体"/>
+                <w:b w:val="0"/>
+                <w:color w:val="000000"/>
+                <w:sz w:val="18"/>
+              </w:rPr>
+              <w:t>150</w:t>
+            </w:r>
+          </w:p>
+        </w:tc>
+        <w:tc>
+          <w:tcPr>
+            <w:tcW w:type="dxa" w:w="1568"/>
+            <w:vAlign w:val="center"/>
+            <w:tcBorders>
+              <w:top w:val="single" w:sz="4" w:color="A6A6A6"/>
+              <w:left w:val="single" w:sz="4" w:color="A6A6A6"/>
+              <w:bottom w:val="single" w:sz="4" w:color="A6A6A6"/>
+              <w:right w:val="single" w:sz="4" w:color="A6A6A6"/>
+            </w:tcBorders>
+          </w:tcPr>
+          <w:p>
+            <w:pPr>
+              <w:spacing w:before="0" w:after="0" w:line="276" w:lineRule="auto"/>
+              <w:ind w:firstLine="0"/>
+              <w:jc w:val="center"/>
+            </w:pPr>
+            <w:r/>
+            <w:r>
+              <w:rPr>
+                <w:rFonts w:ascii="Times New Roman" w:hAnsi="Times New Roman" w:eastAsia="楷体"/>
+                <w:b w:val="0"/>
+                <w:color w:val="000000"/>
+                <w:sz w:val="18"/>
+              </w:rPr>
+              <w:t>918.46</w:t>
+            </w:r>
+          </w:p>
+        </w:tc>
+        <w:tc>
+          <w:tcPr>
+            <w:tcW w:type="dxa" w:w="1568"/>
+            <w:vAlign w:val="center"/>
+            <w:tcBorders>
+              <w:top w:val="single" w:sz="4" w:color="A6A6A6"/>
+              <w:left w:val="single" w:sz="4" w:color="A6A6A6"/>
+              <w:bottom w:val="single" w:sz="4" w:color="A6A6A6"/>
+              <w:right w:val="single" w:sz="4" w:color="A6A6A6"/>
+            </w:tcBorders>
+          </w:tcPr>
+          <w:p>
+            <w:pPr>
+              <w:spacing w:before="0" w:after="0" w:line="276" w:lineRule="auto"/>
+              <w:ind w:firstLine="0"/>
+              <w:jc w:val="center"/>
+            </w:pPr>
+            <w:r/>
+            <w:r>
+              <w:rPr>
+                <w:rFonts w:ascii="Times New Roman" w:hAnsi="Times New Roman" w:eastAsia="楷体"/>
+                <w:b w:val="0"/>
+                <w:color w:val="000000"/>
+                <w:sz w:val="18"/>
+              </w:rPr>
+              <w:t>1,434</w:t>
+            </w:r>
+          </w:p>
+        </w:tc>
+        <w:tc>
+          <w:tcPr>
+            <w:tcW w:type="dxa" w:w="1568"/>
+            <w:vAlign w:val="center"/>
+            <w:tcBorders>
+              <w:top w:val="single" w:sz="4" w:color="A6A6A6"/>
+              <w:left w:val="single" w:sz="4" w:color="A6A6A6"/>
+              <w:bottom w:val="single" w:sz="4" w:color="A6A6A6"/>
+              <w:right w:val="single" w:sz="4" w:color="A6A6A6"/>
+            </w:tcBorders>
+          </w:tcPr>
+          <w:p>
+            <w:pPr>
+              <w:spacing w:before="0" w:after="0" w:line="276" w:lineRule="auto"/>
+              <w:ind w:firstLine="0"/>
+              <w:jc w:val="center"/>
+            </w:pPr>
+            <w:r/>
+            <w:r>
+              <w:rPr>
+                <w:rFonts w:ascii="Times New Roman" w:hAnsi="Times New Roman" w:eastAsia="楷体"/>
+                <w:b w:val="0"/>
+                <w:color w:val="000000"/>
+                <w:sz w:val="18"/>
+              </w:rPr>
+              <w:t>0.29%</w:t>
+            </w:r>
+          </w:p>
+        </w:tc>
+        <w:tc>
+          <w:tcPr>
+            <w:tcW w:type="dxa" w:w="1568"/>
+            <w:vAlign w:val="center"/>
+            <w:tcBorders>
+              <w:top w:val="single" w:sz="4" w:color="A6A6A6"/>
+              <w:left w:val="single" w:sz="4" w:color="A6A6A6"/>
+              <w:bottom w:val="single" w:sz="4" w:color="A6A6A6"/>
+              <w:right w:val="single" w:sz="4" w:color="A6A6A6"/>
+            </w:tcBorders>
+          </w:tcPr>
+          <w:p>
+            <w:pPr>
+              <w:spacing w:before="0" w:after="0" w:line="276" w:lineRule="auto"/>
+              <w:ind w:firstLine="0"/>
+              <w:jc w:val="center"/>
+            </w:pPr>
+            <w:r/>
+            <w:r>
+              <w:rPr>
+                <w:rFonts w:ascii="Times New Roman" w:hAnsi="Times New Roman" w:eastAsia="楷体"/>
+                <w:b w:val="0"/>
+                <w:color w:val="000000"/>
+                <w:sz w:val="18"/>
+              </w:rPr>
+              <w:t>131.70</w:t>
+            </w:r>
+          </w:p>
+        </w:tc>
+      </w:tr>
+      <w:tr>
+        <w:tc>
+          <w:tcPr>
+            <w:tcW w:type="dxa" w:w="1568"/>
+            <w:vAlign w:val="center"/>
+            <w:tcBorders>
+              <w:top w:val="single" w:sz="4" w:color="A6A6A6"/>
+              <w:left w:val="single" w:sz="4" w:color="A6A6A6"/>
+              <w:bottom w:val="single" w:sz="4" w:color="A6A6A6"/>
+              <w:right w:val="single" w:sz="4" w:color="A6A6A6"/>
+            </w:tcBorders>
+          </w:tcPr>
+          <w:p>
+            <w:pPr>
+              <w:spacing w:before="0" w:after="0" w:line="276" w:lineRule="auto"/>
+              <w:ind w:firstLine="0"/>
+              <w:jc w:val="left"/>
+            </w:pPr>
+            <w:r/>
+            <w:r>
+              <w:rPr>
+                <w:rFonts w:ascii="Times New Roman" w:hAnsi="Times New Roman" w:eastAsia="楷体"/>
+                <w:b w:val="0"/>
+                <w:color w:val="000000"/>
+                <w:sz w:val="18"/>
+              </w:rPr>
+              <w:t>2025</w:t>
+            </w:r>
+          </w:p>
+        </w:tc>
+        <w:tc>
+          <w:tcPr>
+            <w:tcW w:type="dxa" w:w="1568"/>
+            <w:vAlign w:val="center"/>
+            <w:tcBorders>
+              <w:top w:val="single" w:sz="4" w:color="A6A6A6"/>
+              <w:left w:val="single" w:sz="4" w:color="A6A6A6"/>
+              <w:bottom w:val="single" w:sz="4" w:color="A6A6A6"/>
+              <w:right w:val="single" w:sz="4" w:color="A6A6A6"/>
+            </w:tcBorders>
+          </w:tcPr>
+          <w:p>
+            <w:pPr>
+              <w:spacing w:before="0" w:after="0" w:line="276" w:lineRule="auto"/>
+              <w:ind w:firstLine="0"/>
+              <w:jc w:val="center"/>
+            </w:pPr>
+            <w:r/>
+            <w:r>
+              <w:rPr>
+                <w:rFonts w:ascii="Times New Roman" w:hAnsi="Times New Roman" w:eastAsia="楷体"/>
+                <w:b w:val="0"/>
+                <w:color w:val="000000"/>
+                <w:sz w:val="18"/>
+              </w:rPr>
+              <w:t>112</w:t>
+            </w:r>
+          </w:p>
+        </w:tc>
+        <w:tc>
+          <w:tcPr>
+            <w:tcW w:type="dxa" w:w="1568"/>
+            <w:vAlign w:val="center"/>
+            <w:tcBorders>
+              <w:top w:val="single" w:sz="4" w:color="A6A6A6"/>
+              <w:left w:val="single" w:sz="4" w:color="A6A6A6"/>
+              <w:bottom w:val="single" w:sz="4" w:color="A6A6A6"/>
+              <w:right w:val="single" w:sz="4" w:color="A6A6A6"/>
+            </w:tcBorders>
+          </w:tcPr>
+          <w:p>
+            <w:pPr>
+              <w:spacing w:before="0" w:after="0" w:line="276" w:lineRule="auto"/>
+              <w:ind w:firstLine="0"/>
+              <w:jc w:val="center"/>
+            </w:pPr>
+            <w:r/>
+            <w:r>
+              <w:rPr>
+                <w:rFonts w:ascii="Times New Roman" w:hAnsi="Times New Roman" w:eastAsia="楷体"/>
+                <w:b w:val="0"/>
+                <w:color w:val="000000"/>
+                <w:sz w:val="18"/>
+              </w:rPr>
+              <w:t>828.46</w:t>
+            </w:r>
+          </w:p>
+        </w:tc>
+        <w:tc>
+          <w:tcPr>
+            <w:tcW w:type="dxa" w:w="1568"/>
+            <w:vAlign w:val="center"/>
+            <w:tcBorders>
+              <w:top w:val="single" w:sz="4" w:color="A6A6A6"/>
+              <w:left w:val="single" w:sz="4" w:color="A6A6A6"/>
+              <w:bottom w:val="single" w:sz="4" w:color="A6A6A6"/>
+              <w:right w:val="single" w:sz="4" w:color="A6A6A6"/>
+            </w:tcBorders>
+          </w:tcPr>
+          <w:p>
+            <w:pPr>
+              <w:spacing w:before="0" w:after="0" w:line="276" w:lineRule="auto"/>
+              <w:ind w:firstLine="0"/>
+              <w:jc w:val="center"/>
+            </w:pPr>
+            <w:r/>
+            <w:r>
+              <w:rPr>
+                <w:rFonts w:ascii="Times New Roman" w:hAnsi="Times New Roman" w:eastAsia="楷体"/>
+                <w:b w:val="0"/>
+                <w:color w:val="000000"/>
+                <w:sz w:val="18"/>
+              </w:rPr>
+              <w:t>921</w:t>
+            </w:r>
+          </w:p>
+        </w:tc>
+        <w:tc>
+          <w:tcPr>
+            <w:tcW w:type="dxa" w:w="1568"/>
+            <w:vAlign w:val="center"/>
+            <w:tcBorders>
+              <w:top w:val="single" w:sz="4" w:color="A6A6A6"/>
+              <w:left w:val="single" w:sz="4" w:color="A6A6A6"/>
+              <w:bottom w:val="single" w:sz="4" w:color="A6A6A6"/>
+              <w:right w:val="single" w:sz="4" w:color="A6A6A6"/>
+            </w:tcBorders>
+          </w:tcPr>
+          <w:p>
+            <w:pPr>
+              <w:spacing w:before="0" w:after="0" w:line="276" w:lineRule="auto"/>
+              <w:ind w:firstLine="0"/>
+              <w:jc w:val="center"/>
+            </w:pPr>
+            <w:r/>
+            <w:r>
+              <w:rPr>
+                <w:rFonts w:ascii="Times New Roman" w:hAnsi="Times New Roman" w:eastAsia="楷体"/>
+                <w:b w:val="0"/>
+                <w:color w:val="000000"/>
+                <w:sz w:val="18"/>
+              </w:rPr>
+              <w:t>1.56%</w:t>
+            </w:r>
+          </w:p>
+        </w:tc>
+        <w:tc>
+          <w:tcPr>
+            <w:tcW w:type="dxa" w:w="1568"/>
+            <w:vAlign w:val="center"/>
+            <w:tcBorders>
+              <w:top w:val="single" w:sz="4" w:color="A6A6A6"/>
+              <w:left w:val="single" w:sz="4" w:color="A6A6A6"/>
+              <w:bottom w:val="single" w:sz="4" w:color="A6A6A6"/>
+              <w:right w:val="single" w:sz="4" w:color="A6A6A6"/>
+            </w:tcBorders>
+          </w:tcPr>
+          <w:p>
+            <w:pPr>
+              <w:spacing w:before="0" w:after="0" w:line="276" w:lineRule="auto"/>
+              <w:ind w:firstLine="0"/>
+              <w:jc w:val="center"/>
+            </w:pPr>
+            <w:r/>
+            <w:r>
+              <w:rPr>
+                <w:rFonts w:ascii="Times New Roman" w:hAnsi="Times New Roman" w:eastAsia="楷体"/>
+                <w:b w:val="0"/>
+                <w:color w:val="000000"/>
+                <w:sz w:val="18"/>
+              </w:rPr>
+              <w:t>76.30</w:t>
+            </w:r>
+          </w:p>
+        </w:tc>
+      </w:tr>
+      <w:tr>
+        <w:tc>
+          <w:tcPr>
+            <w:tcW w:type="dxa" w:w="1568"/>
+            <w:vAlign w:val="center"/>
+            <w:tcBorders>
+              <w:top w:val="single" w:sz="4" w:color="A6A6A6"/>
+              <w:left w:val="single" w:sz="4" w:color="A6A6A6"/>
+              <w:bottom w:val="single" w:sz="4" w:color="A6A6A6"/>
+              <w:right w:val="single" w:sz="4" w:color="A6A6A6"/>
+            </w:tcBorders>
+          </w:tcPr>
+          <w:p>
+            <w:pPr>
+              <w:spacing w:before="0" w:after="0" w:line="276" w:lineRule="auto"/>
+              <w:ind w:firstLine="0"/>
+              <w:jc w:val="left"/>
+            </w:pPr>
+            <w:r/>
+            <w:r>
+              <w:rPr>
+                <w:rFonts w:ascii="Times New Roman" w:hAnsi="Times New Roman" w:eastAsia="楷体"/>
+                <w:b w:val="0"/>
+                <w:color w:val="000000"/>
+                <w:sz w:val="18"/>
+              </w:rPr>
+              <w:t>2026年1-4月</w:t>
+            </w:r>
+          </w:p>
+        </w:tc>
+        <w:tc>
+          <w:tcPr>
+            <w:tcW w:type="dxa" w:w="1568"/>
+            <w:vAlign w:val="center"/>
+            <w:tcBorders>
+              <w:top w:val="single" w:sz="4" w:color="A6A6A6"/>
+              <w:left w:val="single" w:sz="4" w:color="A6A6A6"/>
+              <w:bottom w:val="single" w:sz="4" w:color="A6A6A6"/>
+              <w:right w:val="single" w:sz="4" w:color="A6A6A6"/>
+            </w:tcBorders>
+          </w:tcPr>
+          <w:p>
+            <w:pPr>
+              <w:spacing w:before="0" w:after="0" w:line="276" w:lineRule="auto"/>
+              <w:ind w:firstLine="0"/>
+              <w:jc w:val="center"/>
+            </w:pPr>
+            <w:r/>
+            <w:r>
+              <w:rPr>
+                <w:rFonts w:ascii="Times New Roman" w:hAnsi="Times New Roman" w:eastAsia="楷体"/>
+                <w:b w:val="0"/>
+                <w:color w:val="000000"/>
+                <w:sz w:val="18"/>
+              </w:rPr>
+              <w:t>50</w:t>
+            </w:r>
+          </w:p>
+        </w:tc>
+        <w:tc>
+          <w:tcPr>
+            <w:tcW w:type="dxa" w:w="1568"/>
+            <w:vAlign w:val="center"/>
+            <w:tcBorders>
+              <w:top w:val="single" w:sz="4" w:color="A6A6A6"/>
+              <w:left w:val="single" w:sz="4" w:color="A6A6A6"/>
+              <w:bottom w:val="single" w:sz="4" w:color="A6A6A6"/>
+              <w:right w:val="single" w:sz="4" w:color="A6A6A6"/>
+            </w:tcBorders>
+          </w:tcPr>
+          <w:p>
+            <w:pPr>
+              <w:spacing w:before="0" w:after="0" w:line="276" w:lineRule="auto"/>
+              <w:ind w:firstLine="0"/>
+              <w:jc w:val="center"/>
+            </w:pPr>
+            <w:r/>
+            <w:r>
+              <w:rPr>
+                <w:rFonts w:ascii="Times New Roman" w:hAnsi="Times New Roman" w:eastAsia="楷体"/>
+                <w:b w:val="0"/>
+                <w:color w:val="000000"/>
+                <w:sz w:val="18"/>
+              </w:rPr>
+              <w:t>245.27</w:t>
+            </w:r>
+          </w:p>
+        </w:tc>
+        <w:tc>
+          <w:tcPr>
+            <w:tcW w:type="dxa" w:w="1568"/>
+            <w:vAlign w:val="center"/>
+            <w:tcBorders>
+              <w:top w:val="single" w:sz="4" w:color="A6A6A6"/>
+              <w:left w:val="single" w:sz="4" w:color="A6A6A6"/>
+              <w:bottom w:val="single" w:sz="4" w:color="A6A6A6"/>
+              <w:right w:val="single" w:sz="4" w:color="A6A6A6"/>
+            </w:tcBorders>
+          </w:tcPr>
+          <w:p>
+            <w:pPr>
+              <w:spacing w:before="0" w:after="0" w:line="276" w:lineRule="auto"/>
+              <w:ind w:firstLine="0"/>
+              <w:jc w:val="center"/>
+            </w:pPr>
+            <w:r/>
+            <w:r>
+              <w:rPr>
+                <w:rFonts w:ascii="Times New Roman" w:hAnsi="Times New Roman" w:eastAsia="楷体"/>
+                <w:b w:val="0"/>
+                <w:color w:val="000000"/>
+                <w:sz w:val="18"/>
+              </w:rPr>
+              <w:t>—</w:t>
+            </w:r>
+          </w:p>
+        </w:tc>
+        <w:tc>
+          <w:tcPr>
+            <w:tcW w:type="dxa" w:w="1568"/>
+            <w:vAlign w:val="center"/>
+            <w:tcBorders>
+              <w:top w:val="single" w:sz="4" w:color="A6A6A6"/>
+              <w:left w:val="single" w:sz="4" w:color="A6A6A6"/>
+              <w:bottom w:val="single" w:sz="4" w:color="A6A6A6"/>
+              <w:right w:val="single" w:sz="4" w:color="A6A6A6"/>
+            </w:tcBorders>
+          </w:tcPr>
+          <w:p>
+            <w:pPr>
+              <w:spacing w:before="0" w:after="0" w:line="276" w:lineRule="auto"/>
+              <w:ind w:firstLine="0"/>
+              <w:jc w:val="center"/>
+            </w:pPr>
+            <w:r/>
+            <w:r>
+              <w:rPr>
+                <w:rFonts w:ascii="Times New Roman" w:hAnsi="Times New Roman" w:eastAsia="楷体"/>
+                <w:b w:val="0"/>
+                <w:color w:val="000000"/>
+                <w:sz w:val="18"/>
+              </w:rPr>
+              <w:t>—</w:t>
+            </w:r>
+          </w:p>
+        </w:tc>
+        <w:tc>
+          <w:tcPr>
+            <w:tcW w:type="dxa" w:w="1568"/>
+            <w:vAlign w:val="center"/>
+            <w:tcBorders>
+              <w:top w:val="single" w:sz="4" w:color="A6A6A6"/>
+              <w:left w:val="single" w:sz="4" w:color="A6A6A6"/>
+              <w:bottom w:val="single" w:sz="4" w:color="A6A6A6"/>
+              <w:right w:val="single" w:sz="4" w:color="A6A6A6"/>
+            </w:tcBorders>
+          </w:tcPr>
+          <w:p>
+            <w:pPr>
+              <w:spacing w:before="0" w:after="0" w:line="276" w:lineRule="auto"/>
+              <w:ind w:firstLine="0"/>
+              <w:jc w:val="center"/>
+            </w:pPr>
+            <w:r/>
+            <w:r>
+              <w:rPr>
+                <w:rFonts w:ascii="Times New Roman" w:hAnsi="Times New Roman" w:eastAsia="楷体"/>
+                <w:b w:val="0"/>
+                <w:color w:val="000000"/>
+                <w:sz w:val="18"/>
+              </w:rPr>
+              <w:t>48.38</w:t>
+            </w:r>
+          </w:p>
+        </w:tc>
+      </w:tr>
+    </w:tbl>
+    <w:p>
+      <w:pPr>
+        <w:spacing w:before="0" w:after="80" w:line="360" w:lineRule="auto"/>
+        <w:ind w:firstLine="0"/>
+      </w:pPr>
+      <w:r>
+        <w:rPr>
+          <w:rFonts w:ascii="Times New Roman" w:hAnsi="Times New Roman" w:eastAsia="楷体"/>
+          <w:b w:val="0"/>
+          <w:color w:val="000000"/>
+          <w:sz w:val="19"/>
+        </w:rPr>
+        <w:t>资料来源:中指数据库,风控信评部整理</w:t>
       </w:r>
     </w:p>
     <w:p>
@@ -5208,7 +5467,7 @@
           <w:color w:val="000000"/>
           <w:sz w:val="21"/>
         </w:rPr>
-        <w:t>政府债务方面，2023、2024、2025年末昆明市地方政府债务余额分别为2,566.20亿元、2,842.03亿元、3,132.10亿元，2025年末债务限额3,267.10亿元，债务余额控制在限额以内；城投有息债务2025年末估算余额3,805.99亿元。债务率指标看，2025年末政府债务率168.49%、城投债务率204.74%、宽口径债务率373.22%。</w:t>
+        <w:t>从房地产销售看，新房均价2025年为11,454元/㎡。二手房市场仍处于深度调整，据中指冰山指数(最低挂牌价口径)，太原二手房挂牌价较2019年4月高点累计下跌32.80%，2023年累计跌幅-4.40%、2024年累计跌幅-3.35%、2025年累计跌幅-5.97%。</w:t>
       </w:r>
     </w:p>
     <w:p>
@@ -5223,7 +5482,22 @@
           <w:color w:val="000000"/>
           <w:sz w:val="21"/>
         </w:rPr>
-        <w:t>综合来看，昆明市财政基本盘较为扎实，但土地财政收缩与债务规模扩张是当前主要压力线；我们预计宽口径债务率短期内将维持偏高水平，需重点关注后续化债进展、土地市场企稳情况以及融资平台合规整改对城投再融资能力的影响。</w:t>
+        <w:t>政府债务方面，2023、2024、2025年末太原市地方政府债务余额分别为1,167.48亿元、1,422.98亿元、1,791.69亿元，两年累计增长53.47%，主要源于地方专项债加快发行及置换债集中落地；2025年末债务限额1,811.51亿元，债务余额控制在限额以内。城投有息债务方面，2025年末估算余额为1,069.78亿元，较2023年末下降0.81%。债务率指标看，2025年末太原市政府债务率173.98%、城投债务率103.88%、宽口径债务率277.86%，较2023年末抬升88.72个百分点。值得注意的是，政府性基金收入下滑是债务率分母端走低的重要因素，叠加债务规模快速扩张，对债务率指标形成放大效应。</w:t>
+      </w:r>
+    </w:p>
+    <w:p>
+      <w:pPr>
+        <w:spacing w:before="0" w:after="60" w:line="360" w:lineRule="auto"/>
+        <w:ind w:firstLine="420"/>
+      </w:pPr>
+      <w:r>
+        <w:rPr>
+          <w:rFonts w:ascii="Times New Roman" w:hAnsi="Times New Roman" w:eastAsia="楷体"/>
+          <w:b w:val="0"/>
+          <w:color w:val="000000"/>
+          <w:sz w:val="21"/>
+        </w:rPr>
+        <w:t>综合来看，太原市作为能源重化省会，产业偏重，区域信用环境总体可控。我们预计宽口径债务率短期内将维持相对偏高水平，需重点关注后续化债进展、土地市场企稳情况以及融资平台合规整改对城投平台再融资能力的影响。</w:t>
       </w:r>
     </w:p>
     <w:sectPr>
